--- a/StudyCard/Phiếu học tập CSS - BTTH02 - K66.docx
+++ b/StudyCard/Phiếu học tập CSS - BTTH02 - K66.docx
@@ -16,7 +16,7 @@
           <w:noProof/>
         </w:rPr>
         <w:pict w14:anchorId="4E6FB1D0">
-          <v:rect id="_x0000_s1041" alt="" style="width:475.5pt;height:.05pt;mso-width-percent:0;mso-height-percent:0;mso-left-percent:-10001;mso-top-percent:-10001;mso-position-horizontal:absolute;mso-position-horizontal-relative:char;mso-position-vertical:absolute;mso-position-vertical-relative:line;mso-width-percent:0;mso-height-percent:0;mso-left-percent:-10001;mso-top-percent:-10001" o:hralign="center" o:hrstd="t" strokeweight="1pt">
+          <v:rect id="_x0000_s1038" alt="" style="width:475.5pt;height:.05pt;mso-width-percent:0;mso-height-percent:0;mso-left-percent:-10001;mso-top-percent:-10001;mso-position-horizontal:absolute;mso-position-horizontal-relative:char;mso-position-vertical:absolute;mso-position-vertical-relative:line;mso-width-percent:0;mso-height-percent:0;mso-left-percent:-10001;mso-top-percent:-10001" o:hralign="center" o:hrstd="t" strokeweight="1pt">
             <v:stroke opacity="0"/>
           </v:rect>
         </w:pict>
@@ -41,6 +41,9 @@
     <w:p>
       <w:pPr>
         <w:spacing w:after="210" w:line="360" w:lineRule="auto"/>
+        <w:rPr>
+          <w:lang w:val="vi-VN"/>
+        </w:rPr>
       </w:pPr>
       <w:proofErr w:type="spellStart"/>
       <w:r>
@@ -101,7 +104,22 @@
           <w:rFonts w:ascii="inter" w:eastAsia="inter" w:hAnsi="inter" w:cs="inter"/>
           <w:color w:val="000000"/>
         </w:rPr>
-        <w:t xml:space="preserve"> __________________________________</w:t>
+        <w:t xml:space="preserve"> </w:t>
+      </w:r>
+      <w:r>
+        <w:rPr>
+          <w:rFonts w:ascii="inter" w:eastAsia="inter" w:hAnsi="inter" w:cs="inter"/>
+          <w:color w:val="000000"/>
+        </w:rPr>
+        <w:t>Nguyễn</w:t>
+      </w:r>
+      <w:r>
+        <w:rPr>
+          <w:rFonts w:ascii="inter" w:eastAsia="inter" w:hAnsi="inter" w:cs="inter"/>
+          <w:color w:val="000000"/>
+          <w:lang w:val="vi-VN"/>
+        </w:rPr>
+        <w:t xml:space="preserve"> Tấn Tài</w:t>
       </w:r>
     </w:p>
     <w:p>
@@ -109,7 +127,6 @@
         <w:spacing w:after="210" w:line="360" w:lineRule="auto"/>
       </w:pPr>
       <w:proofErr w:type="spellStart"/>
-      <w:proofErr w:type="gramStart"/>
       <w:r>
         <w:rPr>
           <w:rFonts w:ascii="inter" w:eastAsia="inter" w:hAnsi="inter" w:cs="inter"/>
@@ -119,7 +136,6 @@
         <w:t>Mã</w:t>
       </w:r>
       <w:proofErr w:type="spellEnd"/>
-      <w:proofErr w:type="gramEnd"/>
       <w:r>
         <w:rPr>
           <w:rFonts w:ascii="inter" w:eastAsia="inter" w:hAnsi="inter" w:cs="inter"/>
@@ -169,12 +185,22 @@
           <w:rFonts w:ascii="inter" w:eastAsia="inter" w:hAnsi="inter" w:cs="inter"/>
           <w:color w:val="000000"/>
         </w:rPr>
-        <w:t xml:space="preserve"> __________________________________</w:t>
+        <w:t xml:space="preserve"> </w:t>
+      </w:r>
+      <w:r>
+        <w:rPr>
+          <w:rFonts w:ascii="inter" w:eastAsia="inter" w:hAnsi="inter" w:cs="inter"/>
+          <w:color w:val="000000"/>
+        </w:rPr>
+        <w:t>2451261056</w:t>
       </w:r>
     </w:p>
     <w:p>
       <w:pPr>
         <w:spacing w:after="210" w:line="360" w:lineRule="auto"/>
+        <w:rPr>
+          <w:lang w:val="vi-VN"/>
+        </w:rPr>
       </w:pPr>
       <w:proofErr w:type="spellStart"/>
       <w:r>
@@ -199,12 +225,23 @@
           <w:rFonts w:ascii="inter" w:eastAsia="inter" w:hAnsi="inter" w:cs="inter"/>
           <w:color w:val="000000"/>
         </w:rPr>
-        <w:t xml:space="preserve"> __________________________________</w:t>
+        <w:t xml:space="preserve"> </w:t>
+      </w:r>
+      <w:r>
+        <w:rPr>
+          <w:rFonts w:ascii="inter" w:eastAsia="inter" w:hAnsi="inter" w:cs="inter"/>
+          <w:color w:val="000000"/>
+          <w:lang w:val="vi-VN"/>
+        </w:rPr>
+        <w:t>66TTNT2</w:t>
       </w:r>
     </w:p>
     <w:p>
       <w:pPr>
         <w:spacing w:after="210" w:line="360" w:lineRule="auto"/>
+        <w:rPr>
+          <w:lang w:val="vi-VN"/>
+        </w:rPr>
       </w:pPr>
       <w:proofErr w:type="spellStart"/>
       <w:r>
@@ -247,7 +284,22 @@
           <w:rFonts w:ascii="inter" w:eastAsia="inter" w:hAnsi="inter" w:cs="inter"/>
           <w:color w:val="000000"/>
         </w:rPr>
-        <w:t xml:space="preserve"> __________________________________</w:t>
+        <w:t xml:space="preserve"> </w:t>
+      </w:r>
+      <w:r>
+        <w:rPr>
+          <w:rFonts w:ascii="inter" w:eastAsia="inter" w:hAnsi="inter" w:cs="inter"/>
+          <w:color w:val="000000"/>
+        </w:rPr>
+        <w:t>02</w:t>
+      </w:r>
+      <w:r>
+        <w:rPr>
+          <w:rFonts w:ascii="inter" w:eastAsia="inter" w:hAnsi="inter" w:cs="inter"/>
+          <w:color w:val="000000"/>
+          <w:lang w:val="vi-VN"/>
+        </w:rPr>
+        <w:t>/03/2026</w:t>
       </w:r>
     </w:p>
     <w:p>
@@ -264,7 +316,7 @@
           <w:noProof/>
         </w:rPr>
         <w:pict w14:anchorId="1FFA2B47">
-          <v:rect id="_x0000_s1040" alt="" style="width:475.5pt;height:.05pt;mso-width-percent:0;mso-height-percent:0;mso-left-percent:-10001;mso-top-percent:-10001;mso-position-horizontal:absolute;mso-position-horizontal-relative:char;mso-position-vertical:absolute;mso-position-vertical-relative:line;mso-width-percent:0;mso-height-percent:0;mso-left-percent:-10001;mso-top-percent:-10001" o:hralign="center" o:hrstd="t" strokeweight="1pt">
+          <v:rect id="_x0000_s1037" alt="" style="width:475.5pt;height:.05pt;mso-width-percent:0;mso-height-percent:0;mso-left-percent:-10001;mso-top-percent:-10001;mso-position-horizontal:absolute;mso-position-horizontal-relative:char;mso-position-vertical:absolute;mso-position-vertical-relative:line;mso-width-percent:0;mso-height-percent:0;mso-left-percent:-10001;mso-top-percent:-10001" o:hralign="center" o:hrstd="t" strokeweight="1pt">
             <v:stroke opacity="0"/>
           </v:rect>
         </w:pict>
@@ -290,6 +342,9 @@
     <w:p>
       <w:pPr>
         <w:spacing w:after="210" w:line="360" w:lineRule="auto"/>
+        <w:rPr>
+          <w:lang w:val="vi-VN"/>
+        </w:rPr>
       </w:pPr>
       <w:r>
         <w:rPr>
@@ -352,6 +407,15 @@
           <w:color w:val="000000"/>
         </w:rPr>
         <w:t xml:space="preserve"> (Link):</w:t>
+      </w:r>
+      <w:r>
+        <w:rPr>
+          <w:rFonts w:ascii="inter" w:eastAsia="inter" w:hAnsi="inter" w:cs="inter"/>
+          <w:b/>
+          <w:color w:val="000000"/>
+          <w:lang w:val="vi-VN"/>
+        </w:rPr>
+        <w:t xml:space="preserve"> </w:t>
       </w:r>
     </w:p>
     <w:p>
@@ -604,27 +668,7 @@
           <w:color w:val="000000"/>
           <w:sz w:val="24"/>
         </w:rPr>
-        <w:t xml:space="preserve"> </w:t>
-      </w:r>
-      <w:proofErr w:type="spellStart"/>
-      <w:r>
-        <w:rPr>
-          <w:rFonts w:ascii="inter" w:eastAsia="inter" w:hAnsi="inter" w:cs="inter"/>
-          <w:b/>
-          <w:color w:val="000000"/>
-          <w:sz w:val="24"/>
-        </w:rPr>
-        <w:t>gì</w:t>
-      </w:r>
-      <w:proofErr w:type="spellEnd"/>
-      <w:r>
-        <w:rPr>
-          <w:rFonts w:ascii="inter" w:eastAsia="inter" w:hAnsi="inter" w:cs="inter"/>
-          <w:b/>
-          <w:color w:val="000000"/>
-          <w:sz w:val="24"/>
-        </w:rPr>
-        <w:t>? (</w:t>
+        <w:t xml:space="preserve"> gì? (</w:t>
       </w:r>
       <w:proofErr w:type="spellStart"/>
       <w:r>
@@ -821,7 +865,16 @@
           <w:rFonts w:ascii="inter" w:eastAsia="inter" w:hAnsi="inter" w:cs="inter"/>
           <w:color w:val="000000"/>
         </w:rPr>
-        <w:t xml:space="preserve"> ________________________________</w:t>
+        <w:t xml:space="preserve"> </w:t>
+      </w:r>
+      <w:r>
+        <w:rPr>
+          <w:rFonts w:ascii="inter" w:eastAsia="inter" w:hAnsi="inter" w:cs="inter"/>
+          <w:b/>
+          <w:bCs/>
+          <w:color w:val="000000"/>
+        </w:rPr>
+        <w:t>Cascading Style Sheets</w:t>
       </w:r>
     </w:p>
     <w:p>
@@ -1002,7 +1055,24 @@
           <w:rFonts w:ascii="inter" w:eastAsia="inter" w:hAnsi="inter" w:cs="inter"/>
           <w:color w:val="000000"/>
         </w:rPr>
-        <w:t>: ____________________________</w:t>
+        <w:t xml:space="preserve">: </w:t>
+      </w:r>
+      <w:proofErr w:type="spellStart"/>
+      <w:r>
+        <w:rPr>
+          <w:rFonts w:ascii="inter" w:eastAsia="inter" w:hAnsi="inter" w:cs="inter"/>
+          <w:color w:val="000000"/>
+        </w:rPr>
+        <w:t>Bộ</w:t>
+      </w:r>
+      <w:proofErr w:type="spellEnd"/>
+      <w:r>
+        <w:rPr>
+          <w:rFonts w:ascii="inter" w:eastAsia="inter" w:hAnsi="inter" w:cs="inter"/>
+          <w:color w:val="000000"/>
+          <w:lang w:val="vi-VN"/>
+        </w:rPr>
+        <w:t xml:space="preserve"> khung của trang web.</w:t>
       </w:r>
     </w:p>
     <w:p>
@@ -1066,7 +1136,24 @@
           <w:rFonts w:ascii="inter" w:eastAsia="inter" w:hAnsi="inter" w:cs="inter"/>
           <w:color w:val="000000"/>
         </w:rPr>
-        <w:t>: ____________________________</w:t>
+        <w:t xml:space="preserve">: </w:t>
+      </w:r>
+      <w:proofErr w:type="spellStart"/>
+      <w:r>
+        <w:rPr>
+          <w:rFonts w:ascii="inter" w:eastAsia="inter" w:hAnsi="inter" w:cs="inter"/>
+          <w:color w:val="000000"/>
+        </w:rPr>
+        <w:t>Tổ</w:t>
+      </w:r>
+      <w:proofErr w:type="spellEnd"/>
+      <w:r>
+        <w:rPr>
+          <w:rFonts w:ascii="inter" w:eastAsia="inter" w:hAnsi="inter" w:cs="inter"/>
+          <w:color w:val="000000"/>
+          <w:lang w:val="vi-VN"/>
+        </w:rPr>
+        <w:t xml:space="preserve"> chức lại các phần tử.</w:t>
       </w:r>
     </w:p>
     <w:p>
@@ -1130,7 +1217,24 @@
           <w:rFonts w:ascii="inter" w:eastAsia="inter" w:hAnsi="inter" w:cs="inter"/>
           <w:color w:val="000000"/>
         </w:rPr>
-        <w:t>: ____________________________</w:t>
+        <w:t xml:space="preserve">: </w:t>
+      </w:r>
+      <w:proofErr w:type="spellStart"/>
+      <w:r>
+        <w:rPr>
+          <w:rFonts w:ascii="inter" w:eastAsia="inter" w:hAnsi="inter" w:cs="inter"/>
+          <w:color w:val="000000"/>
+        </w:rPr>
+        <w:t>Thêm</w:t>
+      </w:r>
+      <w:proofErr w:type="spellEnd"/>
+      <w:r>
+        <w:rPr>
+          <w:rFonts w:ascii="inter" w:eastAsia="inter" w:hAnsi="inter" w:cs="inter"/>
+          <w:color w:val="000000"/>
+          <w:lang w:val="vi-VN"/>
+        </w:rPr>
+        <w:t xml:space="preserve"> các tương tác với người dùng.</w:t>
       </w:r>
     </w:p>
     <w:p>
@@ -1453,7 +1557,32 @@
           <w:rFonts w:ascii="inter" w:eastAsia="inter" w:hAnsi="inter" w:cs="inter"/>
           <w:color w:val="000000"/>
         </w:rPr>
-        <w:t>): ________________________________</w:t>
+        <w:t xml:space="preserve">): </w:t>
+      </w:r>
+      <w:proofErr w:type="spellStart"/>
+      <w:r>
+        <w:rPr>
+          <w:rFonts w:ascii="inter" w:eastAsia="inter" w:hAnsi="inter" w:cs="inter"/>
+          <w:color w:val="000000"/>
+        </w:rPr>
+        <w:t>Là</w:t>
+      </w:r>
+      <w:proofErr w:type="spellEnd"/>
+      <w:r>
+        <w:rPr>
+          <w:rFonts w:ascii="inter" w:eastAsia="inter" w:hAnsi="inter" w:cs="inter"/>
+          <w:color w:val="000000"/>
+          <w:lang w:val="vi-VN"/>
+        </w:rPr>
+        <w:t xml:space="preserve"> phần</w:t>
+      </w:r>
+      <w:r>
+        <w:rPr>
+          <w:rFonts w:ascii="inter" w:eastAsia="inter" w:hAnsi="inter" w:cs="inter"/>
+          <w:color w:val="000000"/>
+          <w:lang w:val="vi-VN"/>
+        </w:rPr>
+        <w:t xml:space="preserve"> tử HTML mà dev muốn áp dụng CSS</w:t>
       </w:r>
     </w:p>
     <w:p>
@@ -1510,7 +1639,24 @@
           <w:rFonts w:ascii="inter" w:eastAsia="inter" w:hAnsi="inter" w:cs="inter"/>
           <w:color w:val="000000"/>
         </w:rPr>
-        <w:t>): ________________________________</w:t>
+        <w:t xml:space="preserve">): </w:t>
+      </w:r>
+      <w:proofErr w:type="spellStart"/>
+      <w:r>
+        <w:rPr>
+          <w:rFonts w:ascii="inter" w:eastAsia="inter" w:hAnsi="inter" w:cs="inter"/>
+          <w:color w:val="000000"/>
+        </w:rPr>
+        <w:t>Là</w:t>
+      </w:r>
+      <w:proofErr w:type="spellEnd"/>
+      <w:r>
+        <w:rPr>
+          <w:rFonts w:ascii="inter" w:eastAsia="inter" w:hAnsi="inter" w:cs="inter"/>
+          <w:color w:val="000000"/>
+          <w:lang w:val="vi-VN"/>
+        </w:rPr>
+        <w:t xml:space="preserve"> đặc điểm của phần tử</w:t>
       </w:r>
     </w:p>
     <w:p>
@@ -1566,7 +1712,24 @@
           <w:rFonts w:ascii="inter" w:eastAsia="inter" w:hAnsi="inter" w:cs="inter"/>
           <w:color w:val="000000"/>
         </w:rPr>
-        <w:t>): ________________________________</w:t>
+        <w:t xml:space="preserve">): </w:t>
+      </w:r>
+      <w:proofErr w:type="spellStart"/>
+      <w:r>
+        <w:rPr>
+          <w:rFonts w:ascii="inter" w:eastAsia="inter" w:hAnsi="inter" w:cs="inter"/>
+          <w:color w:val="000000"/>
+        </w:rPr>
+        <w:t>Giá</w:t>
+      </w:r>
+      <w:proofErr w:type="spellEnd"/>
+      <w:r>
+        <w:rPr>
+          <w:rFonts w:ascii="inter" w:eastAsia="inter" w:hAnsi="inter" w:cs="inter"/>
+          <w:color w:val="000000"/>
+          <w:lang w:val="vi-VN"/>
+        </w:rPr>
+        <w:t xml:space="preserve"> trị của phần tử</w:t>
       </w:r>
     </w:p>
     <w:p>
@@ -1741,10 +1904,10 @@
         <w:tblLook w:val="04A0" w:firstRow="1" w:lastRow="0" w:firstColumn="1" w:lastColumn="0" w:noHBand="0" w:noVBand="1"/>
       </w:tblPr>
       <w:tblGrid>
-        <w:gridCol w:w="1358"/>
-        <w:gridCol w:w="1121"/>
-        <w:gridCol w:w="996"/>
-        <w:gridCol w:w="1291"/>
+        <w:gridCol w:w="1255"/>
+        <w:gridCol w:w="2622"/>
+        <w:gridCol w:w="2137"/>
+        <w:gridCol w:w="3490"/>
       </w:tblGrid>
       <w:tr>
         <w:trPr>
@@ -1765,6 +1928,7 @@
             <w:pPr>
               <w:spacing w:line="360" w:lineRule="auto"/>
             </w:pPr>
+            <w:proofErr w:type="spellStart"/>
             <w:r>
               <w:rPr>
                 <w:rFonts w:ascii="inter" w:eastAsia="inter" w:hAnsi="inter" w:cs="inter"/>
@@ -1772,7 +1936,17 @@
                 <w:color w:val="000000"/>
                 <w:sz w:val="17"/>
               </w:rPr>
-              <w:t xml:space="preserve">Cách </w:t>
+              <w:t>Cách</w:t>
+            </w:r>
+            <w:proofErr w:type="spellEnd"/>
+            <w:r>
+              <w:rPr>
+                <w:rFonts w:ascii="inter" w:eastAsia="inter" w:hAnsi="inter" w:cs="inter"/>
+                <w:b/>
+                <w:color w:val="000000"/>
+                <w:sz w:val="17"/>
+              </w:rPr>
+              <w:t xml:space="preserve"> </w:t>
             </w:r>
             <w:proofErr w:type="spellStart"/>
             <w:r>
@@ -1996,55 +2170,21 @@
           <w:p>
             <w:pPr>
               <w:spacing w:line="360" w:lineRule="auto"/>
+              <w:rPr>
+                <w:rFonts w:asciiTheme="minorHAnsi"/>
+                <w:sz w:val="20"/>
+                <w:szCs w:val="20"/>
+                <w:lang w:val="vi-VN"/>
+              </w:rPr>
             </w:pPr>
             <w:r>
               <w:rPr>
-                <w:rFonts w:ascii="inter" w:eastAsia="inter" w:hAnsi="inter" w:cs="inter"/>
-                <w:i/>
-                <w:color w:val="000000"/>
-                <w:sz w:val="17"/>
+                <w:rFonts w:asciiTheme="minorHAnsi"/>
+                <w:sz w:val="20"/>
+                <w:szCs w:val="20"/>
+                <w:lang w:val="vi-VN"/>
               </w:rPr>
-              <w:t>(</w:t>
-            </w:r>
-            <w:proofErr w:type="spellStart"/>
-            <w:r>
-              <w:rPr>
-                <w:rFonts w:ascii="inter" w:eastAsia="inter" w:hAnsi="inter" w:cs="inter"/>
-                <w:i/>
-                <w:color w:val="000000"/>
-                <w:sz w:val="17"/>
-              </w:rPr>
-              <w:t>Tự</w:t>
-            </w:r>
-            <w:proofErr w:type="spellEnd"/>
-            <w:r>
-              <w:rPr>
-                <w:rFonts w:ascii="inter" w:eastAsia="inter" w:hAnsi="inter" w:cs="inter"/>
-                <w:i/>
-                <w:color w:val="000000"/>
-                <w:sz w:val="17"/>
-              </w:rPr>
-              <w:t xml:space="preserve"> </w:t>
-            </w:r>
-            <w:proofErr w:type="spellStart"/>
-            <w:r>
-              <w:rPr>
-                <w:rFonts w:ascii="inter" w:eastAsia="inter" w:hAnsi="inter" w:cs="inter"/>
-                <w:i/>
-                <w:color w:val="000000"/>
-                <w:sz w:val="17"/>
-              </w:rPr>
-              <w:t>điền</w:t>
-            </w:r>
-            <w:proofErr w:type="spellEnd"/>
-            <w:r>
-              <w:rPr>
-                <w:rFonts w:ascii="inter" w:eastAsia="inter" w:hAnsi="inter" w:cs="inter"/>
-                <w:i/>
-                <w:color w:val="000000"/>
-                <w:sz w:val="17"/>
-              </w:rPr>
-              <w:t>)</w:t>
+              <w:t>Trong thẻ dev muốn áp dụng CSS</w:t>
             </w:r>
           </w:p>
         </w:tc>
@@ -2060,55 +2200,34 @@
           <w:p>
             <w:pPr>
               <w:spacing w:line="360" w:lineRule="auto"/>
+              <w:rPr>
+                <w:rFonts w:asciiTheme="minorHAnsi"/>
+                <w:iCs/>
+                <w:sz w:val="20"/>
+                <w:szCs w:val="26"/>
+                <w:lang w:val="vi-VN"/>
+              </w:rPr>
             </w:pPr>
             <w:r>
               <w:rPr>
-                <w:rFonts w:ascii="inter" w:eastAsia="inter" w:hAnsi="inter" w:cs="inter"/>
-                <w:i/>
+                <w:rFonts w:asciiTheme="minorHAnsi" w:eastAsia="inter" w:cs="inter"/>
+                <w:iCs/>
                 <w:color w:val="000000"/>
-                <w:sz w:val="17"/>
+                <w:sz w:val="20"/>
+                <w:szCs w:val="26"/>
               </w:rPr>
-              <w:t>(</w:t>
+              <w:t>Nhanh</w:t>
             </w:r>
-            <w:proofErr w:type="spellStart"/>
             <w:r>
               <w:rPr>
-                <w:rFonts w:ascii="inter" w:eastAsia="inter" w:hAnsi="inter" w:cs="inter"/>
-                <w:i/>
+                <w:rFonts w:asciiTheme="minorHAnsi" w:eastAsia="inter" w:cs="inter"/>
+                <w:iCs/>
                 <w:color w:val="000000"/>
-                <w:sz w:val="17"/>
+                <w:sz w:val="20"/>
+                <w:szCs w:val="26"/>
+                <w:lang w:val="vi-VN"/>
               </w:rPr>
-              <w:t>Tự</w:t>
-            </w:r>
-            <w:proofErr w:type="spellEnd"/>
-            <w:r>
-              <w:rPr>
-                <w:rFonts w:ascii="inter" w:eastAsia="inter" w:hAnsi="inter" w:cs="inter"/>
-                <w:i/>
-                <w:color w:val="000000"/>
-                <w:sz w:val="17"/>
-              </w:rPr>
-              <w:t xml:space="preserve"> </w:t>
-            </w:r>
-            <w:proofErr w:type="spellStart"/>
-            <w:r>
-              <w:rPr>
-                <w:rFonts w:ascii="inter" w:eastAsia="inter" w:hAnsi="inter" w:cs="inter"/>
-                <w:i/>
-                <w:color w:val="000000"/>
-                <w:sz w:val="17"/>
-              </w:rPr>
-              <w:t>điền</w:t>
-            </w:r>
-            <w:proofErr w:type="spellEnd"/>
-            <w:r>
-              <w:rPr>
-                <w:rFonts w:ascii="inter" w:eastAsia="inter" w:hAnsi="inter" w:cs="inter"/>
-                <w:i/>
-                <w:color w:val="000000"/>
-                <w:sz w:val="17"/>
-              </w:rPr>
-              <w:t>)</w:t>
+              <w:t>, áp dụng được luôn</w:t>
             </w:r>
           </w:p>
         </w:tc>
@@ -2123,55 +2242,36 @@
           <w:p>
             <w:pPr>
               <w:spacing w:line="360" w:lineRule="auto"/>
+              <w:rPr>
+                <w:rFonts w:asciiTheme="minorHAnsi"/>
+                <w:iCs/>
+                <w:sz w:val="20"/>
+                <w:szCs w:val="26"/>
+                <w:lang w:val="vi-VN"/>
+              </w:rPr>
             </w:pPr>
-            <w:r>
-              <w:rPr>
-                <w:rFonts w:ascii="inter" w:eastAsia="inter" w:hAnsi="inter" w:cs="inter"/>
-                <w:i/>
-                <w:color w:val="000000"/>
-                <w:sz w:val="17"/>
-              </w:rPr>
-              <w:t>(</w:t>
-            </w:r>
             <w:proofErr w:type="spellStart"/>
             <w:r>
               <w:rPr>
-                <w:rFonts w:ascii="inter" w:eastAsia="inter" w:hAnsi="inter" w:cs="inter"/>
-                <w:i/>
+                <w:rFonts w:asciiTheme="minorHAnsi" w:eastAsia="inter" w:cs="inter"/>
+                <w:iCs/>
                 <w:color w:val="000000"/>
-                <w:sz w:val="17"/>
+                <w:sz w:val="20"/>
+                <w:szCs w:val="26"/>
               </w:rPr>
-              <w:t>Tự</w:t>
+              <w:t>Nếu</w:t>
             </w:r>
             <w:proofErr w:type="spellEnd"/>
             <w:r>
               <w:rPr>
-                <w:rFonts w:ascii="inter" w:eastAsia="inter" w:hAnsi="inter" w:cs="inter"/>
-                <w:i/>
+                <w:rFonts w:asciiTheme="minorHAnsi" w:eastAsia="inter" w:cs="inter"/>
+                <w:iCs/>
                 <w:color w:val="000000"/>
-                <w:sz w:val="17"/>
+                <w:sz w:val="20"/>
+                <w:szCs w:val="26"/>
+                <w:lang w:val="vi-VN"/>
               </w:rPr>
-              <w:t xml:space="preserve"> </w:t>
-            </w:r>
-            <w:proofErr w:type="spellStart"/>
-            <w:r>
-              <w:rPr>
-                <w:rFonts w:ascii="inter" w:eastAsia="inter" w:hAnsi="inter" w:cs="inter"/>
-                <w:i/>
-                <w:color w:val="000000"/>
-                <w:sz w:val="17"/>
-              </w:rPr>
-              <w:t>điền</w:t>
-            </w:r>
-            <w:proofErr w:type="spellEnd"/>
-            <w:r>
-              <w:rPr>
-                <w:rFonts w:ascii="inter" w:eastAsia="inter" w:hAnsi="inter" w:cs="inter"/>
-                <w:i/>
-                <w:color w:val="000000"/>
-                <w:sz w:val="17"/>
-              </w:rPr>
-              <w:t>)</w:t>
+              <w:t xml:space="preserve"> CSS dài thì khó đọc</w:t>
             </w:r>
           </w:p>
         </w:tc>
@@ -2218,55 +2318,31 @@
           <w:p>
             <w:pPr>
               <w:spacing w:line="360" w:lineRule="auto"/>
+              <w:rPr>
+                <w:rFonts w:asciiTheme="minorHAnsi"/>
+                <w:iCs/>
+                <w:szCs w:val="26"/>
+                <w:lang w:val="vi-VN"/>
+              </w:rPr>
             </w:pPr>
             <w:r>
               <w:rPr>
-                <w:rFonts w:ascii="inter" w:eastAsia="inter" w:hAnsi="inter" w:cs="inter"/>
-                <w:i/>
+                <w:rFonts w:asciiTheme="minorHAnsi" w:eastAsia="inter" w:cs="inter"/>
+                <w:iCs/>
                 <w:color w:val="000000"/>
-                <w:sz w:val="17"/>
+                <w:szCs w:val="26"/>
               </w:rPr>
-              <w:t>(</w:t>
+              <w:t>Trong</w:t>
             </w:r>
-            <w:proofErr w:type="spellStart"/>
             <w:r>
               <w:rPr>
-                <w:rFonts w:ascii="inter" w:eastAsia="inter" w:hAnsi="inter" w:cs="inter"/>
-                <w:i/>
+                <w:rFonts w:asciiTheme="minorHAnsi" w:eastAsia="inter" w:cs="inter"/>
+                <w:iCs/>
                 <w:color w:val="000000"/>
-                <w:sz w:val="17"/>
+                <w:szCs w:val="26"/>
+                <w:lang w:val="vi-VN"/>
               </w:rPr>
-              <w:t>Tự</w:t>
-            </w:r>
-            <w:proofErr w:type="spellEnd"/>
-            <w:r>
-              <w:rPr>
-                <w:rFonts w:ascii="inter" w:eastAsia="inter" w:hAnsi="inter" w:cs="inter"/>
-                <w:i/>
-                <w:color w:val="000000"/>
-                <w:sz w:val="17"/>
-              </w:rPr>
-              <w:t xml:space="preserve"> </w:t>
-            </w:r>
-            <w:proofErr w:type="spellStart"/>
-            <w:r>
-              <w:rPr>
-                <w:rFonts w:ascii="inter" w:eastAsia="inter" w:hAnsi="inter" w:cs="inter"/>
-                <w:i/>
-                <w:color w:val="000000"/>
-                <w:sz w:val="17"/>
-              </w:rPr>
-              <w:t>điền</w:t>
-            </w:r>
-            <w:proofErr w:type="spellEnd"/>
-            <w:r>
-              <w:rPr>
-                <w:rFonts w:ascii="inter" w:eastAsia="inter" w:hAnsi="inter" w:cs="inter"/>
-                <w:i/>
-                <w:color w:val="000000"/>
-                <w:sz w:val="17"/>
-              </w:rPr>
-              <w:t>)</w:t>
+              <w:t xml:space="preserve"> thẻ head/style</w:t>
             </w:r>
           </w:p>
         </w:tc>
@@ -2282,55 +2358,21 @@
           <w:p>
             <w:pPr>
               <w:spacing w:line="360" w:lineRule="auto"/>
+              <w:rPr>
+                <w:rFonts w:asciiTheme="minorHAnsi"/>
+                <w:sz w:val="20"/>
+                <w:szCs w:val="20"/>
+                <w:lang w:val="vi-VN"/>
+              </w:rPr>
             </w:pPr>
             <w:r>
               <w:rPr>
-                <w:rFonts w:ascii="inter" w:eastAsia="inter" w:hAnsi="inter" w:cs="inter"/>
-                <w:i/>
-                <w:color w:val="000000"/>
-                <w:sz w:val="17"/>
+                <w:rFonts w:asciiTheme="minorHAnsi"/>
+                <w:sz w:val="20"/>
+                <w:szCs w:val="20"/>
+                <w:lang w:val="vi-VN"/>
               </w:rPr>
-              <w:t>(</w:t>
-            </w:r>
-            <w:proofErr w:type="spellStart"/>
-            <w:r>
-              <w:rPr>
-                <w:rFonts w:ascii="inter" w:eastAsia="inter" w:hAnsi="inter" w:cs="inter"/>
-                <w:i/>
-                <w:color w:val="000000"/>
-                <w:sz w:val="17"/>
-              </w:rPr>
-              <w:t>Tự</w:t>
-            </w:r>
-            <w:proofErr w:type="spellEnd"/>
-            <w:r>
-              <w:rPr>
-                <w:rFonts w:ascii="inter" w:eastAsia="inter" w:hAnsi="inter" w:cs="inter"/>
-                <w:i/>
-                <w:color w:val="000000"/>
-                <w:sz w:val="17"/>
-              </w:rPr>
-              <w:t xml:space="preserve"> </w:t>
-            </w:r>
-            <w:proofErr w:type="spellStart"/>
-            <w:r>
-              <w:rPr>
-                <w:rFonts w:ascii="inter" w:eastAsia="inter" w:hAnsi="inter" w:cs="inter"/>
-                <w:i/>
-                <w:color w:val="000000"/>
-                <w:sz w:val="17"/>
-              </w:rPr>
-              <w:t>điền</w:t>
-            </w:r>
-            <w:proofErr w:type="spellEnd"/>
-            <w:r>
-              <w:rPr>
-                <w:rFonts w:ascii="inter" w:eastAsia="inter" w:hAnsi="inter" w:cs="inter"/>
-                <w:i/>
-                <w:color w:val="000000"/>
-                <w:sz w:val="17"/>
-              </w:rPr>
-              <w:t>)</w:t>
+              <w:t>Dễ đọc hơn inline</w:t>
             </w:r>
           </w:p>
         </w:tc>
@@ -2345,55 +2387,17 @@
           <w:p>
             <w:pPr>
               <w:spacing w:line="360" w:lineRule="auto"/>
+              <w:rPr>
+                <w:rFonts w:asciiTheme="minorHAnsi"/>
+                <w:lang w:val="vi-VN"/>
+              </w:rPr>
             </w:pPr>
             <w:r>
               <w:rPr>
-                <w:rFonts w:ascii="inter" w:eastAsia="inter" w:hAnsi="inter" w:cs="inter"/>
-                <w:i/>
-                <w:color w:val="000000"/>
-                <w:sz w:val="17"/>
+                <w:rFonts w:asciiTheme="minorHAnsi"/>
+                <w:lang w:val="vi-VN"/>
               </w:rPr>
-              <w:t>(</w:t>
-            </w:r>
-            <w:proofErr w:type="spellStart"/>
-            <w:r>
-              <w:rPr>
-                <w:rFonts w:ascii="inter" w:eastAsia="inter" w:hAnsi="inter" w:cs="inter"/>
-                <w:i/>
-                <w:color w:val="000000"/>
-                <w:sz w:val="17"/>
-              </w:rPr>
-              <w:t>Tự</w:t>
-            </w:r>
-            <w:proofErr w:type="spellEnd"/>
-            <w:r>
-              <w:rPr>
-                <w:rFonts w:ascii="inter" w:eastAsia="inter" w:hAnsi="inter" w:cs="inter"/>
-                <w:i/>
-                <w:color w:val="000000"/>
-                <w:sz w:val="17"/>
-              </w:rPr>
-              <w:t xml:space="preserve"> </w:t>
-            </w:r>
-            <w:proofErr w:type="spellStart"/>
-            <w:r>
-              <w:rPr>
-                <w:rFonts w:ascii="inter" w:eastAsia="inter" w:hAnsi="inter" w:cs="inter"/>
-                <w:i/>
-                <w:color w:val="000000"/>
-                <w:sz w:val="17"/>
-              </w:rPr>
-              <w:t>điền</w:t>
-            </w:r>
-            <w:proofErr w:type="spellEnd"/>
-            <w:r>
-              <w:rPr>
-                <w:rFonts w:ascii="inter" w:eastAsia="inter" w:hAnsi="inter" w:cs="inter"/>
-                <w:i/>
-                <w:color w:val="000000"/>
-                <w:sz w:val="17"/>
-              </w:rPr>
-              <w:t>)</w:t>
+              <w:t>Nếu dài thì khó đọc</w:t>
             </w:r>
           </w:p>
         </w:tc>
@@ -2440,55 +2444,17 @@
           <w:p>
             <w:pPr>
               <w:spacing w:line="360" w:lineRule="auto"/>
+              <w:rPr>
+                <w:rFonts w:asciiTheme="minorHAnsi"/>
+                <w:lang w:val="vi-VN"/>
+              </w:rPr>
             </w:pPr>
             <w:r>
               <w:rPr>
-                <w:rFonts w:ascii="inter" w:eastAsia="inter" w:hAnsi="inter" w:cs="inter"/>
-                <w:i/>
-                <w:color w:val="000000"/>
-                <w:sz w:val="17"/>
+                <w:rFonts w:asciiTheme="minorHAnsi"/>
+                <w:lang w:val="vi-VN"/>
               </w:rPr>
-              <w:t>(</w:t>
-            </w:r>
-            <w:proofErr w:type="spellStart"/>
-            <w:r>
-              <w:rPr>
-                <w:rFonts w:ascii="inter" w:eastAsia="inter" w:hAnsi="inter" w:cs="inter"/>
-                <w:i/>
-                <w:color w:val="000000"/>
-                <w:sz w:val="17"/>
-              </w:rPr>
-              <w:t>Tự</w:t>
-            </w:r>
-            <w:proofErr w:type="spellEnd"/>
-            <w:r>
-              <w:rPr>
-                <w:rFonts w:ascii="inter" w:eastAsia="inter" w:hAnsi="inter" w:cs="inter"/>
-                <w:i/>
-                <w:color w:val="000000"/>
-                <w:sz w:val="17"/>
-              </w:rPr>
-              <w:t xml:space="preserve"> </w:t>
-            </w:r>
-            <w:proofErr w:type="spellStart"/>
-            <w:r>
-              <w:rPr>
-                <w:rFonts w:ascii="inter" w:eastAsia="inter" w:hAnsi="inter" w:cs="inter"/>
-                <w:i/>
-                <w:color w:val="000000"/>
-                <w:sz w:val="17"/>
-              </w:rPr>
-              <w:t>điền</w:t>
-            </w:r>
-            <w:proofErr w:type="spellEnd"/>
-            <w:r>
-              <w:rPr>
-                <w:rFonts w:ascii="inter" w:eastAsia="inter" w:hAnsi="inter" w:cs="inter"/>
-                <w:i/>
-                <w:color w:val="000000"/>
-                <w:sz w:val="17"/>
-              </w:rPr>
-              <w:t>)</w:t>
+              <w:t>Trong file .css</w:t>
             </w:r>
           </w:p>
         </w:tc>
@@ -2504,55 +2470,17 @@
           <w:p>
             <w:pPr>
               <w:spacing w:line="360" w:lineRule="auto"/>
+              <w:rPr>
+                <w:rFonts w:asciiTheme="minorHAnsi"/>
+                <w:lang w:val="vi-VN"/>
+              </w:rPr>
             </w:pPr>
             <w:r>
               <w:rPr>
-                <w:rFonts w:ascii="inter" w:eastAsia="inter" w:hAnsi="inter" w:cs="inter"/>
-                <w:i/>
-                <w:color w:val="000000"/>
-                <w:sz w:val="17"/>
+                <w:rFonts w:asciiTheme="minorHAnsi"/>
+                <w:lang w:val="vi-VN"/>
               </w:rPr>
-              <w:t>(</w:t>
-            </w:r>
-            <w:proofErr w:type="spellStart"/>
-            <w:r>
-              <w:rPr>
-                <w:rFonts w:ascii="inter" w:eastAsia="inter" w:hAnsi="inter" w:cs="inter"/>
-                <w:i/>
-                <w:color w:val="000000"/>
-                <w:sz w:val="17"/>
-              </w:rPr>
-              <w:t>Tự</w:t>
-            </w:r>
-            <w:proofErr w:type="spellEnd"/>
-            <w:r>
-              <w:rPr>
-                <w:rFonts w:ascii="inter" w:eastAsia="inter" w:hAnsi="inter" w:cs="inter"/>
-                <w:i/>
-                <w:color w:val="000000"/>
-                <w:sz w:val="17"/>
-              </w:rPr>
-              <w:t xml:space="preserve"> </w:t>
-            </w:r>
-            <w:proofErr w:type="spellStart"/>
-            <w:r>
-              <w:rPr>
-                <w:rFonts w:ascii="inter" w:eastAsia="inter" w:hAnsi="inter" w:cs="inter"/>
-                <w:i/>
-                <w:color w:val="000000"/>
-                <w:sz w:val="17"/>
-              </w:rPr>
-              <w:t>điền</w:t>
-            </w:r>
-            <w:proofErr w:type="spellEnd"/>
-            <w:r>
-              <w:rPr>
-                <w:rFonts w:ascii="inter" w:eastAsia="inter" w:hAnsi="inter" w:cs="inter"/>
-                <w:i/>
-                <w:color w:val="000000"/>
-                <w:sz w:val="17"/>
-              </w:rPr>
-              <w:t>)</w:t>
+              <w:t>Dễ tập trung</w:t>
             </w:r>
           </w:p>
         </w:tc>
@@ -2567,55 +2495,17 @@
           <w:p>
             <w:pPr>
               <w:spacing w:line="360" w:lineRule="auto"/>
+              <w:rPr>
+                <w:rFonts w:asciiTheme="minorHAnsi"/>
+                <w:lang w:val="vi-VN"/>
+              </w:rPr>
             </w:pPr>
             <w:r>
               <w:rPr>
-                <w:rFonts w:ascii="inter" w:eastAsia="inter" w:hAnsi="inter" w:cs="inter"/>
-                <w:i/>
-                <w:color w:val="000000"/>
-                <w:sz w:val="17"/>
+                <w:rFonts w:asciiTheme="minorHAnsi"/>
+                <w:lang w:val="vi-VN"/>
               </w:rPr>
-              <w:t>(</w:t>
-            </w:r>
-            <w:proofErr w:type="spellStart"/>
-            <w:r>
-              <w:rPr>
-                <w:rFonts w:ascii="inter" w:eastAsia="inter" w:hAnsi="inter" w:cs="inter"/>
-                <w:i/>
-                <w:color w:val="000000"/>
-                <w:sz w:val="17"/>
-              </w:rPr>
-              <w:t>Tự</w:t>
-            </w:r>
-            <w:proofErr w:type="spellEnd"/>
-            <w:r>
-              <w:rPr>
-                <w:rFonts w:ascii="inter" w:eastAsia="inter" w:hAnsi="inter" w:cs="inter"/>
-                <w:i/>
-                <w:color w:val="000000"/>
-                <w:sz w:val="17"/>
-              </w:rPr>
-              <w:t xml:space="preserve"> </w:t>
-            </w:r>
-            <w:proofErr w:type="spellStart"/>
-            <w:r>
-              <w:rPr>
-                <w:rFonts w:ascii="inter" w:eastAsia="inter" w:hAnsi="inter" w:cs="inter"/>
-                <w:i/>
-                <w:color w:val="000000"/>
-                <w:sz w:val="17"/>
-              </w:rPr>
-              <w:t>điền</w:t>
-            </w:r>
-            <w:proofErr w:type="spellEnd"/>
-            <w:r>
-              <w:rPr>
-                <w:rFonts w:ascii="inter" w:eastAsia="inter" w:hAnsi="inter" w:cs="inter"/>
-                <w:i/>
-                <w:color w:val="000000"/>
-                <w:sz w:val="17"/>
-              </w:rPr>
-              <w:t>)</w:t>
+              <w:t>Khác file nên phải chuyển qua lại để kiểm soát</w:t>
             </w:r>
           </w:p>
         </w:tc>
@@ -2765,10 +2655,10 @@
         <w:tblLook w:val="04A0" w:firstRow="1" w:lastRow="0" w:firstColumn="1" w:lastColumn="0" w:noHBand="0" w:noVBand="1"/>
       </w:tblPr>
       <w:tblGrid>
-        <w:gridCol w:w="2011"/>
-        <w:gridCol w:w="2482"/>
-        <w:gridCol w:w="3994"/>
-        <w:gridCol w:w="995"/>
+        <w:gridCol w:w="1799"/>
+        <w:gridCol w:w="2302"/>
+        <w:gridCol w:w="3306"/>
+        <w:gridCol w:w="2097"/>
       </w:tblGrid>
       <w:tr>
         <w:trPr>
@@ -3061,16 +2951,10 @@
           <w:p>
             <w:pPr>
               <w:spacing w:line="360" w:lineRule="auto"/>
+              <w:rPr>
+                <w:lang w:val="vi-VN"/>
+              </w:rPr>
             </w:pPr>
-            <w:r>
-              <w:rPr>
-                <w:rFonts w:ascii="inter" w:eastAsia="inter" w:hAnsi="inter" w:cs="inter"/>
-                <w:i/>
-                <w:color w:val="000000"/>
-                <w:sz w:val="17"/>
-              </w:rPr>
-              <w:t>(</w:t>
-            </w:r>
             <w:proofErr w:type="spellStart"/>
             <w:r>
               <w:rPr>
@@ -3079,7 +2963,7 @@
                 <w:color w:val="000000"/>
                 <w:sz w:val="17"/>
               </w:rPr>
-              <w:t>Tự</w:t>
+              <w:t>Tất</w:t>
             </w:r>
             <w:proofErr w:type="spellEnd"/>
             <w:r>
@@ -3088,28 +2972,9 @@
                 <w:i/>
                 <w:color w:val="000000"/>
                 <w:sz w:val="17"/>
+                <w:lang w:val="vi-VN"/>
               </w:rPr>
-              <w:t xml:space="preserve"> </w:t>
-            </w:r>
-            <w:proofErr w:type="spellStart"/>
-            <w:r>
-              <w:rPr>
-                <w:rFonts w:ascii="inter" w:eastAsia="inter" w:hAnsi="inter" w:cs="inter"/>
-                <w:i/>
-                <w:color w:val="000000"/>
-                <w:sz w:val="17"/>
-              </w:rPr>
-              <w:t>điền</w:t>
-            </w:r>
-            <w:proofErr w:type="spellEnd"/>
-            <w:r>
-              <w:rPr>
-                <w:rFonts w:ascii="inter" w:eastAsia="inter" w:hAnsi="inter" w:cs="inter"/>
-                <w:i/>
-                <w:color w:val="000000"/>
-                <w:sz w:val="17"/>
-              </w:rPr>
-              <w:t>)</w:t>
+              <w:t xml:space="preserve"> cả các thẻ</w:t>
             </w:r>
           </w:p>
         </w:tc>
@@ -3239,6 +3104,9 @@
           <w:p>
             <w:pPr>
               <w:spacing w:line="360" w:lineRule="auto"/>
+              <w:rPr>
+                <w:lang w:val="vi-VN"/>
+              </w:rPr>
             </w:pPr>
             <w:r>
               <w:rPr>
@@ -3247,47 +3115,17 @@
                 <w:color w:val="000000"/>
                 <w:sz w:val="17"/>
               </w:rPr>
-              <w:t>(</w:t>
+              <w:t>1</w:t>
             </w:r>
-            <w:proofErr w:type="spellStart"/>
             <w:r>
               <w:rPr>
                 <w:rFonts w:ascii="inter" w:eastAsia="inter" w:hAnsi="inter" w:cs="inter"/>
                 <w:i/>
                 <w:color w:val="000000"/>
                 <w:sz w:val="17"/>
+                <w:lang w:val="vi-VN"/>
               </w:rPr>
-              <w:t>Tự</w:t>
-            </w:r>
-            <w:proofErr w:type="spellEnd"/>
-            <w:r>
-              <w:rPr>
-                <w:rFonts w:ascii="inter" w:eastAsia="inter" w:hAnsi="inter" w:cs="inter"/>
-                <w:i/>
-                <w:color w:val="000000"/>
-                <w:sz w:val="17"/>
-              </w:rPr>
-              <w:t xml:space="preserve"> </w:t>
-            </w:r>
-            <w:proofErr w:type="spellStart"/>
-            <w:r>
-              <w:rPr>
-                <w:rFonts w:ascii="inter" w:eastAsia="inter" w:hAnsi="inter" w:cs="inter"/>
-                <w:i/>
-                <w:color w:val="000000"/>
-                <w:sz w:val="17"/>
-              </w:rPr>
-              <w:t>điền</w:t>
-            </w:r>
-            <w:proofErr w:type="spellEnd"/>
-            <w:r>
-              <w:rPr>
-                <w:rFonts w:ascii="inter" w:eastAsia="inter" w:hAnsi="inter" w:cs="inter"/>
-                <w:i/>
-                <w:color w:val="000000"/>
-                <w:sz w:val="17"/>
-              </w:rPr>
-              <w:t>)</w:t>
+              <w:t xml:space="preserve"> thẻ có tên cụ thể nào đó</w:t>
             </w:r>
           </w:p>
         </w:tc>
@@ -3455,6 +3293,10 @@
           <w:p>
             <w:pPr>
               <w:spacing w:line="360" w:lineRule="auto"/>
+              <w:rPr>
+                <w:rFonts w:asciiTheme="minorHAnsi"/>
+                <w:lang w:val="vi-VN"/>
+              </w:rPr>
             </w:pPr>
             <w:r>
               <w:rPr>
@@ -3463,48 +3305,30 @@
                 <w:color w:val="000000"/>
                 <w:sz w:val="17"/>
               </w:rPr>
-              <w:t>(</w:t>
+              <w:t>Những</w:t>
             </w:r>
-            <w:proofErr w:type="spellStart"/>
             <w:r>
               <w:rPr>
                 <w:rFonts w:ascii="inter" w:eastAsia="inter" w:hAnsi="inter" w:cs="inter"/>
                 <w:i/>
                 <w:color w:val="000000"/>
                 <w:sz w:val="17"/>
+                <w:lang w:val="vi-VN"/>
               </w:rPr>
-              <w:t>Tự</w:t>
+              <w:t xml:space="preserve"> thẻ có class </w:t>
             </w:r>
-            <w:proofErr w:type="spellEnd"/>
+            <w:proofErr w:type="gramStart"/>
             <w:r>
               <w:rPr>
                 <w:rFonts w:ascii="inter" w:eastAsia="inter" w:hAnsi="inter" w:cs="inter"/>
                 <w:i/>
                 <w:color w:val="000000"/>
                 <w:sz w:val="17"/>
+                <w:lang w:val="vi-VN"/>
               </w:rPr>
-              <w:t xml:space="preserve"> </w:t>
+              <w:t>là..</w:t>
             </w:r>
-            <w:proofErr w:type="spellStart"/>
-            <w:r>
-              <w:rPr>
-                <w:rFonts w:ascii="inter" w:eastAsia="inter" w:hAnsi="inter" w:cs="inter"/>
-                <w:i/>
-                <w:color w:val="000000"/>
-                <w:sz w:val="17"/>
-              </w:rPr>
-              <w:t>điền</w:t>
-            </w:r>
-            <w:proofErr w:type="spellEnd"/>
-            <w:r>
-              <w:rPr>
-                <w:rFonts w:ascii="inter" w:eastAsia="inter" w:hAnsi="inter" w:cs="inter"/>
-                <w:i/>
-                <w:color w:val="000000"/>
-                <w:sz w:val="17"/>
-              </w:rPr>
-              <w:t>)</w:t>
-            </w:r>
+            <w:proofErr w:type="gramEnd"/>
           </w:p>
         </w:tc>
       </w:tr>
@@ -3633,6 +3457,9 @@
           <w:p>
             <w:pPr>
               <w:spacing w:line="360" w:lineRule="auto"/>
+              <w:rPr>
+                <w:lang w:val="vi-VN"/>
+              </w:rPr>
             </w:pPr>
             <w:r>
               <w:rPr>
@@ -3641,48 +3468,30 @@
                 <w:color w:val="000000"/>
                 <w:sz w:val="17"/>
               </w:rPr>
-              <w:t>(</w:t>
+              <w:t>Những</w:t>
             </w:r>
-            <w:proofErr w:type="spellStart"/>
             <w:r>
               <w:rPr>
                 <w:rFonts w:ascii="inter" w:eastAsia="inter" w:hAnsi="inter" w:cs="inter"/>
                 <w:i/>
                 <w:color w:val="000000"/>
                 <w:sz w:val="17"/>
+                <w:lang w:val="vi-VN"/>
               </w:rPr>
-              <w:t>Tự</w:t>
+              <w:t xml:space="preserve"> thẻ có id </w:t>
             </w:r>
-            <w:proofErr w:type="spellEnd"/>
+            <w:proofErr w:type="gramStart"/>
             <w:r>
               <w:rPr>
                 <w:rFonts w:ascii="inter" w:eastAsia="inter" w:hAnsi="inter" w:cs="inter"/>
                 <w:i/>
                 <w:color w:val="000000"/>
                 <w:sz w:val="17"/>
+                <w:lang w:val="vi-VN"/>
               </w:rPr>
-              <w:t xml:space="preserve"> </w:t>
+              <w:t>là..</w:t>
             </w:r>
-            <w:proofErr w:type="spellStart"/>
-            <w:r>
-              <w:rPr>
-                <w:rFonts w:ascii="inter" w:eastAsia="inter" w:hAnsi="inter" w:cs="inter"/>
-                <w:i/>
-                <w:color w:val="000000"/>
-                <w:sz w:val="17"/>
-              </w:rPr>
-              <w:t>điền</w:t>
-            </w:r>
-            <w:proofErr w:type="spellEnd"/>
-            <w:r>
-              <w:rPr>
-                <w:rFonts w:ascii="inter" w:eastAsia="inter" w:hAnsi="inter" w:cs="inter"/>
-                <w:i/>
-                <w:color w:val="000000"/>
-                <w:sz w:val="17"/>
-              </w:rPr>
-              <w:t>)</w:t>
-            </w:r>
+            <w:proofErr w:type="gramEnd"/>
           </w:p>
         </w:tc>
       </w:tr>
@@ -3811,6 +3620,9 @@
           <w:p>
             <w:pPr>
               <w:spacing w:line="360" w:lineRule="auto"/>
+              <w:rPr>
+                <w:lang w:val="vi-VN"/>
+              </w:rPr>
             </w:pPr>
             <w:r>
               <w:rPr>
@@ -3819,47 +3631,17 @@
                 <w:color w:val="000000"/>
                 <w:sz w:val="17"/>
               </w:rPr>
-              <w:t>(</w:t>
+              <w:t>Những</w:t>
             </w:r>
-            <w:proofErr w:type="spellStart"/>
             <w:r>
               <w:rPr>
                 <w:rFonts w:ascii="inter" w:eastAsia="inter" w:hAnsi="inter" w:cs="inter"/>
                 <w:i/>
                 <w:color w:val="000000"/>
                 <w:sz w:val="17"/>
+                <w:lang w:val="vi-VN"/>
               </w:rPr>
-              <w:t>Tự</w:t>
-            </w:r>
-            <w:proofErr w:type="spellEnd"/>
-            <w:r>
-              <w:rPr>
-                <w:rFonts w:ascii="inter" w:eastAsia="inter" w:hAnsi="inter" w:cs="inter"/>
-                <w:i/>
-                <w:color w:val="000000"/>
-                <w:sz w:val="17"/>
-              </w:rPr>
-              <w:t xml:space="preserve"> </w:t>
-            </w:r>
-            <w:proofErr w:type="spellStart"/>
-            <w:r>
-              <w:rPr>
-                <w:rFonts w:ascii="inter" w:eastAsia="inter" w:hAnsi="inter" w:cs="inter"/>
-                <w:i/>
-                <w:color w:val="000000"/>
-                <w:sz w:val="17"/>
-              </w:rPr>
-              <w:t>điền</w:t>
-            </w:r>
-            <w:proofErr w:type="spellEnd"/>
-            <w:r>
-              <w:rPr>
-                <w:rFonts w:ascii="inter" w:eastAsia="inter" w:hAnsi="inter" w:cs="inter"/>
-                <w:i/>
-                <w:color w:val="000000"/>
-                <w:sz w:val="17"/>
-              </w:rPr>
-              <w:t>)</w:t>
+              <w:t xml:space="preserve"> thẻ a của thẻ nav</w:t>
             </w:r>
           </w:p>
         </w:tc>
@@ -3989,16 +3771,10 @@
           <w:p>
             <w:pPr>
               <w:spacing w:line="360" w:lineRule="auto"/>
+              <w:rPr>
+                <w:lang w:val="vi-VN"/>
+              </w:rPr>
             </w:pPr>
-            <w:r>
-              <w:rPr>
-                <w:rFonts w:ascii="inter" w:eastAsia="inter" w:hAnsi="inter" w:cs="inter"/>
-                <w:i/>
-                <w:color w:val="000000"/>
-                <w:sz w:val="17"/>
-              </w:rPr>
-              <w:t>(</w:t>
-            </w:r>
             <w:proofErr w:type="spellStart"/>
             <w:r>
               <w:rPr>
@@ -4007,7 +3783,7 @@
                 <w:color w:val="000000"/>
                 <w:sz w:val="17"/>
               </w:rPr>
-              <w:t>Tự</w:t>
+              <w:t>Nhiều</w:t>
             </w:r>
             <w:proofErr w:type="spellEnd"/>
             <w:r>
@@ -4016,28 +3792,9 @@
                 <w:i/>
                 <w:color w:val="000000"/>
                 <w:sz w:val="17"/>
+                <w:lang w:val="vi-VN"/>
               </w:rPr>
-              <w:t xml:space="preserve"> </w:t>
-            </w:r>
-            <w:proofErr w:type="spellStart"/>
-            <w:r>
-              <w:rPr>
-                <w:rFonts w:ascii="inter" w:eastAsia="inter" w:hAnsi="inter" w:cs="inter"/>
-                <w:i/>
-                <w:color w:val="000000"/>
-                <w:sz w:val="17"/>
-              </w:rPr>
-              <w:t>điền</w:t>
-            </w:r>
-            <w:proofErr w:type="spellEnd"/>
-            <w:r>
-              <w:rPr>
-                <w:rFonts w:ascii="inter" w:eastAsia="inter" w:hAnsi="inter" w:cs="inter"/>
-                <w:i/>
-                <w:color w:val="000000"/>
-                <w:sz w:val="17"/>
-              </w:rPr>
-              <w:t>)</w:t>
+              <w:t xml:space="preserve"> thẻ chọn 1 lúc</w:t>
             </w:r>
           </w:p>
         </w:tc>
@@ -4183,16 +3940,10 @@
           <w:p>
             <w:pPr>
               <w:spacing w:line="360" w:lineRule="auto"/>
+              <w:rPr>
+                <w:lang w:val="vi-VN"/>
+              </w:rPr>
             </w:pPr>
-            <w:r>
-              <w:rPr>
-                <w:rFonts w:ascii="inter" w:eastAsia="inter" w:hAnsi="inter" w:cs="inter"/>
-                <w:i/>
-                <w:color w:val="000000"/>
-                <w:sz w:val="17"/>
-              </w:rPr>
-              <w:t>(</w:t>
-            </w:r>
             <w:proofErr w:type="spellStart"/>
             <w:r>
               <w:rPr>
@@ -4201,7 +3952,7 @@
                 <w:color w:val="000000"/>
                 <w:sz w:val="17"/>
               </w:rPr>
-              <w:t>Tự</w:t>
+              <w:t>Trạng</w:t>
             </w:r>
             <w:proofErr w:type="spellEnd"/>
             <w:r>
@@ -4210,28 +3961,9 @@
                 <w:i/>
                 <w:color w:val="000000"/>
                 <w:sz w:val="17"/>
+                <w:lang w:val="vi-VN"/>
               </w:rPr>
-              <w:t xml:space="preserve"> </w:t>
-            </w:r>
-            <w:proofErr w:type="spellStart"/>
-            <w:r>
-              <w:rPr>
-                <w:rFonts w:ascii="inter" w:eastAsia="inter" w:hAnsi="inter" w:cs="inter"/>
-                <w:i/>
-                <w:color w:val="000000"/>
-                <w:sz w:val="17"/>
-              </w:rPr>
-              <w:t>điền</w:t>
-            </w:r>
-            <w:proofErr w:type="spellEnd"/>
-            <w:r>
-              <w:rPr>
-                <w:rFonts w:ascii="inter" w:eastAsia="inter" w:hAnsi="inter" w:cs="inter"/>
-                <w:i/>
-                <w:color w:val="000000"/>
-                <w:sz w:val="17"/>
-              </w:rPr>
-              <w:t>)</w:t>
+              <w:t xml:space="preserve"> thái của phần tử selector</w:t>
             </w:r>
           </w:p>
         </w:tc>
@@ -4252,7 +3984,7 @@
           <w:noProof/>
         </w:rPr>
         <w:pict w14:anchorId="4EE2617E">
-          <v:rect id="_x0000_s1039" alt="" style="width:475.5pt;height:.05pt;mso-width-percent:0;mso-height-percent:0;mso-left-percent:-10001;mso-top-percent:-10001;mso-position-horizontal:absolute;mso-position-horizontal-relative:char;mso-position-vertical:absolute;mso-position-vertical-relative:line;mso-width-percent:0;mso-height-percent:0;mso-left-percent:-10001;mso-top-percent:-10001" o:hralign="center" o:hrstd="t" strokeweight="1pt">
+          <v:rect id="_x0000_s1036" alt="" style="width:475.5pt;height:.05pt;mso-width-percent:0;mso-height-percent:0;mso-left-percent:-10001;mso-top-percent:-10001;mso-position-horizontal:absolute;mso-position-horizontal-relative:char;mso-position-vertical:absolute;mso-position-vertical-relative:line;mso-width-percent:0;mso-height-percent:0;mso-left-percent:-10001;mso-top-percent:-10001" o:hralign="center" o:hrstd="t" strokeweight="1pt">
             <v:stroke opacity="0"/>
           </v:rect>
         </w:pict>
@@ -5918,6 +5650,25 @@
         </w:rPr>
         <w:br/>
       </w:r>
+      <w:r>
+        <w:t xml:space="preserve">&lt;link </w:t>
+      </w:r>
+      <w:proofErr w:type="spellStart"/>
+      <w:r>
+        <w:t>rel</w:t>
+      </w:r>
+      <w:proofErr w:type="spellEnd"/>
+      <w:r>
+        <w:t xml:space="preserve">="stylesheet" </w:t>
+      </w:r>
+      <w:proofErr w:type="spellStart"/>
+      <w:r>
+        <w:t>href</w:t>
+      </w:r>
+      <w:proofErr w:type="spellEnd"/>
+      <w:r>
+        <w:t>="style.css"&gt;</w:t>
+      </w:r>
     </w:p>
     <w:p>
       <w:pPr>
@@ -6049,6 +5800,11 @@
       <w:pPr>
         <w:shd w:val="clear" w:color="auto" w:fill="F8F8FA"/>
         <w:spacing w:line="336" w:lineRule="auto"/>
+        <w:rPr>
+          <w:rFonts w:ascii="IBM Plex Mono" w:eastAsia="IBM Plex Mono" w:hAnsi="IBM Plex Mono" w:cs="IBM Plex Mono"/>
+          <w:color w:val="000000"/>
+          <w:sz w:val="18"/>
+        </w:rPr>
       </w:pPr>
       <w:r>
         <w:rPr>
@@ -6210,13 +5966,80 @@
       </w:r>
       <w:r>
         <w:rPr>
-          <w:rStyle w:val="VerbatimChar"/>
-          <w:rFonts w:ascii="IBM Plex Mono" w:eastAsia="IBM Plex Mono" w:hAnsi="IBM Plex Mono" w:cs="IBM Plex Mono"/>
-          <w:color w:val="000000"/>
-          <w:sz w:val="18"/>
-        </w:rPr>
-        <w:br/>
-      </w:r>
+          <w:rFonts w:ascii="IBM Plex Mono" w:eastAsia="IBM Plex Mono" w:hAnsi="IBM Plex Mono" w:cs="IBM Plex Mono"/>
+          <w:color w:val="000000"/>
+          <w:sz w:val="18"/>
+        </w:rPr>
+        <w:t>* {</w:t>
+      </w:r>
+    </w:p>
+    <w:p>
+      <w:pPr>
+        <w:shd w:val="clear" w:color="auto" w:fill="F8F8FA"/>
+        <w:spacing w:line="336" w:lineRule="auto"/>
+        <w:rPr>
+          <w:rFonts w:ascii="IBM Plex Mono" w:eastAsia="IBM Plex Mono" w:hAnsi="IBM Plex Mono" w:cs="IBM Plex Mono"/>
+          <w:color w:val="000000"/>
+          <w:sz w:val="18"/>
+        </w:rPr>
+      </w:pPr>
+      <w:r>
+        <w:rPr>
+          <w:rFonts w:ascii="IBM Plex Mono" w:eastAsia="IBM Plex Mono" w:hAnsi="IBM Plex Mono" w:cs="IBM Plex Mono"/>
+          <w:color w:val="000000"/>
+          <w:sz w:val="18"/>
+        </w:rPr>
+        <w:t>    margin: 0;</w:t>
+      </w:r>
+    </w:p>
+    <w:p>
+      <w:pPr>
+        <w:shd w:val="clear" w:color="auto" w:fill="F8F8FA"/>
+        <w:spacing w:line="336" w:lineRule="auto"/>
+        <w:rPr>
+          <w:rFonts w:ascii="IBM Plex Mono" w:eastAsia="IBM Plex Mono" w:hAnsi="IBM Plex Mono" w:cs="IBM Plex Mono"/>
+          <w:color w:val="000000"/>
+          <w:sz w:val="18"/>
+        </w:rPr>
+      </w:pPr>
+      <w:r>
+        <w:rPr>
+          <w:rFonts w:ascii="IBM Plex Mono" w:eastAsia="IBM Plex Mono" w:hAnsi="IBM Plex Mono" w:cs="IBM Plex Mono"/>
+          <w:color w:val="000000"/>
+          <w:sz w:val="18"/>
+        </w:rPr>
+        <w:t>    padding: 0;</w:t>
+      </w:r>
+    </w:p>
+    <w:p>
+      <w:pPr>
+        <w:shd w:val="clear" w:color="auto" w:fill="F8F8FA"/>
+        <w:spacing w:line="336" w:lineRule="auto"/>
+        <w:rPr>
+          <w:rFonts w:ascii="IBM Plex Mono" w:eastAsia="IBM Plex Mono" w:hAnsi="IBM Plex Mono" w:cs="IBM Plex Mono"/>
+          <w:color w:val="000000"/>
+          <w:sz w:val="18"/>
+        </w:rPr>
+      </w:pPr>
+      <w:r>
+        <w:rPr>
+          <w:rFonts w:ascii="IBM Plex Mono" w:eastAsia="IBM Plex Mono" w:hAnsi="IBM Plex Mono" w:cs="IBM Plex Mono"/>
+          <w:color w:val="000000"/>
+          <w:sz w:val="18"/>
+        </w:rPr>
+        <w:t>}</w:t>
+      </w:r>
+    </w:p>
+    <w:p>
+      <w:pPr>
+        <w:shd w:val="clear" w:color="auto" w:fill="F8F8FA"/>
+        <w:spacing w:line="336" w:lineRule="auto"/>
+        <w:rPr>
+          <w:rFonts w:ascii="IBM Plex Mono" w:eastAsia="IBM Plex Mono" w:hAnsi="IBM Plex Mono" w:cs="IBM Plex Mono"/>
+          <w:color w:val="000000"/>
+          <w:sz w:val="18"/>
+        </w:rPr>
+      </w:pPr>
       <w:r>
         <w:rPr>
           <w:rStyle w:val="VerbatimChar"/>
@@ -6328,6 +6151,82 @@
       </w:r>
       <w:r>
         <w:rPr>
+          <w:rFonts w:ascii="IBM Plex Mono" w:eastAsia="IBM Plex Mono" w:hAnsi="IBM Plex Mono" w:cs="IBM Plex Mono"/>
+          <w:color w:val="000000"/>
+          <w:sz w:val="18"/>
+        </w:rPr>
+        <w:t>body {</w:t>
+      </w:r>
+    </w:p>
+    <w:p>
+      <w:pPr>
+        <w:shd w:val="clear" w:color="auto" w:fill="F8F8FA"/>
+        <w:spacing w:line="336" w:lineRule="auto"/>
+        <w:rPr>
+          <w:rFonts w:ascii="IBM Plex Mono" w:eastAsia="IBM Plex Mono" w:hAnsi="IBM Plex Mono" w:cs="IBM Plex Mono"/>
+          <w:color w:val="000000"/>
+          <w:sz w:val="18"/>
+        </w:rPr>
+      </w:pPr>
+      <w:r>
+        <w:rPr>
+          <w:rFonts w:ascii="IBM Plex Mono" w:eastAsia="IBM Plex Mono" w:hAnsi="IBM Plex Mono" w:cs="IBM Plex Mono"/>
+          <w:color w:val="000000"/>
+          <w:sz w:val="18"/>
+        </w:rPr>
+        <w:t>    font-family: Arial;</w:t>
+      </w:r>
+    </w:p>
+    <w:p>
+      <w:pPr>
+        <w:shd w:val="clear" w:color="auto" w:fill="F8F8FA"/>
+        <w:spacing w:line="336" w:lineRule="auto"/>
+        <w:rPr>
+          <w:rFonts w:ascii="IBM Plex Mono" w:eastAsia="IBM Plex Mono" w:hAnsi="IBM Plex Mono" w:cs="IBM Plex Mono"/>
+          <w:color w:val="000000"/>
+          <w:sz w:val="18"/>
+        </w:rPr>
+      </w:pPr>
+      <w:r>
+        <w:rPr>
+          <w:rFonts w:ascii="IBM Plex Mono" w:eastAsia="IBM Plex Mono" w:hAnsi="IBM Plex Mono" w:cs="IBM Plex Mono"/>
+          <w:color w:val="000000"/>
+          <w:sz w:val="18"/>
+        </w:rPr>
+        <w:t>    background-color: #f5f5f5;</w:t>
+      </w:r>
+    </w:p>
+    <w:p>
+      <w:pPr>
+        <w:shd w:val="clear" w:color="auto" w:fill="F8F8FA"/>
+        <w:spacing w:line="336" w:lineRule="auto"/>
+        <w:rPr>
+          <w:rFonts w:ascii="IBM Plex Mono" w:eastAsia="IBM Plex Mono" w:hAnsi="IBM Plex Mono" w:cs="IBM Plex Mono"/>
+          <w:color w:val="000000"/>
+          <w:sz w:val="18"/>
+        </w:rPr>
+      </w:pPr>
+      <w:r>
+        <w:rPr>
+          <w:rFonts w:ascii="IBM Plex Mono" w:eastAsia="IBM Plex Mono" w:hAnsi="IBM Plex Mono" w:cs="IBM Plex Mono"/>
+          <w:color w:val="000000"/>
+          <w:sz w:val="18"/>
+        </w:rPr>
+        <w:t>}</w:t>
+      </w:r>
+    </w:p>
+    <w:p>
+      <w:pPr>
+        <w:shd w:val="clear" w:color="auto" w:fill="F8F8FA"/>
+        <w:spacing w:line="336" w:lineRule="auto"/>
+        <w:rPr>
+          <w:rFonts w:ascii="IBM Plex Mono" w:eastAsia="IBM Plex Mono" w:hAnsi="IBM Plex Mono" w:cs="IBM Plex Mono"/>
+          <w:color w:val="000000"/>
+          <w:sz w:val="18"/>
+        </w:rPr>
+      </w:pPr>
+      <w:r>
+        <w:rPr>
           <w:rStyle w:val="VerbatimChar"/>
           <w:rFonts w:ascii="IBM Plex Mono" w:eastAsia="IBM Plex Mono" w:hAnsi="IBM Plex Mono" w:cs="IBM Plex Mono"/>
           <w:color w:val="000000"/>
@@ -6446,6 +6345,109 @@
       </w:r>
       <w:r>
         <w:rPr>
+          <w:rFonts w:ascii="IBM Plex Mono" w:eastAsia="IBM Plex Mono" w:hAnsi="IBM Plex Mono" w:cs="IBM Plex Mono"/>
+          <w:color w:val="000000"/>
+          <w:sz w:val="18"/>
+        </w:rPr>
+        <w:t>#main-header {</w:t>
+      </w:r>
+    </w:p>
+    <w:p>
+      <w:pPr>
+        <w:shd w:val="clear" w:color="auto" w:fill="F8F8FA"/>
+        <w:spacing w:line="336" w:lineRule="auto"/>
+        <w:rPr>
+          <w:rFonts w:ascii="IBM Plex Mono" w:eastAsia="IBM Plex Mono" w:hAnsi="IBM Plex Mono" w:cs="IBM Plex Mono"/>
+          <w:color w:val="000000"/>
+          <w:sz w:val="18"/>
+        </w:rPr>
+      </w:pPr>
+      <w:r>
+        <w:rPr>
+          <w:rFonts w:ascii="IBM Plex Mono" w:eastAsia="IBM Plex Mono" w:hAnsi="IBM Plex Mono" w:cs="IBM Plex Mono"/>
+          <w:color w:val="000000"/>
+          <w:sz w:val="18"/>
+        </w:rPr>
+        <w:t>    background-color: #333;</w:t>
+      </w:r>
+    </w:p>
+    <w:p>
+      <w:pPr>
+        <w:shd w:val="clear" w:color="auto" w:fill="F8F8FA"/>
+        <w:spacing w:line="336" w:lineRule="auto"/>
+        <w:rPr>
+          <w:rFonts w:ascii="IBM Plex Mono" w:eastAsia="IBM Plex Mono" w:hAnsi="IBM Plex Mono" w:cs="IBM Plex Mono"/>
+          <w:color w:val="000000"/>
+          <w:sz w:val="18"/>
+        </w:rPr>
+      </w:pPr>
+      <w:r>
+        <w:rPr>
+          <w:rFonts w:ascii="IBM Plex Mono" w:eastAsia="IBM Plex Mono" w:hAnsi="IBM Plex Mono" w:cs="IBM Plex Mono"/>
+          <w:color w:val="000000"/>
+          <w:sz w:val="18"/>
+        </w:rPr>
+        <w:t>    color: white;</w:t>
+      </w:r>
+    </w:p>
+    <w:p>
+      <w:pPr>
+        <w:shd w:val="clear" w:color="auto" w:fill="F8F8FA"/>
+        <w:spacing w:line="336" w:lineRule="auto"/>
+        <w:rPr>
+          <w:rFonts w:ascii="IBM Plex Mono" w:eastAsia="IBM Plex Mono" w:hAnsi="IBM Plex Mono" w:cs="IBM Plex Mono"/>
+          <w:color w:val="000000"/>
+          <w:sz w:val="18"/>
+        </w:rPr>
+      </w:pPr>
+      <w:r>
+        <w:rPr>
+          <w:rFonts w:ascii="IBM Plex Mono" w:eastAsia="IBM Plex Mono" w:hAnsi="IBM Plex Mono" w:cs="IBM Plex Mono"/>
+          <w:color w:val="000000"/>
+          <w:sz w:val="18"/>
+        </w:rPr>
+        <w:t>    text-align: center;</w:t>
+      </w:r>
+    </w:p>
+    <w:p>
+      <w:pPr>
+        <w:shd w:val="clear" w:color="auto" w:fill="F8F8FA"/>
+        <w:spacing w:line="336" w:lineRule="auto"/>
+        <w:rPr>
+          <w:rFonts w:ascii="IBM Plex Mono" w:eastAsia="IBM Plex Mono" w:hAnsi="IBM Plex Mono" w:cs="IBM Plex Mono"/>
+          <w:color w:val="000000"/>
+          <w:sz w:val="18"/>
+        </w:rPr>
+      </w:pPr>
+      <w:r>
+        <w:rPr>
+          <w:rFonts w:ascii="IBM Plex Mono" w:eastAsia="IBM Plex Mono" w:hAnsi="IBM Plex Mono" w:cs="IBM Plex Mono"/>
+          <w:color w:val="000000"/>
+          <w:sz w:val="18"/>
+        </w:rPr>
+        <w:t>    padding: 20px;</w:t>
+      </w:r>
+    </w:p>
+    <w:p>
+      <w:pPr>
+        <w:shd w:val="clear" w:color="auto" w:fill="F8F8FA"/>
+        <w:spacing w:line="336" w:lineRule="auto"/>
+        <w:rPr>
+          <w:rFonts w:ascii="IBM Plex Mono" w:eastAsia="IBM Plex Mono" w:hAnsi="IBM Plex Mono" w:cs="IBM Plex Mono"/>
+          <w:color w:val="000000"/>
+          <w:sz w:val="18"/>
+        </w:rPr>
+      </w:pPr>
+      <w:r>
+        <w:rPr>
+          <w:rFonts w:ascii="IBM Plex Mono" w:eastAsia="IBM Plex Mono" w:hAnsi="IBM Plex Mono" w:cs="IBM Plex Mono"/>
+          <w:color w:val="000000"/>
+          <w:sz w:val="18"/>
+        </w:rPr>
+        <w:t>}</w:t>
+      </w:r>
+      <w:r>
+        <w:rPr>
           <w:rStyle w:val="VerbatimChar"/>
           <w:rFonts w:ascii="IBM Plex Mono" w:eastAsia="IBM Plex Mono" w:hAnsi="IBM Plex Mono" w:cs="IBM Plex Mono"/>
           <w:color w:val="000000"/>
@@ -6564,6 +6566,101 @@
       </w:r>
       <w:r>
         <w:rPr>
+          <w:rFonts w:ascii="IBM Plex Mono" w:eastAsia="IBM Plex Mono" w:hAnsi="IBM Plex Mono" w:cs="IBM Plex Mono"/>
+          <w:color w:val="000000"/>
+          <w:sz w:val="18"/>
+        </w:rPr>
+        <w:t>.nav-link {</w:t>
+      </w:r>
+    </w:p>
+    <w:p>
+      <w:pPr>
+        <w:shd w:val="clear" w:color="auto" w:fill="F8F8FA"/>
+        <w:spacing w:line="336" w:lineRule="auto"/>
+        <w:rPr>
+          <w:rFonts w:ascii="IBM Plex Mono" w:eastAsia="IBM Plex Mono" w:hAnsi="IBM Plex Mono" w:cs="IBM Plex Mono"/>
+          <w:color w:val="000000"/>
+          <w:sz w:val="18"/>
+        </w:rPr>
+      </w:pPr>
+      <w:r>
+        <w:rPr>
+          <w:rFonts w:ascii="IBM Plex Mono" w:eastAsia="IBM Plex Mono" w:hAnsi="IBM Plex Mono" w:cs="IBM Plex Mono"/>
+          <w:color w:val="000000"/>
+          <w:sz w:val="18"/>
+        </w:rPr>
+        <w:t>    color: #333;</w:t>
+      </w:r>
+    </w:p>
+    <w:p>
+      <w:pPr>
+        <w:shd w:val="clear" w:color="auto" w:fill="F8F8FA"/>
+        <w:spacing w:line="336" w:lineRule="auto"/>
+        <w:rPr>
+          <w:rFonts w:ascii="IBM Plex Mono" w:eastAsia="IBM Plex Mono" w:hAnsi="IBM Plex Mono" w:cs="IBM Plex Mono"/>
+          <w:color w:val="000000"/>
+          <w:sz w:val="18"/>
+        </w:rPr>
+      </w:pPr>
+      <w:r>
+        <w:rPr>
+          <w:rFonts w:ascii="IBM Plex Mono" w:eastAsia="IBM Plex Mono" w:hAnsi="IBM Plex Mono" w:cs="IBM Plex Mono"/>
+          <w:color w:val="000000"/>
+          <w:sz w:val="18"/>
+        </w:rPr>
+        <w:t>    text-decoration: none;</w:t>
+      </w:r>
+    </w:p>
+    <w:p>
+      <w:pPr>
+        <w:shd w:val="clear" w:color="auto" w:fill="F8F8FA"/>
+        <w:spacing w:line="336" w:lineRule="auto"/>
+        <w:rPr>
+          <w:rFonts w:ascii="IBM Plex Mono" w:eastAsia="IBM Plex Mono" w:hAnsi="IBM Plex Mono" w:cs="IBM Plex Mono"/>
+          <w:color w:val="000000"/>
+          <w:sz w:val="18"/>
+        </w:rPr>
+      </w:pPr>
+      <w:r>
+        <w:rPr>
+          <w:rFonts w:ascii="IBM Plex Mono" w:eastAsia="IBM Plex Mono" w:hAnsi="IBM Plex Mono" w:cs="IBM Plex Mono"/>
+          <w:color w:val="000000"/>
+          <w:sz w:val="18"/>
+        </w:rPr>
+        <w:t>    padding: 10px 15px;</w:t>
+      </w:r>
+    </w:p>
+    <w:p>
+      <w:pPr>
+        <w:shd w:val="clear" w:color="auto" w:fill="F8F8FA"/>
+        <w:spacing w:line="336" w:lineRule="auto"/>
+        <w:rPr>
+          <w:rFonts w:ascii="IBM Plex Mono" w:eastAsia="IBM Plex Mono" w:hAnsi="IBM Plex Mono" w:cs="IBM Plex Mono"/>
+          <w:color w:val="000000"/>
+          <w:sz w:val="18"/>
+        </w:rPr>
+      </w:pPr>
+      <w:r>
+        <w:rPr>
+          <w:rFonts w:ascii="IBM Plex Mono" w:eastAsia="IBM Plex Mono" w:hAnsi="IBM Plex Mono" w:cs="IBM Plex Mono"/>
+          <w:color w:val="000000"/>
+          <w:sz w:val="18"/>
+        </w:rPr>
+        <w:t>}</w:t>
+      </w:r>
+    </w:p>
+    <w:p>
+      <w:pPr>
+        <w:shd w:val="clear" w:color="auto" w:fill="F8F8FA"/>
+        <w:spacing w:line="336" w:lineRule="auto"/>
+        <w:rPr>
+          <w:rFonts w:ascii="IBM Plex Mono" w:eastAsia="IBM Plex Mono" w:hAnsi="IBM Plex Mono" w:cs="IBM Plex Mono"/>
+          <w:color w:val="000000"/>
+          <w:sz w:val="18"/>
+        </w:rPr>
+      </w:pPr>
+      <w:r>
+        <w:rPr>
           <w:rStyle w:val="VerbatimChar"/>
           <w:rFonts w:ascii="IBM Plex Mono" w:eastAsia="IBM Plex Mono" w:hAnsi="IBM Plex Mono" w:cs="IBM Plex Mono"/>
           <w:color w:val="000000"/>
@@ -6682,6 +6779,63 @@
       </w:r>
       <w:r>
         <w:rPr>
+          <w:rFonts w:ascii="IBM Plex Mono" w:eastAsia="IBM Plex Mono" w:hAnsi="IBM Plex Mono" w:cs="IBM Plex Mono"/>
+          <w:color w:val="000000"/>
+          <w:sz w:val="18"/>
+        </w:rPr>
+        <w:t>h1, h2, h3 {</w:t>
+      </w:r>
+    </w:p>
+    <w:p>
+      <w:pPr>
+        <w:shd w:val="clear" w:color="auto" w:fill="F8F8FA"/>
+        <w:spacing w:line="336" w:lineRule="auto"/>
+        <w:rPr>
+          <w:rFonts w:ascii="IBM Plex Mono" w:eastAsia="IBM Plex Mono" w:hAnsi="IBM Plex Mono" w:cs="IBM Plex Mono"/>
+          <w:color w:val="000000"/>
+          <w:sz w:val="18"/>
+        </w:rPr>
+      </w:pPr>
+      <w:r>
+        <w:rPr>
+          <w:rFonts w:ascii="IBM Plex Mono" w:eastAsia="IBM Plex Mono" w:hAnsi="IBM Plex Mono" w:cs="IBM Plex Mono"/>
+          <w:color w:val="000000"/>
+          <w:sz w:val="18"/>
+        </w:rPr>
+        <w:t>    font-family: 'Georgia', serif;</w:t>
+      </w:r>
+    </w:p>
+    <w:p>
+      <w:pPr>
+        <w:shd w:val="clear" w:color="auto" w:fill="F8F8FA"/>
+        <w:spacing w:line="336" w:lineRule="auto"/>
+        <w:rPr>
+          <w:rFonts w:ascii="IBM Plex Mono" w:eastAsia="IBM Plex Mono" w:hAnsi="IBM Plex Mono" w:cs="IBM Plex Mono"/>
+          <w:color w:val="000000"/>
+          <w:sz w:val="18"/>
+        </w:rPr>
+      </w:pPr>
+      <w:r>
+        <w:rPr>
+          <w:rFonts w:ascii="IBM Plex Mono" w:eastAsia="IBM Plex Mono" w:hAnsi="IBM Plex Mono" w:cs="IBM Plex Mono"/>
+          <w:color w:val="000000"/>
+          <w:sz w:val="18"/>
+        </w:rPr>
+        <w:t>}</w:t>
+      </w:r>
+    </w:p>
+    <w:p>
+      <w:pPr>
+        <w:shd w:val="clear" w:color="auto" w:fill="F8F8FA"/>
+        <w:spacing w:line="336" w:lineRule="auto"/>
+        <w:rPr>
+          <w:rFonts w:ascii="IBM Plex Mono" w:eastAsia="IBM Plex Mono" w:hAnsi="IBM Plex Mono" w:cs="IBM Plex Mono"/>
+          <w:color w:val="000000"/>
+          <w:sz w:val="18"/>
+        </w:rPr>
+      </w:pPr>
+      <w:r>
+        <w:rPr>
           <w:rStyle w:val="VerbatimChar"/>
           <w:rFonts w:ascii="IBM Plex Mono" w:eastAsia="IBM Plex Mono" w:hAnsi="IBM Plex Mono" w:cs="IBM Plex Mono"/>
           <w:color w:val="000000"/>
@@ -6800,6 +6954,82 @@
       </w:r>
       <w:r>
         <w:rPr>
+          <w:rFonts w:ascii="IBM Plex Mono" w:eastAsia="IBM Plex Mono" w:hAnsi="IBM Plex Mono" w:cs="IBM Plex Mono"/>
+          <w:color w:val="000000"/>
+          <w:sz w:val="18"/>
+        </w:rPr>
+        <w:t>nav a {</w:t>
+      </w:r>
+    </w:p>
+    <w:p>
+      <w:pPr>
+        <w:shd w:val="clear" w:color="auto" w:fill="F8F8FA"/>
+        <w:spacing w:line="336" w:lineRule="auto"/>
+        <w:rPr>
+          <w:rFonts w:ascii="IBM Plex Mono" w:eastAsia="IBM Plex Mono" w:hAnsi="IBM Plex Mono" w:cs="IBM Plex Mono"/>
+          <w:color w:val="000000"/>
+          <w:sz w:val="18"/>
+        </w:rPr>
+      </w:pPr>
+      <w:r>
+        <w:rPr>
+          <w:rFonts w:ascii="IBM Plex Mono" w:eastAsia="IBM Plex Mono" w:hAnsi="IBM Plex Mono" w:cs="IBM Plex Mono"/>
+          <w:color w:val="000000"/>
+          <w:sz w:val="18"/>
+        </w:rPr>
+        <w:t>    display: inline-block;</w:t>
+      </w:r>
+    </w:p>
+    <w:p>
+      <w:pPr>
+        <w:shd w:val="clear" w:color="auto" w:fill="F8F8FA"/>
+        <w:spacing w:line="336" w:lineRule="auto"/>
+        <w:rPr>
+          <w:rFonts w:ascii="IBM Plex Mono" w:eastAsia="IBM Plex Mono" w:hAnsi="IBM Plex Mono" w:cs="IBM Plex Mono"/>
+          <w:color w:val="000000"/>
+          <w:sz w:val="18"/>
+        </w:rPr>
+      </w:pPr>
+      <w:r>
+        <w:rPr>
+          <w:rFonts w:ascii="IBM Plex Mono" w:eastAsia="IBM Plex Mono" w:hAnsi="IBM Plex Mono" w:cs="IBM Plex Mono"/>
+          <w:color w:val="000000"/>
+          <w:sz w:val="18"/>
+        </w:rPr>
+        <w:t>    margin: 0 10px;</w:t>
+      </w:r>
+    </w:p>
+    <w:p>
+      <w:pPr>
+        <w:shd w:val="clear" w:color="auto" w:fill="F8F8FA"/>
+        <w:spacing w:line="336" w:lineRule="auto"/>
+        <w:rPr>
+          <w:rFonts w:ascii="IBM Plex Mono" w:eastAsia="IBM Plex Mono" w:hAnsi="IBM Plex Mono" w:cs="IBM Plex Mono"/>
+          <w:color w:val="000000"/>
+          <w:sz w:val="18"/>
+        </w:rPr>
+      </w:pPr>
+      <w:r>
+        <w:rPr>
+          <w:rFonts w:ascii="IBM Plex Mono" w:eastAsia="IBM Plex Mono" w:hAnsi="IBM Plex Mono" w:cs="IBM Plex Mono"/>
+          <w:color w:val="000000"/>
+          <w:sz w:val="18"/>
+        </w:rPr>
+        <w:t>}</w:t>
+      </w:r>
+    </w:p>
+    <w:p>
+      <w:pPr>
+        <w:shd w:val="clear" w:color="auto" w:fill="F8F8FA"/>
+        <w:spacing w:line="336" w:lineRule="auto"/>
+        <w:rPr>
+          <w:rFonts w:ascii="IBM Plex Mono" w:eastAsia="IBM Plex Mono" w:hAnsi="IBM Plex Mono" w:cs="IBM Plex Mono"/>
+          <w:color w:val="000000"/>
+          <w:sz w:val="18"/>
+        </w:rPr>
+      </w:pPr>
+      <w:r>
+        <w:rPr>
           <w:rStyle w:val="VerbatimChar"/>
           <w:rFonts w:ascii="IBM Plex Mono" w:eastAsia="IBM Plex Mono" w:hAnsi="IBM Plex Mono" w:cs="IBM Plex Mono"/>
           <w:color w:val="000000"/>
@@ -6855,7 +7085,27 @@
           <w:color w:val="000000"/>
           <w:sz w:val="18"/>
         </w:rPr>
-        <w:t xml:space="preserve"> a:hover */</w:t>
+        <w:t xml:space="preserve"> </w:t>
+      </w:r>
+      <w:proofErr w:type="gramStart"/>
+      <w:r>
+        <w:rPr>
+          <w:rStyle w:val="VerbatimChar"/>
+          <w:rFonts w:ascii="IBM Plex Mono" w:eastAsia="IBM Plex Mono" w:hAnsi="IBM Plex Mono" w:cs="IBM Plex Mono"/>
+          <w:color w:val="000000"/>
+          <w:sz w:val="18"/>
+        </w:rPr>
+        <w:t>a:hover</w:t>
+      </w:r>
+      <w:proofErr w:type="gramEnd"/>
+      <w:r>
+        <w:rPr>
+          <w:rStyle w:val="VerbatimChar"/>
+          <w:rFonts w:ascii="IBM Plex Mono" w:eastAsia="IBM Plex Mono" w:hAnsi="IBM Plex Mono" w:cs="IBM Plex Mono"/>
+          <w:color w:val="000000"/>
+          <w:sz w:val="18"/>
+        </w:rPr>
+        <w:t xml:space="preserve"> */</w:t>
       </w:r>
       <w:r>
         <w:rPr>
@@ -6916,6 +7166,92 @@
         </w:rPr>
         <w:br/>
       </w:r>
+      <w:proofErr w:type="gramStart"/>
+      <w:r>
+        <w:rPr>
+          <w:rFonts w:ascii="IBM Plex Mono" w:eastAsia="IBM Plex Mono" w:hAnsi="IBM Plex Mono" w:cs="IBM Plex Mono"/>
+          <w:color w:val="000000"/>
+          <w:sz w:val="18"/>
+        </w:rPr>
+        <w:t>a:hover</w:t>
+      </w:r>
+      <w:proofErr w:type="gramEnd"/>
+      <w:r>
+        <w:rPr>
+          <w:rFonts w:ascii="IBM Plex Mono" w:eastAsia="IBM Plex Mono" w:hAnsi="IBM Plex Mono" w:cs="IBM Plex Mono"/>
+          <w:color w:val="000000"/>
+          <w:sz w:val="18"/>
+        </w:rPr>
+        <w:t xml:space="preserve"> {</w:t>
+      </w:r>
+    </w:p>
+    <w:p>
+      <w:pPr>
+        <w:shd w:val="clear" w:color="auto" w:fill="F8F8FA"/>
+        <w:spacing w:line="336" w:lineRule="auto"/>
+        <w:rPr>
+          <w:rFonts w:ascii="IBM Plex Mono" w:eastAsia="IBM Plex Mono" w:hAnsi="IBM Plex Mono" w:cs="IBM Plex Mono"/>
+          <w:color w:val="000000"/>
+          <w:sz w:val="18"/>
+        </w:rPr>
+      </w:pPr>
+      <w:r>
+        <w:rPr>
+          <w:rFonts w:ascii="IBM Plex Mono" w:eastAsia="IBM Plex Mono" w:hAnsi="IBM Plex Mono" w:cs="IBM Plex Mono"/>
+          <w:color w:val="000000"/>
+          <w:sz w:val="18"/>
+        </w:rPr>
+        <w:t>    color: #ff6600;</w:t>
+      </w:r>
+    </w:p>
+    <w:p>
+      <w:pPr>
+        <w:shd w:val="clear" w:color="auto" w:fill="F8F8FA"/>
+        <w:spacing w:line="336" w:lineRule="auto"/>
+        <w:rPr>
+          <w:rFonts w:ascii="IBM Plex Mono" w:eastAsia="IBM Plex Mono" w:hAnsi="IBM Plex Mono" w:cs="IBM Plex Mono"/>
+          <w:color w:val="000000"/>
+          <w:sz w:val="18"/>
+        </w:rPr>
+      </w:pPr>
+      <w:r>
+        <w:rPr>
+          <w:rFonts w:ascii="IBM Plex Mono" w:eastAsia="IBM Plex Mono" w:hAnsi="IBM Plex Mono" w:cs="IBM Plex Mono"/>
+          <w:color w:val="000000"/>
+          <w:sz w:val="18"/>
+        </w:rPr>
+        <w:t>    background-color: #eee;</w:t>
+      </w:r>
+    </w:p>
+    <w:p>
+      <w:pPr>
+        <w:shd w:val="clear" w:color="auto" w:fill="F8F8FA"/>
+        <w:spacing w:line="336" w:lineRule="auto"/>
+        <w:rPr>
+          <w:rFonts w:ascii="IBM Plex Mono" w:eastAsia="IBM Plex Mono" w:hAnsi="IBM Plex Mono" w:cs="IBM Plex Mono"/>
+          <w:color w:val="000000"/>
+          <w:sz w:val="18"/>
+        </w:rPr>
+      </w:pPr>
+      <w:r>
+        <w:rPr>
+          <w:rFonts w:ascii="IBM Plex Mono" w:eastAsia="IBM Plex Mono" w:hAnsi="IBM Plex Mono" w:cs="IBM Plex Mono"/>
+          <w:color w:val="000000"/>
+          <w:sz w:val="18"/>
+        </w:rPr>
+        <w:t>}</w:t>
+      </w:r>
+    </w:p>
+    <w:p>
+      <w:pPr>
+        <w:shd w:val="clear" w:color="auto" w:fill="F8F8FA"/>
+        <w:spacing w:line="336" w:lineRule="auto"/>
+        <w:rPr>
+          <w:rFonts w:ascii="IBM Plex Mono" w:eastAsia="IBM Plex Mono" w:hAnsi="IBM Plex Mono" w:cs="IBM Plex Mono"/>
+          <w:color w:val="000000"/>
+          <w:sz w:val="18"/>
+        </w:rPr>
+      </w:pPr>
       <w:r>
         <w:rPr>
           <w:rStyle w:val="VerbatimChar"/>
@@ -7396,6 +7732,11 @@
     <w:p>
       <w:pPr>
         <w:spacing w:after="210" w:line="360" w:lineRule="auto"/>
+        <w:rPr>
+          <w:rFonts w:ascii="inter" w:eastAsia="inter" w:hAnsi="inter" w:cs="inter"/>
+          <w:i/>
+          <w:color w:val="000000"/>
+        </w:rPr>
       </w:pPr>
       <w:proofErr w:type="spellStart"/>
       <w:r>
@@ -7567,100 +7908,51 @@
       <w:r>
         <w:rPr>
           <w:rFonts w:ascii="inter" w:eastAsia="inter" w:hAnsi="inter" w:cs="inter"/>
-          <w:i/>
-          <w:color w:val="000000"/>
-        </w:rPr>
-        <w:t>(</w:t>
-      </w:r>
-      <w:proofErr w:type="spellStart"/>
-      <w:r>
-        <w:rPr>
-          <w:rFonts w:ascii="inter" w:eastAsia="inter" w:hAnsi="inter" w:cs="inter"/>
-          <w:i/>
-          <w:color w:val="000000"/>
-        </w:rPr>
-        <w:t>Dán</w:t>
-      </w:r>
-      <w:proofErr w:type="spellEnd"/>
-      <w:r>
-        <w:rPr>
-          <w:rFonts w:ascii="inter" w:eastAsia="inter" w:hAnsi="inter" w:cs="inter"/>
-          <w:i/>
-          <w:color w:val="000000"/>
-        </w:rPr>
-        <w:t xml:space="preserve"> </w:t>
-      </w:r>
-      <w:proofErr w:type="spellStart"/>
-      <w:r>
-        <w:rPr>
-          <w:rFonts w:ascii="inter" w:eastAsia="inter" w:hAnsi="inter" w:cs="inter"/>
-          <w:i/>
-          <w:color w:val="000000"/>
-        </w:rPr>
-        <w:t>ảnh</w:t>
-      </w:r>
-      <w:proofErr w:type="spellEnd"/>
-      <w:r>
-        <w:rPr>
-          <w:rFonts w:ascii="inter" w:eastAsia="inter" w:hAnsi="inter" w:cs="inter"/>
-          <w:i/>
-          <w:color w:val="000000"/>
-        </w:rPr>
-        <w:t xml:space="preserve"> 1: Giao </w:t>
-      </w:r>
-      <w:proofErr w:type="spellStart"/>
-      <w:r>
-        <w:rPr>
-          <w:rFonts w:ascii="inter" w:eastAsia="inter" w:hAnsi="inter" w:cs="inter"/>
-          <w:i/>
-          <w:color w:val="000000"/>
-        </w:rPr>
-        <w:t>diện</w:t>
-      </w:r>
-      <w:proofErr w:type="spellEnd"/>
-      <w:r>
-        <w:rPr>
-          <w:rFonts w:ascii="inter" w:eastAsia="inter" w:hAnsi="inter" w:cs="inter"/>
-          <w:i/>
-          <w:color w:val="000000"/>
-        </w:rPr>
-        <w:t xml:space="preserve"> </w:t>
-      </w:r>
-      <w:proofErr w:type="spellStart"/>
-      <w:r>
-        <w:rPr>
-          <w:rFonts w:ascii="inter" w:eastAsia="inter" w:hAnsi="inter" w:cs="inter"/>
-          <w:i/>
-          <w:color w:val="000000"/>
-        </w:rPr>
-        <w:t>bình</w:t>
-      </w:r>
-      <w:proofErr w:type="spellEnd"/>
-      <w:r>
-        <w:rPr>
-          <w:rFonts w:ascii="inter" w:eastAsia="inter" w:hAnsi="inter" w:cs="inter"/>
-          <w:i/>
-          <w:color w:val="000000"/>
-        </w:rPr>
-        <w:t xml:space="preserve"> </w:t>
-      </w:r>
-      <w:proofErr w:type="spellStart"/>
-      <w:r>
-        <w:rPr>
-          <w:rFonts w:ascii="inter" w:eastAsia="inter" w:hAnsi="inter" w:cs="inter"/>
-          <w:i/>
-          <w:color w:val="000000"/>
-        </w:rPr>
-        <w:t>thường</w:t>
-      </w:r>
-      <w:proofErr w:type="spellEnd"/>
-      <w:r>
-        <w:rPr>
-          <w:rFonts w:ascii="inter" w:eastAsia="inter" w:hAnsi="inter" w:cs="inter"/>
-          <w:i/>
-          <w:color w:val="000000"/>
-        </w:rPr>
-        <w:t>)</w:t>
+          <w:noProof/>
+          <w:color w:val="000000"/>
+        </w:rPr>
+        <w:drawing>
+          <wp:inline distT="0" distB="0" distL="0" distR="0" wp14:anchorId="158DB573" wp14:editId="676E6C03">
+            <wp:extent cx="6038850" cy="3214370"/>
+            <wp:effectExtent l="0" t="0" r="0" b="5080"/>
+            <wp:docPr id="1465151957" name="Picture 1"/>
+            <wp:cNvGraphicFramePr>
+              <a:graphicFrameLocks xmlns:a="http://schemas.openxmlformats.org/drawingml/2006/main" noChangeAspect="1"/>
+            </wp:cNvGraphicFramePr>
+            <a:graphic xmlns:a="http://schemas.openxmlformats.org/drawingml/2006/main">
+              <a:graphicData uri="http://schemas.openxmlformats.org/drawingml/2006/picture">
+                <pic:pic xmlns:pic="http://schemas.openxmlformats.org/drawingml/2006/picture">
+                  <pic:nvPicPr>
+                    <pic:cNvPr id="1465151957" name=""/>
+                    <pic:cNvPicPr/>
+                  </pic:nvPicPr>
+                  <pic:blipFill>
+                    <a:blip r:embed="rId5"/>
+                    <a:stretch>
+                      <a:fillRect/>
+                    </a:stretch>
+                  </pic:blipFill>
+                  <pic:spPr>
+                    <a:xfrm>
+                      <a:off x="0" y="0"/>
+                      <a:ext cx="6038850" cy="3214370"/>
+                    </a:xfrm>
+                    <a:prstGeom prst="rect">
+                      <a:avLst/>
+                    </a:prstGeom>
+                  </pic:spPr>
+                </pic:pic>
+              </a:graphicData>
+            </a:graphic>
+          </wp:inline>
+        </w:drawing>
+      </w:r>
+      <w:r>
+        <w:rPr>
+          <w:rFonts w:ascii="inter" w:eastAsia="inter" w:hAnsi="inter" w:cs="inter"/>
+          <w:color w:val="000000"/>
+        </w:rPr>
+        <w:t xml:space="preserve"> </w:t>
       </w:r>
       <w:r>
         <w:rPr>
@@ -7671,65 +7963,43 @@
       </w:r>
       <w:r>
         <w:rPr>
-          <w:rFonts w:ascii="inter" w:eastAsia="inter" w:hAnsi="inter" w:cs="inter"/>
-          <w:i/>
-          <w:color w:val="000000"/>
-        </w:rPr>
-        <w:t>(</w:t>
-      </w:r>
-      <w:proofErr w:type="spellStart"/>
-      <w:r>
-        <w:rPr>
-          <w:rFonts w:ascii="inter" w:eastAsia="inter" w:hAnsi="inter" w:cs="inter"/>
-          <w:i/>
-          <w:color w:val="000000"/>
-        </w:rPr>
-        <w:t>Dán</w:t>
-      </w:r>
-      <w:proofErr w:type="spellEnd"/>
-      <w:r>
-        <w:rPr>
-          <w:rFonts w:ascii="inter" w:eastAsia="inter" w:hAnsi="inter" w:cs="inter"/>
-          <w:i/>
-          <w:color w:val="000000"/>
-        </w:rPr>
-        <w:t xml:space="preserve"> </w:t>
-      </w:r>
-      <w:proofErr w:type="spellStart"/>
-      <w:r>
-        <w:rPr>
-          <w:rFonts w:ascii="inter" w:eastAsia="inter" w:hAnsi="inter" w:cs="inter"/>
-          <w:i/>
-          <w:color w:val="000000"/>
-        </w:rPr>
-        <w:t>ảnh</w:t>
-      </w:r>
-      <w:proofErr w:type="spellEnd"/>
-      <w:r>
-        <w:rPr>
-          <w:rFonts w:ascii="inter" w:eastAsia="inter" w:hAnsi="inter" w:cs="inter"/>
-          <w:i/>
-          <w:color w:val="000000"/>
-        </w:rPr>
-        <w:t xml:space="preserve"> 2: Khi hover </w:t>
-      </w:r>
-      <w:proofErr w:type="spellStart"/>
-      <w:r>
-        <w:rPr>
-          <w:rFonts w:ascii="inter" w:eastAsia="inter" w:hAnsi="inter" w:cs="inter"/>
-          <w:i/>
-          <w:color w:val="000000"/>
-        </w:rPr>
-        <w:t>vào</w:t>
-      </w:r>
-      <w:proofErr w:type="spellEnd"/>
-      <w:r>
-        <w:rPr>
-          <w:rFonts w:ascii="inter" w:eastAsia="inter" w:hAnsi="inter" w:cs="inter"/>
-          <w:i/>
-          <w:color w:val="000000"/>
-        </w:rPr>
-        <w:t xml:space="preserve"> link)</w:t>
+          <w:noProof/>
+        </w:rPr>
+        <w:drawing>
+          <wp:inline distT="0" distB="0" distL="0" distR="0" wp14:anchorId="5D29629A" wp14:editId="1F03B3CB">
+            <wp:extent cx="6038850" cy="3038475"/>
+            <wp:effectExtent l="0" t="0" r="0" b="9525"/>
+            <wp:docPr id="1271839917" name="Picture 1"/>
+            <wp:cNvGraphicFramePr>
+              <a:graphicFrameLocks xmlns:a="http://schemas.openxmlformats.org/drawingml/2006/main" noChangeAspect="1"/>
+            </wp:cNvGraphicFramePr>
+            <a:graphic xmlns:a="http://schemas.openxmlformats.org/drawingml/2006/main">
+              <a:graphicData uri="http://schemas.openxmlformats.org/drawingml/2006/picture">
+                <pic:pic xmlns:pic="http://schemas.openxmlformats.org/drawingml/2006/picture">
+                  <pic:nvPicPr>
+                    <pic:cNvPr id="1271839917" name=""/>
+                    <pic:cNvPicPr/>
+                  </pic:nvPicPr>
+                  <pic:blipFill>
+                    <a:blip r:embed="rId6"/>
+                    <a:stretch>
+                      <a:fillRect/>
+                    </a:stretch>
+                  </pic:blipFill>
+                  <pic:spPr>
+                    <a:xfrm>
+                      <a:off x="0" y="0"/>
+                      <a:ext cx="6038850" cy="3038475"/>
+                    </a:xfrm>
+                    <a:prstGeom prst="rect">
+                      <a:avLst/>
+                    </a:prstGeom>
+                  </pic:spPr>
+                </pic:pic>
+              </a:graphicData>
+            </a:graphic>
+          </wp:inline>
+        </w:drawing>
       </w:r>
     </w:p>
     <w:p>
@@ -7746,7 +8016,7 @@
           <w:noProof/>
         </w:rPr>
         <w:pict w14:anchorId="1C132D59">
-          <v:rect id="_x0000_s1038" alt="" style="width:475.5pt;height:.05pt;mso-width-percent:0;mso-height-percent:0;mso-left-percent:-10001;mso-top-percent:-10001;mso-position-horizontal:absolute;mso-position-horizontal-relative:char;mso-position-vertical:absolute;mso-position-vertical-relative:line;mso-width-percent:0;mso-height-percent:0;mso-left-percent:-10001;mso-top-percent:-10001" o:hralign="center" o:hrstd="t" strokeweight="1pt">
+          <v:rect id="_x0000_s1035" alt="" style="width:475.5pt;height:.05pt;mso-width-percent:0;mso-height-percent:0;mso-left-percent:-10001;mso-top-percent:-10001;mso-position-horizontal:absolute;mso-position-horizontal-relative:char;mso-position-vertical:absolute;mso-position-vertical-relative:line;mso-width-percent:0;mso-height-percent:0;mso-left-percent:-10001;mso-top-percent:-10001" o:hralign="center" o:hrstd="t" strokeweight="1pt">
             <v:stroke opacity="0"/>
           </v:rect>
         </w:pict>
@@ -8189,7 +8459,57 @@
           <w:sz w:val="18"/>
         </w:rPr>
         <w:br/>
-        <w:t>│         MARGIN (</w:t>
+        <w:t xml:space="preserve">│         </w:t>
+      </w:r>
+      <w:r>
+        <w:rPr>
+          <w:rStyle w:val="VerbatimChar"/>
+          <w:rFonts w:ascii="IBM Plex Mono" w:eastAsia="IBM Plex Mono" w:hAnsi="IBM Plex Mono" w:cs="IBM Plex Mono"/>
+          <w:color w:val="000000"/>
+          <w:sz w:val="18"/>
+          <w:lang w:val="vi-VN"/>
+        </w:rPr>
+        <w:tab/>
+      </w:r>
+      <w:r>
+        <w:rPr>
+          <w:rStyle w:val="VerbatimChar"/>
+          <w:rFonts w:ascii="IBM Plex Mono" w:eastAsia="IBM Plex Mono" w:hAnsi="IBM Plex Mono" w:cs="IBM Plex Mono"/>
+          <w:color w:val="000000"/>
+          <w:sz w:val="18"/>
+          <w:lang w:val="vi-VN"/>
+        </w:rPr>
+        <w:tab/>
+      </w:r>
+      <w:r>
+        <w:rPr>
+          <w:rStyle w:val="VerbatimChar"/>
+          <w:rFonts w:ascii="IBM Plex Mono" w:eastAsia="IBM Plex Mono" w:hAnsi="IBM Plex Mono" w:cs="IBM Plex Mono"/>
+          <w:color w:val="000000"/>
+          <w:sz w:val="18"/>
+          <w:lang w:val="vi-VN"/>
+        </w:rPr>
+        <w:tab/>
+      </w:r>
+      <w:r>
+        <w:rPr>
+          <w:rStyle w:val="VerbatimChar"/>
+          <w:rFonts w:ascii="IBM Plex Mono" w:eastAsia="IBM Plex Mono" w:hAnsi="IBM Plex Mono" w:cs="IBM Plex Mono"/>
+          <w:color w:val="000000"/>
+          <w:sz w:val="18"/>
+          <w:lang w:val="vi-VN"/>
+        </w:rPr>
+        <w:tab/>
+        <w:t xml:space="preserve">  </w:t>
+      </w:r>
+      <w:r>
+        <w:rPr>
+          <w:rStyle w:val="VerbatimChar"/>
+          <w:rFonts w:ascii="IBM Plex Mono" w:eastAsia="IBM Plex Mono" w:hAnsi="IBM Plex Mono" w:cs="IBM Plex Mono"/>
+          <w:color w:val="000000"/>
+          <w:sz w:val="18"/>
+        </w:rPr>
+        <w:t>MARGIN (</w:t>
       </w:r>
       <w:proofErr w:type="spellStart"/>
       <w:r>
@@ -8239,7 +8559,26 @@
           <w:sz w:val="18"/>
         </w:rPr>
         <w:br/>
-        <w:t>│  ┌───────────────────────────────┐  │</w:t>
+        <w:t xml:space="preserve">│  ┌───────────────────────────────┐  </w:t>
+      </w:r>
+      <w:r>
+        <w:rPr>
+          <w:rStyle w:val="VerbatimChar"/>
+          <w:rFonts w:ascii="IBM Plex Mono" w:eastAsia="IBM Plex Mono" w:hAnsi="IBM Plex Mono" w:cs="IBM Plex Mono"/>
+          <w:color w:val="000000"/>
+          <w:sz w:val="18"/>
+          <w:lang w:val="vi-VN"/>
+        </w:rPr>
+        <w:t xml:space="preserve">   </w:t>
+      </w:r>
+      <w:r>
+        <w:rPr>
+          <w:rStyle w:val="VerbatimChar"/>
+          <w:rFonts w:ascii="IBM Plex Mono" w:eastAsia="IBM Plex Mono" w:hAnsi="IBM Plex Mono" w:cs="IBM Plex Mono"/>
+          <w:color w:val="000000"/>
+          <w:sz w:val="18"/>
+        </w:rPr>
+        <w:t>│</w:t>
       </w:r>
       <w:r>
         <w:rPr>
@@ -8249,7 +8588,46 @@
           <w:sz w:val="18"/>
         </w:rPr>
         <w:br/>
-        <w:t>│  │    BORDER (</w:t>
+        <w:t xml:space="preserve">│  │    </w:t>
+      </w:r>
+      <w:r>
+        <w:rPr>
+          <w:rStyle w:val="VerbatimChar"/>
+          <w:rFonts w:ascii="IBM Plex Mono" w:eastAsia="IBM Plex Mono" w:hAnsi="IBM Plex Mono" w:cs="IBM Plex Mono"/>
+          <w:color w:val="000000"/>
+          <w:sz w:val="18"/>
+          <w:lang w:val="vi-VN"/>
+        </w:rPr>
+        <w:tab/>
+      </w:r>
+      <w:r>
+        <w:rPr>
+          <w:rStyle w:val="VerbatimChar"/>
+          <w:rFonts w:ascii="IBM Plex Mono" w:eastAsia="IBM Plex Mono" w:hAnsi="IBM Plex Mono" w:cs="IBM Plex Mono"/>
+          <w:color w:val="000000"/>
+          <w:sz w:val="18"/>
+          <w:lang w:val="vi-VN"/>
+        </w:rPr>
+        <w:tab/>
+      </w:r>
+      <w:r>
+        <w:rPr>
+          <w:rStyle w:val="VerbatimChar"/>
+          <w:rFonts w:ascii="IBM Plex Mono" w:eastAsia="IBM Plex Mono" w:hAnsi="IBM Plex Mono" w:cs="IBM Plex Mono"/>
+          <w:color w:val="000000"/>
+          <w:sz w:val="18"/>
+          <w:lang w:val="vi-VN"/>
+        </w:rPr>
+        <w:tab/>
+      </w:r>
+      <w:r>
+        <w:rPr>
+          <w:rStyle w:val="VerbatimChar"/>
+          <w:rFonts w:ascii="IBM Plex Mono" w:eastAsia="IBM Plex Mono" w:hAnsi="IBM Plex Mono" w:cs="IBM Plex Mono"/>
+          <w:color w:val="000000"/>
+          <w:sz w:val="18"/>
+        </w:rPr>
+        <w:t>BORDER (</w:t>
       </w:r>
       <w:proofErr w:type="spellStart"/>
       <w:r>
@@ -8289,7 +8667,45 @@
           <w:color w:val="000000"/>
           <w:sz w:val="18"/>
         </w:rPr>
-        <w:t>)        │  │</w:t>
+        <w:t xml:space="preserve">)        </w:t>
+      </w:r>
+      <w:r>
+        <w:rPr>
+          <w:rStyle w:val="VerbatimChar"/>
+          <w:rFonts w:ascii="IBM Plex Mono" w:eastAsia="IBM Plex Mono" w:hAnsi="IBM Plex Mono" w:cs="IBM Plex Mono"/>
+          <w:color w:val="000000"/>
+          <w:sz w:val="18"/>
+          <w:lang w:val="vi-VN"/>
+        </w:rPr>
+        <w:t xml:space="preserve">    </w:t>
+      </w:r>
+      <w:r>
+        <w:rPr>
+          <w:rStyle w:val="VerbatimChar"/>
+          <w:rFonts w:ascii="IBM Plex Mono" w:eastAsia="IBM Plex Mono" w:hAnsi="IBM Plex Mono" w:cs="IBM Plex Mono"/>
+          <w:color w:val="000000"/>
+          <w:sz w:val="18"/>
+        </w:rPr>
+        <w:t xml:space="preserve">│ </w:t>
+      </w:r>
+      <w:r>
+        <w:rPr>
+          <w:rStyle w:val="VerbatimChar"/>
+          <w:rFonts w:ascii="IBM Plex Mono" w:eastAsia="IBM Plex Mono" w:hAnsi="IBM Plex Mono" w:cs="IBM Plex Mono"/>
+          <w:color w:val="000000"/>
+          <w:sz w:val="18"/>
+          <w:lang w:val="vi-VN"/>
+        </w:rPr>
+        <w:t xml:space="preserve">   </w:t>
+      </w:r>
+      <w:r>
+        <w:rPr>
+          <w:rStyle w:val="VerbatimChar"/>
+          <w:rFonts w:ascii="IBM Plex Mono" w:eastAsia="IBM Plex Mono" w:hAnsi="IBM Plex Mono" w:cs="IBM Plex Mono"/>
+          <w:color w:val="000000"/>
+          <w:sz w:val="18"/>
+        </w:rPr>
+        <w:t xml:space="preserve"> │</w:t>
       </w:r>
       <w:r>
         <w:rPr>
@@ -8299,7 +8715,45 @@
           <w:sz w:val="18"/>
         </w:rPr>
         <w:br/>
-        <w:t>│  │  ┌─────────────────────────┐  │  │</w:t>
+        <w:t xml:space="preserve">│  │  ┌─────────────────────────┐  </w:t>
+      </w:r>
+      <w:r>
+        <w:rPr>
+          <w:rStyle w:val="VerbatimChar"/>
+          <w:rFonts w:ascii="IBM Plex Mono" w:eastAsia="IBM Plex Mono" w:hAnsi="IBM Plex Mono" w:cs="IBM Plex Mono"/>
+          <w:color w:val="000000"/>
+          <w:sz w:val="18"/>
+          <w:lang w:val="vi-VN"/>
+        </w:rPr>
+        <w:t xml:space="preserve">   </w:t>
+      </w:r>
+      <w:r>
+        <w:rPr>
+          <w:rStyle w:val="VerbatimChar"/>
+          <w:rFonts w:ascii="IBM Plex Mono" w:eastAsia="IBM Plex Mono" w:hAnsi="IBM Plex Mono" w:cs="IBM Plex Mono"/>
+          <w:color w:val="000000"/>
+          <w:sz w:val="18"/>
+        </w:rPr>
+        <w:t xml:space="preserve">│  </w:t>
+      </w:r>
+      <w:r>
+        <w:rPr>
+          <w:rStyle w:val="VerbatimChar"/>
+          <w:rFonts w:ascii="IBM Plex Mono" w:eastAsia="IBM Plex Mono" w:hAnsi="IBM Plex Mono" w:cs="IBM Plex Mono"/>
+          <w:color w:val="000000"/>
+          <w:sz w:val="18"/>
+          <w:lang w:val="vi-VN"/>
+        </w:rPr>
+        <w:t xml:space="preserve">   </w:t>
+      </w:r>
+      <w:r>
+        <w:rPr>
+          <w:rStyle w:val="VerbatimChar"/>
+          <w:rFonts w:ascii="IBM Plex Mono" w:eastAsia="IBM Plex Mono" w:hAnsi="IBM Plex Mono" w:cs="IBM Plex Mono"/>
+          <w:color w:val="000000"/>
+          <w:sz w:val="18"/>
+        </w:rPr>
+        <w:t>│</w:t>
       </w:r>
       <w:r>
         <w:rPr>
@@ -8309,7 +8763,36 @@
           <w:sz w:val="18"/>
         </w:rPr>
         <w:br/>
-        <w:t>│  │  │  PADDING (</w:t>
+        <w:t xml:space="preserve">│  │  │  </w:t>
+      </w:r>
+      <w:r>
+        <w:rPr>
+          <w:rStyle w:val="VerbatimChar"/>
+          <w:rFonts w:ascii="IBM Plex Mono" w:eastAsia="IBM Plex Mono" w:hAnsi="IBM Plex Mono" w:cs="IBM Plex Mono"/>
+          <w:color w:val="000000"/>
+          <w:sz w:val="18"/>
+          <w:lang w:val="vi-VN"/>
+        </w:rPr>
+        <w:tab/>
+      </w:r>
+      <w:r>
+        <w:rPr>
+          <w:rStyle w:val="VerbatimChar"/>
+          <w:rFonts w:ascii="IBM Plex Mono" w:eastAsia="IBM Plex Mono" w:hAnsi="IBM Plex Mono" w:cs="IBM Plex Mono"/>
+          <w:color w:val="000000"/>
+          <w:sz w:val="18"/>
+          <w:lang w:val="vi-VN"/>
+        </w:rPr>
+        <w:tab/>
+      </w:r>
+      <w:r>
+        <w:rPr>
+          <w:rStyle w:val="VerbatimChar"/>
+          <w:rFonts w:ascii="IBM Plex Mono" w:eastAsia="IBM Plex Mono" w:hAnsi="IBM Plex Mono" w:cs="IBM Plex Mono"/>
+          <w:color w:val="000000"/>
+          <w:sz w:val="18"/>
+        </w:rPr>
+        <w:t>PADDING (</w:t>
       </w:r>
       <w:proofErr w:type="spellStart"/>
       <w:r>
@@ -8349,7 +8832,64 @@
           <w:color w:val="000000"/>
           <w:sz w:val="18"/>
         </w:rPr>
-        <w:t>)     │  │  │</w:t>
+        <w:t>)</w:t>
+      </w:r>
+      <w:r>
+        <w:rPr>
+          <w:rStyle w:val="VerbatimChar"/>
+          <w:rFonts w:ascii="IBM Plex Mono" w:eastAsia="IBM Plex Mono" w:hAnsi="IBM Plex Mono" w:cs="IBM Plex Mono"/>
+          <w:color w:val="000000"/>
+          <w:sz w:val="18"/>
+          <w:lang w:val="vi-VN"/>
+        </w:rPr>
+        <w:t xml:space="preserve">        </w:t>
+      </w:r>
+      <w:r>
+        <w:rPr>
+          <w:rStyle w:val="VerbatimChar"/>
+          <w:rFonts w:ascii="IBM Plex Mono" w:eastAsia="IBM Plex Mono" w:hAnsi="IBM Plex Mono" w:cs="IBM Plex Mono"/>
+          <w:color w:val="000000"/>
+          <w:sz w:val="18"/>
+        </w:rPr>
+        <w:t xml:space="preserve">     │  </w:t>
+      </w:r>
+      <w:r>
+        <w:rPr>
+          <w:rStyle w:val="VerbatimChar"/>
+          <w:rFonts w:ascii="IBM Plex Mono" w:eastAsia="IBM Plex Mono" w:hAnsi="IBM Plex Mono" w:cs="IBM Plex Mono"/>
+          <w:color w:val="000000"/>
+          <w:sz w:val="18"/>
+          <w:lang w:val="vi-VN"/>
+        </w:rPr>
+        <w:t xml:space="preserve">   </w:t>
+      </w:r>
+      <w:r>
+        <w:rPr>
+          <w:rStyle w:val="VerbatimChar"/>
+          <w:rFonts w:ascii="IBM Plex Mono" w:eastAsia="IBM Plex Mono" w:hAnsi="IBM Plex Mono" w:cs="IBM Plex Mono"/>
+          <w:color w:val="000000"/>
+          <w:sz w:val="18"/>
+        </w:rPr>
+        <w:t xml:space="preserve">│  </w:t>
+      </w:r>
+      <w:r>
+        <w:rPr>
+          <w:rStyle w:val="VerbatimChar"/>
+          <w:rFonts w:ascii="IBM Plex Mono" w:eastAsia="IBM Plex Mono" w:hAnsi="IBM Plex Mono" w:cs="IBM Plex Mono"/>
+          <w:color w:val="000000"/>
+          <w:sz w:val="18"/>
+          <w:lang w:val="vi-VN"/>
+        </w:rPr>
+        <w:t xml:space="preserve">   </w:t>
+      </w:r>
+      <w:r>
+        <w:rPr>
+          <w:rStyle w:val="VerbatimChar"/>
+          <w:rFonts w:ascii="IBM Plex Mono" w:eastAsia="IBM Plex Mono" w:hAnsi="IBM Plex Mono" w:cs="IBM Plex Mono"/>
+          <w:color w:val="000000"/>
+          <w:sz w:val="18"/>
+        </w:rPr>
+        <w:t>│</w:t>
       </w:r>
       <w:r>
         <w:rPr>
@@ -8359,7 +8899,64 @@
           <w:sz w:val="18"/>
         </w:rPr>
         <w:br/>
-        <w:t>│  │  │  ┌───────────────────┐  │  │  │</w:t>
+        <w:t xml:space="preserve">│  │  │  ┌───────────────────┐  </w:t>
+      </w:r>
+      <w:r>
+        <w:rPr>
+          <w:rStyle w:val="VerbatimChar"/>
+          <w:rFonts w:ascii="IBM Plex Mono" w:eastAsia="IBM Plex Mono" w:hAnsi="IBM Plex Mono" w:cs="IBM Plex Mono"/>
+          <w:color w:val="000000"/>
+          <w:sz w:val="18"/>
+          <w:lang w:val="vi-VN"/>
+        </w:rPr>
+        <w:t xml:space="preserve">   </w:t>
+      </w:r>
+      <w:r>
+        <w:rPr>
+          <w:rStyle w:val="VerbatimChar"/>
+          <w:rFonts w:ascii="IBM Plex Mono" w:eastAsia="IBM Plex Mono" w:hAnsi="IBM Plex Mono" w:cs="IBM Plex Mono"/>
+          <w:color w:val="000000"/>
+          <w:sz w:val="18"/>
+        </w:rPr>
+        <w:t xml:space="preserve">│  </w:t>
+      </w:r>
+      <w:r>
+        <w:rPr>
+          <w:rStyle w:val="VerbatimChar"/>
+          <w:rFonts w:ascii="IBM Plex Mono" w:eastAsia="IBM Plex Mono" w:hAnsi="IBM Plex Mono" w:cs="IBM Plex Mono"/>
+          <w:color w:val="000000"/>
+          <w:sz w:val="18"/>
+          <w:lang w:val="vi-VN"/>
+        </w:rPr>
+        <w:t xml:space="preserve">   </w:t>
+      </w:r>
+      <w:r>
+        <w:rPr>
+          <w:rStyle w:val="VerbatimChar"/>
+          <w:rFonts w:ascii="IBM Plex Mono" w:eastAsia="IBM Plex Mono" w:hAnsi="IBM Plex Mono" w:cs="IBM Plex Mono"/>
+          <w:color w:val="000000"/>
+          <w:sz w:val="18"/>
+        </w:rPr>
+        <w:t xml:space="preserve">│  </w:t>
+      </w:r>
+      <w:r>
+        <w:rPr>
+          <w:rStyle w:val="VerbatimChar"/>
+          <w:rFonts w:ascii="IBM Plex Mono" w:eastAsia="IBM Plex Mono" w:hAnsi="IBM Plex Mono" w:cs="IBM Plex Mono"/>
+          <w:color w:val="000000"/>
+          <w:sz w:val="18"/>
+          <w:lang w:val="vi-VN"/>
+        </w:rPr>
+        <w:t xml:space="preserve">   </w:t>
+      </w:r>
+      <w:r>
+        <w:rPr>
+          <w:rStyle w:val="VerbatimChar"/>
+          <w:rFonts w:ascii="IBM Plex Mono" w:eastAsia="IBM Plex Mono" w:hAnsi="IBM Plex Mono" w:cs="IBM Plex Mono"/>
+          <w:color w:val="000000"/>
+          <w:sz w:val="18"/>
+        </w:rPr>
+        <w:t>│</w:t>
       </w:r>
       <w:r>
         <w:rPr>
@@ -8369,7 +8966,122 @@
           <w:sz w:val="18"/>
         </w:rPr>
         <w:br/>
-        <w:t>│  │  │  │   CONTENT         │  │  │  │</w:t>
+        <w:t xml:space="preserve">│  │  │  │   </w:t>
+      </w:r>
+      <w:r>
+        <w:rPr>
+          <w:rStyle w:val="VerbatimChar"/>
+          <w:rFonts w:ascii="IBM Plex Mono" w:eastAsia="IBM Plex Mono" w:hAnsi="IBM Plex Mono" w:cs="IBM Plex Mono"/>
+          <w:color w:val="000000"/>
+          <w:sz w:val="18"/>
+          <w:lang w:val="vi-VN"/>
+        </w:rPr>
+        <w:tab/>
+      </w:r>
+      <w:r>
+        <w:rPr>
+          <w:rStyle w:val="VerbatimChar"/>
+          <w:rFonts w:ascii="IBM Plex Mono" w:eastAsia="IBM Plex Mono" w:hAnsi="IBM Plex Mono" w:cs="IBM Plex Mono"/>
+          <w:color w:val="000000"/>
+          <w:sz w:val="18"/>
+          <w:lang w:val="vi-VN"/>
+        </w:rPr>
+        <w:t xml:space="preserve">     </w:t>
+      </w:r>
+      <w:r>
+        <w:rPr>
+          <w:rStyle w:val="VerbatimChar"/>
+          <w:rFonts w:ascii="IBM Plex Mono" w:eastAsia="IBM Plex Mono" w:hAnsi="IBM Plex Mono" w:cs="IBM Plex Mono"/>
+          <w:color w:val="000000"/>
+          <w:sz w:val="18"/>
+        </w:rPr>
+        <w:t xml:space="preserve">CONTENT         </w:t>
+      </w:r>
+      <w:r>
+        <w:rPr>
+          <w:rStyle w:val="VerbatimChar"/>
+          <w:rFonts w:ascii="IBM Plex Mono" w:eastAsia="IBM Plex Mono" w:hAnsi="IBM Plex Mono" w:cs="IBM Plex Mono"/>
+          <w:color w:val="000000"/>
+          <w:sz w:val="18"/>
+          <w:lang w:val="vi-VN"/>
+        </w:rPr>
+        <w:t xml:space="preserve">  </w:t>
+      </w:r>
+      <w:r>
+        <w:rPr>
+          <w:rStyle w:val="VerbatimChar"/>
+          <w:rFonts w:ascii="IBM Plex Mono" w:eastAsia="IBM Plex Mono" w:hAnsi="IBM Plex Mono" w:cs="IBM Plex Mono"/>
+          <w:color w:val="000000"/>
+          <w:sz w:val="18"/>
+          <w:lang w:val="vi-VN"/>
+        </w:rPr>
+        <w:t xml:space="preserve"> </w:t>
+      </w:r>
+      <w:r>
+        <w:rPr>
+          <w:rStyle w:val="VerbatimChar"/>
+          <w:rFonts w:ascii="IBM Plex Mono" w:eastAsia="IBM Plex Mono" w:hAnsi="IBM Plex Mono" w:cs="IBM Plex Mono"/>
+          <w:color w:val="000000"/>
+          <w:sz w:val="18"/>
+        </w:rPr>
+        <w:t xml:space="preserve">│  </w:t>
+      </w:r>
+      <w:r>
+        <w:rPr>
+          <w:rStyle w:val="VerbatimChar"/>
+          <w:rFonts w:ascii="IBM Plex Mono" w:eastAsia="IBM Plex Mono" w:hAnsi="IBM Plex Mono" w:cs="IBM Plex Mono"/>
+          <w:color w:val="000000"/>
+          <w:sz w:val="18"/>
+          <w:lang w:val="vi-VN"/>
+        </w:rPr>
+        <w:t xml:space="preserve">   </w:t>
+      </w:r>
+      <w:r>
+        <w:rPr>
+          <w:rStyle w:val="VerbatimChar"/>
+          <w:rFonts w:ascii="IBM Plex Mono" w:eastAsia="IBM Plex Mono" w:hAnsi="IBM Plex Mono" w:cs="IBM Plex Mono"/>
+          <w:color w:val="000000"/>
+          <w:sz w:val="18"/>
+        </w:rPr>
+        <w:t xml:space="preserve">│  </w:t>
+      </w:r>
+      <w:r>
+        <w:rPr>
+          <w:rStyle w:val="VerbatimChar"/>
+          <w:rFonts w:ascii="IBM Plex Mono" w:eastAsia="IBM Plex Mono" w:hAnsi="IBM Plex Mono" w:cs="IBM Plex Mono"/>
+          <w:color w:val="000000"/>
+          <w:sz w:val="18"/>
+          <w:lang w:val="vi-VN"/>
+        </w:rPr>
+        <w:t xml:space="preserve">   </w:t>
+      </w:r>
+      <w:r>
+        <w:rPr>
+          <w:rStyle w:val="VerbatimChar"/>
+          <w:rFonts w:ascii="IBM Plex Mono" w:eastAsia="IBM Plex Mono" w:hAnsi="IBM Plex Mono" w:cs="IBM Plex Mono"/>
+          <w:color w:val="000000"/>
+          <w:sz w:val="18"/>
+        </w:rPr>
+        <w:t xml:space="preserve">│  </w:t>
+      </w:r>
+      <w:r>
+        <w:rPr>
+          <w:rStyle w:val="VerbatimChar"/>
+          <w:rFonts w:ascii="IBM Plex Mono" w:eastAsia="IBM Plex Mono" w:hAnsi="IBM Plex Mono" w:cs="IBM Plex Mono"/>
+          <w:color w:val="000000"/>
+          <w:sz w:val="18"/>
+          <w:lang w:val="vi-VN"/>
+        </w:rPr>
+        <w:t xml:space="preserve">   </w:t>
+      </w:r>
+      <w:r>
+        <w:rPr>
+          <w:rStyle w:val="VerbatimChar"/>
+          <w:rFonts w:ascii="IBM Plex Mono" w:eastAsia="IBM Plex Mono" w:hAnsi="IBM Plex Mono" w:cs="IBM Plex Mono"/>
+          <w:color w:val="000000"/>
+          <w:sz w:val="18"/>
+        </w:rPr>
+        <w:t>│</w:t>
       </w:r>
       <w:r>
         <w:rPr>
@@ -8379,7 +9091,36 @@
           <w:sz w:val="18"/>
         </w:rPr>
         <w:br/>
-        <w:t>│  │  │  │   (</w:t>
+        <w:t xml:space="preserve">│  │  │  │   </w:t>
+      </w:r>
+      <w:r>
+        <w:rPr>
+          <w:rStyle w:val="VerbatimChar"/>
+          <w:rFonts w:ascii="IBM Plex Mono" w:eastAsia="IBM Plex Mono" w:hAnsi="IBM Plex Mono" w:cs="IBM Plex Mono"/>
+          <w:color w:val="000000"/>
+          <w:sz w:val="18"/>
+          <w:lang w:val="vi-VN"/>
+        </w:rPr>
+        <w:tab/>
+      </w:r>
+      <w:r>
+        <w:rPr>
+          <w:rStyle w:val="VerbatimChar"/>
+          <w:rFonts w:ascii="IBM Plex Mono" w:eastAsia="IBM Plex Mono" w:hAnsi="IBM Plex Mono" w:cs="IBM Plex Mono"/>
+          <w:color w:val="000000"/>
+          <w:sz w:val="18"/>
+          <w:lang w:val="vi-VN"/>
+        </w:rPr>
+        <w:t xml:space="preserve">    </w:t>
+      </w:r>
+      <w:r>
+        <w:rPr>
+          <w:rStyle w:val="VerbatimChar"/>
+          <w:rFonts w:ascii="IBM Plex Mono" w:eastAsia="IBM Plex Mono" w:hAnsi="IBM Plex Mono" w:cs="IBM Plex Mono"/>
+          <w:color w:val="000000"/>
+          <w:sz w:val="18"/>
+        </w:rPr>
+        <w:t>(</w:t>
       </w:r>
       <w:proofErr w:type="spellStart"/>
       <w:r>
@@ -8399,7 +9140,93 @@
           <w:color w:val="000000"/>
           <w:sz w:val="18"/>
         </w:rPr>
-        <w:t xml:space="preserve"> dung)      │  │  │  │</w:t>
+        <w:t xml:space="preserve"> dung)      </w:t>
+      </w:r>
+      <w:r>
+        <w:rPr>
+          <w:rStyle w:val="VerbatimChar"/>
+          <w:rFonts w:ascii="IBM Plex Mono" w:eastAsia="IBM Plex Mono" w:hAnsi="IBM Plex Mono" w:cs="IBM Plex Mono"/>
+          <w:color w:val="000000"/>
+          <w:sz w:val="18"/>
+          <w:lang w:val="vi-VN"/>
+        </w:rPr>
+        <w:t xml:space="preserve">  </w:t>
+      </w:r>
+      <w:r>
+        <w:rPr>
+          <w:rStyle w:val="VerbatimChar"/>
+          <w:rFonts w:ascii="IBM Plex Mono" w:eastAsia="IBM Plex Mono" w:hAnsi="IBM Plex Mono" w:cs="IBM Plex Mono"/>
+          <w:color w:val="000000"/>
+          <w:sz w:val="18"/>
+          <w:lang w:val="vi-VN"/>
+        </w:rPr>
+        <w:t xml:space="preserve">  </w:t>
+      </w:r>
+      <w:r>
+        <w:rPr>
+          <w:rStyle w:val="VerbatimChar"/>
+          <w:rFonts w:ascii="IBM Plex Mono" w:eastAsia="IBM Plex Mono" w:hAnsi="IBM Plex Mono" w:cs="IBM Plex Mono"/>
+          <w:color w:val="000000"/>
+          <w:sz w:val="18"/>
+        </w:rPr>
+        <w:t xml:space="preserve">│  </w:t>
+      </w:r>
+      <w:r>
+        <w:rPr>
+          <w:rStyle w:val="VerbatimChar"/>
+          <w:rFonts w:ascii="IBM Plex Mono" w:eastAsia="IBM Plex Mono" w:hAnsi="IBM Plex Mono" w:cs="IBM Plex Mono"/>
+          <w:color w:val="000000"/>
+          <w:sz w:val="18"/>
+          <w:lang w:val="vi-VN"/>
+        </w:rPr>
+        <w:t xml:space="preserve">   </w:t>
+      </w:r>
+      <w:r>
+        <w:rPr>
+          <w:rStyle w:val="VerbatimChar"/>
+          <w:rFonts w:ascii="IBM Plex Mono" w:eastAsia="IBM Plex Mono" w:hAnsi="IBM Plex Mono" w:cs="IBM Plex Mono"/>
+          <w:color w:val="000000"/>
+          <w:sz w:val="18"/>
+        </w:rPr>
+        <w:t xml:space="preserve">│  </w:t>
+      </w:r>
+      <w:r>
+        <w:rPr>
+          <w:rStyle w:val="VerbatimChar"/>
+          <w:rFonts w:ascii="IBM Plex Mono" w:eastAsia="IBM Plex Mono" w:hAnsi="IBM Plex Mono" w:cs="IBM Plex Mono"/>
+          <w:color w:val="000000"/>
+          <w:sz w:val="18"/>
+          <w:lang w:val="vi-VN"/>
+        </w:rPr>
+        <w:t xml:space="preserve">   </w:t>
+      </w:r>
+      <w:r>
+        <w:rPr>
+          <w:rStyle w:val="VerbatimChar"/>
+          <w:rFonts w:ascii="IBM Plex Mono" w:eastAsia="IBM Plex Mono" w:hAnsi="IBM Plex Mono" w:cs="IBM Plex Mono"/>
+          <w:color w:val="000000"/>
+          <w:sz w:val="18"/>
+        </w:rPr>
+        <w:t xml:space="preserve">│  </w:t>
+      </w:r>
+      <w:r>
+        <w:rPr>
+          <w:rStyle w:val="VerbatimChar"/>
+          <w:rFonts w:ascii="IBM Plex Mono" w:eastAsia="IBM Plex Mono" w:hAnsi="IBM Plex Mono" w:cs="IBM Plex Mono"/>
+          <w:color w:val="000000"/>
+          <w:sz w:val="18"/>
+          <w:lang w:val="vi-VN"/>
+        </w:rPr>
+        <w:t xml:space="preserve">   </w:t>
+      </w:r>
+      <w:r>
+        <w:rPr>
+          <w:rStyle w:val="VerbatimChar"/>
+          <w:rFonts w:ascii="IBM Plex Mono" w:eastAsia="IBM Plex Mono" w:hAnsi="IBM Plex Mono" w:cs="IBM Plex Mono"/>
+          <w:color w:val="000000"/>
+          <w:sz w:val="18"/>
+        </w:rPr>
+        <w:t>│</w:t>
       </w:r>
       <w:r>
         <w:rPr>
@@ -8409,7 +9236,64 @@
           <w:sz w:val="18"/>
         </w:rPr>
         <w:br/>
-        <w:t>│  │  │  └───────────────────┘  │  │  │</w:t>
+        <w:t xml:space="preserve">│  │  │  └───────────────────┘  </w:t>
+      </w:r>
+      <w:r>
+        <w:rPr>
+          <w:rStyle w:val="VerbatimChar"/>
+          <w:rFonts w:ascii="IBM Plex Mono" w:eastAsia="IBM Plex Mono" w:hAnsi="IBM Plex Mono" w:cs="IBM Plex Mono"/>
+          <w:color w:val="000000"/>
+          <w:sz w:val="18"/>
+          <w:lang w:val="vi-VN"/>
+        </w:rPr>
+        <w:t xml:space="preserve">   </w:t>
+      </w:r>
+      <w:r>
+        <w:rPr>
+          <w:rStyle w:val="VerbatimChar"/>
+          <w:rFonts w:ascii="IBM Plex Mono" w:eastAsia="IBM Plex Mono" w:hAnsi="IBM Plex Mono" w:cs="IBM Plex Mono"/>
+          <w:color w:val="000000"/>
+          <w:sz w:val="18"/>
+        </w:rPr>
+        <w:t xml:space="preserve">│  </w:t>
+      </w:r>
+      <w:r>
+        <w:rPr>
+          <w:rStyle w:val="VerbatimChar"/>
+          <w:rFonts w:ascii="IBM Plex Mono" w:eastAsia="IBM Plex Mono" w:hAnsi="IBM Plex Mono" w:cs="IBM Plex Mono"/>
+          <w:color w:val="000000"/>
+          <w:sz w:val="18"/>
+          <w:lang w:val="vi-VN"/>
+        </w:rPr>
+        <w:t xml:space="preserve">   </w:t>
+      </w:r>
+      <w:r>
+        <w:rPr>
+          <w:rStyle w:val="VerbatimChar"/>
+          <w:rFonts w:ascii="IBM Plex Mono" w:eastAsia="IBM Plex Mono" w:hAnsi="IBM Plex Mono" w:cs="IBM Plex Mono"/>
+          <w:color w:val="000000"/>
+          <w:sz w:val="18"/>
+        </w:rPr>
+        <w:t xml:space="preserve">│  </w:t>
+      </w:r>
+      <w:r>
+        <w:rPr>
+          <w:rStyle w:val="VerbatimChar"/>
+          <w:rFonts w:ascii="IBM Plex Mono" w:eastAsia="IBM Plex Mono" w:hAnsi="IBM Plex Mono" w:cs="IBM Plex Mono"/>
+          <w:color w:val="000000"/>
+          <w:sz w:val="18"/>
+          <w:lang w:val="vi-VN"/>
+        </w:rPr>
+        <w:t xml:space="preserve">   </w:t>
+      </w:r>
+      <w:r>
+        <w:rPr>
+          <w:rStyle w:val="VerbatimChar"/>
+          <w:rFonts w:ascii="IBM Plex Mono" w:eastAsia="IBM Plex Mono" w:hAnsi="IBM Plex Mono" w:cs="IBM Plex Mono"/>
+          <w:color w:val="000000"/>
+          <w:sz w:val="18"/>
+        </w:rPr>
+        <w:t>│</w:t>
       </w:r>
       <w:r>
         <w:rPr>
@@ -8419,7 +9303,45 @@
           <w:sz w:val="18"/>
         </w:rPr>
         <w:br/>
-        <w:t>│  │  └─────────────────────────┘  │  │</w:t>
+        <w:t xml:space="preserve">│  │  └─────────────────────────┘  </w:t>
+      </w:r>
+      <w:r>
+        <w:rPr>
+          <w:rStyle w:val="VerbatimChar"/>
+          <w:rFonts w:ascii="IBM Plex Mono" w:eastAsia="IBM Plex Mono" w:hAnsi="IBM Plex Mono" w:cs="IBM Plex Mono"/>
+          <w:color w:val="000000"/>
+          <w:sz w:val="18"/>
+          <w:lang w:val="vi-VN"/>
+        </w:rPr>
+        <w:t xml:space="preserve">   </w:t>
+      </w:r>
+      <w:r>
+        <w:rPr>
+          <w:rStyle w:val="VerbatimChar"/>
+          <w:rFonts w:ascii="IBM Plex Mono" w:eastAsia="IBM Plex Mono" w:hAnsi="IBM Plex Mono" w:cs="IBM Plex Mono"/>
+          <w:color w:val="000000"/>
+          <w:sz w:val="18"/>
+        </w:rPr>
+        <w:t xml:space="preserve">│  </w:t>
+      </w:r>
+      <w:r>
+        <w:rPr>
+          <w:rStyle w:val="VerbatimChar"/>
+          <w:rFonts w:ascii="IBM Plex Mono" w:eastAsia="IBM Plex Mono" w:hAnsi="IBM Plex Mono" w:cs="IBM Plex Mono"/>
+          <w:color w:val="000000"/>
+          <w:sz w:val="18"/>
+          <w:lang w:val="vi-VN"/>
+        </w:rPr>
+        <w:t xml:space="preserve">   </w:t>
+      </w:r>
+      <w:r>
+        <w:rPr>
+          <w:rStyle w:val="VerbatimChar"/>
+          <w:rFonts w:ascii="IBM Plex Mono" w:eastAsia="IBM Plex Mono" w:hAnsi="IBM Plex Mono" w:cs="IBM Plex Mono"/>
+          <w:color w:val="000000"/>
+          <w:sz w:val="18"/>
+        </w:rPr>
+        <w:t>│</w:t>
       </w:r>
       <w:r>
         <w:rPr>
@@ -8429,7 +9351,26 @@
           <w:sz w:val="18"/>
         </w:rPr>
         <w:br/>
-        <w:t>│  └───────────────────────────────┘  │</w:t>
+        <w:t xml:space="preserve">│  └───────────────────────────────┘  </w:t>
+      </w:r>
+      <w:r>
+        <w:rPr>
+          <w:rStyle w:val="VerbatimChar"/>
+          <w:rFonts w:ascii="IBM Plex Mono" w:eastAsia="IBM Plex Mono" w:hAnsi="IBM Plex Mono" w:cs="IBM Plex Mono"/>
+          <w:color w:val="000000"/>
+          <w:sz w:val="18"/>
+          <w:lang w:val="vi-VN"/>
+        </w:rPr>
+        <w:t xml:space="preserve">   </w:t>
+      </w:r>
+      <w:r>
+        <w:rPr>
+          <w:rStyle w:val="VerbatimChar"/>
+          <w:rFonts w:ascii="IBM Plex Mono" w:eastAsia="IBM Plex Mono" w:hAnsi="IBM Plex Mono" w:cs="IBM Plex Mono"/>
+          <w:color w:val="000000"/>
+          <w:sz w:val="18"/>
+        </w:rPr>
+        <w:t>│</w:t>
       </w:r>
       <w:r>
         <w:rPr>
@@ -8513,7 +9454,31 @@
           <w:rFonts w:ascii="inter" w:eastAsia="inter" w:hAnsi="inter" w:cs="inter"/>
           <w:color w:val="000000"/>
         </w:rPr>
-        <w:t>: ________________________________</w:t>
+        <w:t>:</w:t>
+      </w:r>
+      <w:r>
+        <w:rPr>
+          <w:rFonts w:ascii="inter" w:eastAsia="inter" w:hAnsi="inter" w:cs="inter"/>
+          <w:color w:val="000000"/>
+        </w:rPr>
+        <w:t xml:space="preserve"> </w:t>
+      </w:r>
+      <w:proofErr w:type="spellStart"/>
+      <w:r>
+        <w:rPr>
+          <w:rFonts w:ascii="inter" w:eastAsia="inter" w:hAnsi="inter" w:cs="inter"/>
+          <w:color w:val="000000"/>
+        </w:rPr>
+        <w:t>Phần</w:t>
+      </w:r>
+      <w:proofErr w:type="spellEnd"/>
+      <w:r>
+        <w:rPr>
+          <w:rFonts w:ascii="inter" w:eastAsia="inter" w:hAnsi="inter" w:cs="inter"/>
+          <w:color w:val="000000"/>
+          <w:lang w:val="vi-VN"/>
+        </w:rPr>
+        <w:t xml:space="preserve"> nội dung</w:t>
       </w:r>
     </w:p>
     <w:p>
@@ -8537,7 +9502,24 @@
           <w:rFonts w:ascii="inter" w:eastAsia="inter" w:hAnsi="inter" w:cs="inter"/>
           <w:color w:val="000000"/>
         </w:rPr>
-        <w:t>: ________________________________</w:t>
+        <w:t xml:space="preserve">: </w:t>
+      </w:r>
+      <w:proofErr w:type="spellStart"/>
+      <w:r>
+        <w:rPr>
+          <w:rFonts w:ascii="inter" w:eastAsia="inter" w:hAnsi="inter" w:cs="inter"/>
+          <w:color w:val="000000"/>
+        </w:rPr>
+        <w:t>Là</w:t>
+      </w:r>
+      <w:proofErr w:type="spellEnd"/>
+      <w:r>
+        <w:rPr>
+          <w:rFonts w:ascii="inter" w:eastAsia="inter" w:hAnsi="inter" w:cs="inter"/>
+          <w:color w:val="000000"/>
+          <w:lang w:val="vi-VN"/>
+        </w:rPr>
+        <w:t xml:space="preserve"> phần lề trong của box bao quanh Content</w:t>
       </w:r>
     </w:p>
     <w:p>
@@ -8561,7 +9543,15 @@
           <w:rFonts w:ascii="inter" w:eastAsia="inter" w:hAnsi="inter" w:cs="inter"/>
           <w:color w:val="000000"/>
         </w:rPr>
-        <w:t>: ________________________________</w:t>
+        <w:t xml:space="preserve">: </w:t>
+      </w:r>
+      <w:r>
+        <w:rPr>
+          <w:rFonts w:ascii="inter" w:eastAsia="inter" w:hAnsi="inter" w:cs="inter"/>
+          <w:color w:val="000000"/>
+          <w:lang w:val="vi-VN"/>
+        </w:rPr>
+        <w:t>Là phần viền bao quanh box</w:t>
       </w:r>
     </w:p>
     <w:p>
@@ -8585,7 +9575,24 @@
           <w:rFonts w:ascii="inter" w:eastAsia="inter" w:hAnsi="inter" w:cs="inter"/>
           <w:color w:val="000000"/>
         </w:rPr>
-        <w:t>: ________________________________</w:t>
+        <w:t xml:space="preserve">: </w:t>
+      </w:r>
+      <w:proofErr w:type="spellStart"/>
+      <w:r>
+        <w:rPr>
+          <w:rFonts w:ascii="inter" w:eastAsia="inter" w:hAnsi="inter" w:cs="inter"/>
+          <w:color w:val="000000"/>
+        </w:rPr>
+        <w:t>Phần</w:t>
+      </w:r>
+      <w:proofErr w:type="spellEnd"/>
+      <w:r>
+        <w:rPr>
+          <w:rFonts w:ascii="inter" w:eastAsia="inter" w:hAnsi="inter" w:cs="inter"/>
+          <w:color w:val="000000"/>
+          <w:lang w:val="vi-VN"/>
+        </w:rPr>
+        <w:t xml:space="preserve"> lề ngoài của box</w:t>
       </w:r>
     </w:p>
     <w:p>
@@ -8745,8 +9752,8 @@
       </w:tblPr>
       <w:tblGrid>
         <w:gridCol w:w="2919"/>
-        <w:gridCol w:w="1734"/>
-        <w:gridCol w:w="1617"/>
+        <w:gridCol w:w="3043"/>
+        <w:gridCol w:w="3381"/>
       </w:tblGrid>
       <w:tr>
         <w:trPr>
@@ -8813,6 +9820,7 @@
             <w:pPr>
               <w:spacing w:line="360" w:lineRule="auto"/>
             </w:pPr>
+            <w:proofErr w:type="spellStart"/>
             <w:r>
               <w:rPr>
                 <w:rFonts w:ascii="inter" w:eastAsia="inter" w:hAnsi="inter" w:cs="inter"/>
@@ -8820,7 +9828,17 @@
                 <w:color w:val="000000"/>
                 <w:sz w:val="17"/>
               </w:rPr>
-              <w:t xml:space="preserve">Cách </w:t>
+              <w:t>Cách</w:t>
+            </w:r>
+            <w:proofErr w:type="spellEnd"/>
+            <w:r>
+              <w:rPr>
+                <w:rFonts w:ascii="inter" w:eastAsia="inter" w:hAnsi="inter" w:cs="inter"/>
+                <w:b/>
+                <w:color w:val="000000"/>
+                <w:sz w:val="17"/>
+              </w:rPr>
+              <w:t xml:space="preserve"> </w:t>
             </w:r>
             <w:proofErr w:type="spellStart"/>
             <w:r>
@@ -8961,8 +9979,25 @@
                 <w:color w:val="000000"/>
                 <w:sz w:val="17"/>
               </w:rPr>
-              <w:t>(</w:t>
+              <w:t>Width + padding-left*2 + border-left*2</w:t>
             </w:r>
+          </w:p>
+        </w:tc>
+        <w:tc>
+          <w:tcPr>
+            <w:tcW w:w="0" w:type="auto"/>
+            <w:tcBorders>
+              <w:top w:val="single" w:sz="1" w:space="0" w:color="000000"/>
+              <w:bottom w:val="single" w:sz="1" w:space="0" w:color="000000"/>
+            </w:tcBorders>
+          </w:tcPr>
+          <w:p>
+            <w:pPr>
+              <w:spacing w:line="360" w:lineRule="auto"/>
+              <w:rPr>
+                <w:lang w:val="vi-VN"/>
+              </w:rPr>
+            </w:pPr>
             <w:proofErr w:type="spellStart"/>
             <w:r>
               <w:rPr>
@@ -8971,7 +10006,16 @@
                 <w:color w:val="000000"/>
                 <w:sz w:val="17"/>
               </w:rPr>
-              <w:t>Tự</w:t>
+              <w:t>G</w:t>
+            </w:r>
+            <w:r>
+              <w:rPr>
+                <w:rFonts w:ascii="inter" w:eastAsia="inter" w:hAnsi="inter" w:cs="inter"/>
+                <w:i/>
+                <w:color w:val="000000"/>
+                <w:sz w:val="17"/>
+              </w:rPr>
+              <w:t>iữ</w:t>
             </w:r>
             <w:proofErr w:type="spellEnd"/>
             <w:r>
@@ -8991,7 +10035,7 @@
                 <w:color w:val="000000"/>
                 <w:sz w:val="17"/>
               </w:rPr>
-              <w:t>điền</w:t>
+              <w:t>đúng</w:t>
             </w:r>
             <w:proofErr w:type="spellEnd"/>
             <w:r>
@@ -9011,7 +10055,7 @@
                 <w:color w:val="000000"/>
                 <w:sz w:val="17"/>
               </w:rPr>
-              <w:t>công</w:t>
+              <w:t>chuẩn</w:t>
             </w:r>
             <w:proofErr w:type="spellEnd"/>
             <w:r>
@@ -9031,50 +10075,7 @@
                 <w:color w:val="000000"/>
                 <w:sz w:val="17"/>
               </w:rPr>
-              <w:t>thức</w:t>
-            </w:r>
-            <w:proofErr w:type="spellEnd"/>
-            <w:r>
-              <w:rPr>
-                <w:rFonts w:ascii="inter" w:eastAsia="inter" w:hAnsi="inter" w:cs="inter"/>
-                <w:i/>
-                <w:color w:val="000000"/>
-                <w:sz w:val="17"/>
-              </w:rPr>
-              <w:t>)</w:t>
-            </w:r>
-          </w:p>
-        </w:tc>
-        <w:tc>
-          <w:tcPr>
-            <w:tcW w:w="0" w:type="auto"/>
-            <w:tcBorders>
-              <w:top w:val="single" w:sz="1" w:space="0" w:color="000000"/>
-              <w:bottom w:val="single" w:sz="1" w:space="0" w:color="000000"/>
-            </w:tcBorders>
-          </w:tcPr>
-          <w:p>
-            <w:pPr>
-              <w:spacing w:line="360" w:lineRule="auto"/>
-            </w:pPr>
-            <w:r>
-              <w:rPr>
-                <w:rFonts w:ascii="inter" w:eastAsia="inter" w:hAnsi="inter" w:cs="inter"/>
-                <w:i/>
-                <w:color w:val="000000"/>
-                <w:sz w:val="17"/>
-              </w:rPr>
-              <w:t>(</w:t>
-            </w:r>
-            <w:proofErr w:type="spellStart"/>
-            <w:r>
-              <w:rPr>
-                <w:rFonts w:ascii="inter" w:eastAsia="inter" w:hAnsi="inter" w:cs="inter"/>
-                <w:i/>
-                <w:color w:val="000000"/>
-                <w:sz w:val="17"/>
-              </w:rPr>
-              <w:t>Tự</w:t>
+              <w:t>gốc</w:t>
             </w:r>
             <w:proofErr w:type="spellEnd"/>
             <w:r>
@@ -9086,7 +10087,6 @@
               </w:rPr>
               <w:t xml:space="preserve"> </w:t>
             </w:r>
-            <w:proofErr w:type="spellStart"/>
             <w:r>
               <w:rPr>
                 <w:rFonts w:ascii="inter" w:eastAsia="inter" w:hAnsi="inter" w:cs="inter"/>
@@ -9094,17 +10094,17 @@
                 <w:color w:val="000000"/>
                 <w:sz w:val="17"/>
               </w:rPr>
-              <w:t>điền</w:t>
+              <w:t>CSS</w:t>
             </w:r>
-            <w:proofErr w:type="spellEnd"/>
             <w:r>
               <w:rPr>
                 <w:rFonts w:ascii="inter" w:eastAsia="inter" w:hAnsi="inter" w:cs="inter"/>
                 <w:i/>
                 <w:color w:val="000000"/>
                 <w:sz w:val="17"/>
+                <w:lang w:val="vi-VN"/>
               </w:rPr>
-              <w:t>)</w:t>
+              <w:t xml:space="preserve"> – Dễ làm vỡ layout</w:t>
             </w:r>
           </w:p>
         </w:tc>
@@ -9160,87 +10160,7 @@
                 <w:color w:val="000000"/>
                 <w:sz w:val="17"/>
               </w:rPr>
-              <w:t>(</w:t>
-            </w:r>
-            <w:proofErr w:type="spellStart"/>
-            <w:r>
-              <w:rPr>
-                <w:rFonts w:ascii="inter" w:eastAsia="inter" w:hAnsi="inter" w:cs="inter"/>
-                <w:i/>
-                <w:color w:val="000000"/>
-                <w:sz w:val="17"/>
-              </w:rPr>
-              <w:t>Tự</w:t>
-            </w:r>
-            <w:proofErr w:type="spellEnd"/>
-            <w:r>
-              <w:rPr>
-                <w:rFonts w:ascii="inter" w:eastAsia="inter" w:hAnsi="inter" w:cs="inter"/>
-                <w:i/>
-                <w:color w:val="000000"/>
-                <w:sz w:val="17"/>
-              </w:rPr>
-              <w:t xml:space="preserve"> </w:t>
-            </w:r>
-            <w:proofErr w:type="spellStart"/>
-            <w:r>
-              <w:rPr>
-                <w:rFonts w:ascii="inter" w:eastAsia="inter" w:hAnsi="inter" w:cs="inter"/>
-                <w:i/>
-                <w:color w:val="000000"/>
-                <w:sz w:val="17"/>
-              </w:rPr>
-              <w:t>điền</w:t>
-            </w:r>
-            <w:proofErr w:type="spellEnd"/>
-            <w:r>
-              <w:rPr>
-                <w:rFonts w:ascii="inter" w:eastAsia="inter" w:hAnsi="inter" w:cs="inter"/>
-                <w:i/>
-                <w:color w:val="000000"/>
-                <w:sz w:val="17"/>
-              </w:rPr>
-              <w:t xml:space="preserve"> </w:t>
-            </w:r>
-            <w:proofErr w:type="spellStart"/>
-            <w:r>
-              <w:rPr>
-                <w:rFonts w:ascii="inter" w:eastAsia="inter" w:hAnsi="inter" w:cs="inter"/>
-                <w:i/>
-                <w:color w:val="000000"/>
-                <w:sz w:val="17"/>
-              </w:rPr>
-              <w:t>công</w:t>
-            </w:r>
-            <w:proofErr w:type="spellEnd"/>
-            <w:r>
-              <w:rPr>
-                <w:rFonts w:ascii="inter" w:eastAsia="inter" w:hAnsi="inter" w:cs="inter"/>
-                <w:i/>
-                <w:color w:val="000000"/>
-                <w:sz w:val="17"/>
-              </w:rPr>
-              <w:t xml:space="preserve"> </w:t>
-            </w:r>
-            <w:proofErr w:type="spellStart"/>
-            <w:r>
-              <w:rPr>
-                <w:rFonts w:ascii="inter" w:eastAsia="inter" w:hAnsi="inter" w:cs="inter"/>
-                <w:i/>
-                <w:color w:val="000000"/>
-                <w:sz w:val="17"/>
-              </w:rPr>
-              <w:t>thức</w:t>
-            </w:r>
-            <w:proofErr w:type="spellEnd"/>
-            <w:r>
-              <w:rPr>
-                <w:rFonts w:ascii="inter" w:eastAsia="inter" w:hAnsi="inter" w:cs="inter"/>
-                <w:i/>
-                <w:color w:val="000000"/>
-                <w:sz w:val="17"/>
-              </w:rPr>
-              <w:t>)</w:t>
+              <w:t>Width – padding-left*2 – border-left*2</w:t>
             </w:r>
           </w:p>
         </w:tc>
@@ -9255,16 +10175,10 @@
           <w:p>
             <w:pPr>
               <w:spacing w:line="360" w:lineRule="auto"/>
+              <w:rPr>
+                <w:lang w:val="vi-VN"/>
+              </w:rPr>
             </w:pPr>
-            <w:r>
-              <w:rPr>
-                <w:rFonts w:ascii="inter" w:eastAsia="inter" w:hAnsi="inter" w:cs="inter"/>
-                <w:i/>
-                <w:color w:val="000000"/>
-                <w:sz w:val="17"/>
-              </w:rPr>
-              <w:t>(</w:t>
-            </w:r>
             <w:proofErr w:type="spellStart"/>
             <w:r>
               <w:rPr>
@@ -9273,7 +10187,7 @@
                 <w:color w:val="000000"/>
                 <w:sz w:val="17"/>
               </w:rPr>
-              <w:t>Tự</w:t>
+              <w:t>Dễ</w:t>
             </w:r>
             <w:proofErr w:type="spellEnd"/>
             <w:r>
@@ -9282,28 +10196,9 @@
                 <w:i/>
                 <w:color w:val="000000"/>
                 <w:sz w:val="17"/>
+                <w:lang w:val="vi-VN"/>
               </w:rPr>
-              <w:t xml:space="preserve"> </w:t>
-            </w:r>
-            <w:proofErr w:type="spellStart"/>
-            <w:r>
-              <w:rPr>
-                <w:rFonts w:ascii="inter" w:eastAsia="inter" w:hAnsi="inter" w:cs="inter"/>
-                <w:i/>
-                <w:color w:val="000000"/>
-                <w:sz w:val="17"/>
-              </w:rPr>
-              <w:t>điền</w:t>
-            </w:r>
-            <w:proofErr w:type="spellEnd"/>
-            <w:r>
-              <w:rPr>
-                <w:rFonts w:ascii="inter" w:eastAsia="inter" w:hAnsi="inter" w:cs="inter"/>
-                <w:i/>
-                <w:color w:val="000000"/>
-                <w:sz w:val="17"/>
-              </w:rPr>
-              <w:t>)</w:t>
+              <w:t xml:space="preserve"> kiểm soát kích thước – Content bị co lại</w:t>
             </w:r>
           </w:p>
         </w:tc>
@@ -9313,6 +10208,11 @@
     <w:p>
       <w:pPr>
         <w:spacing w:after="210" w:line="360" w:lineRule="auto"/>
+        <w:rPr>
+          <w:rFonts w:ascii="inter" w:eastAsia="inter" w:hAnsi="inter" w:cs="inter"/>
+          <w:color w:val="000000"/>
+          <w:lang w:val="vi-VN"/>
+        </w:rPr>
       </w:pPr>
       <w:proofErr w:type="spellStart"/>
       <w:r>
@@ -9517,6 +10417,22 @@
           <w:color w:val="000000"/>
         </w:rPr>
         <w:t>?</w:t>
+      </w:r>
+    </w:p>
+    <w:p>
+      <w:pPr>
+        <w:spacing w:after="210" w:line="360" w:lineRule="auto"/>
+        <w:rPr>
+          <w:lang w:val="vi-VN"/>
+        </w:rPr>
+      </w:pPr>
+      <w:r>
+        <w:rPr>
+          <w:rFonts w:ascii="inter" w:eastAsia="inter" w:hAnsi="inter" w:cs="inter"/>
+          <w:color w:val="000000"/>
+          <w:lang w:val="vi-VN"/>
+        </w:rPr>
+        <w:t>Nên dùng border-box. Vì dễ kiểm soát hơn content box</w:t>
       </w:r>
     </w:p>
     <w:p>
@@ -9533,7 +10449,7 @@
           <w:noProof/>
         </w:rPr>
         <w:pict w14:anchorId="185DE3F1">
-          <v:rect id="_x0000_s1037" alt="" style="width:475.5pt;height:.05pt;mso-width-percent:0;mso-height-percent:0;mso-left-percent:-10001;mso-top-percent:-10001;mso-position-horizontal:absolute;mso-position-horizontal-relative:char;mso-position-vertical:absolute;mso-position-vertical-relative:line;mso-width-percent:0;mso-height-percent:0;mso-left-percent:-10001;mso-top-percent:-10001" o:hralign="center" o:hrstd="t" strokeweight="1pt">
+          <v:rect id="_x0000_s1034" alt="" style="width:475.5pt;height:.05pt;mso-width-percent:0;mso-height-percent:0;mso-left-percent:-10001;mso-top-percent:-10001;mso-position-horizontal:absolute;mso-position-horizontal-relative:char;mso-position-vertical:absolute;mso-position-vertical-relative:line;mso-width-percent:0;mso-height-percent:0;mso-left-percent:-10001;mso-top-percent:-10001" o:hralign="center" o:hrstd="t" strokeweight="1pt">
             <v:stroke opacity="0"/>
           </v:rect>
         </w:pict>
@@ -10054,20 +10970,8 @@
           <w:sz w:val="18"/>
           <w:shd w:val="clear" w:color="auto" w:fill="F8F8FA"/>
         </w:rPr>
-        <w:t xml:space="preserve">display: </w:t>
-      </w:r>
-      <w:proofErr w:type="gramStart"/>
-      <w:r>
-        <w:rPr>
-          <w:rStyle w:val="VerbatimChar"/>
-          <w:rFonts w:ascii="IBM Plex Mono" w:eastAsia="IBM Plex Mono" w:hAnsi="IBM Plex Mono" w:cs="IBM Plex Mono"/>
-          <w:color w:val="000000"/>
-          <w:sz w:val="18"/>
-          <w:shd w:val="clear" w:color="auto" w:fill="F8F8FA"/>
-        </w:rPr>
-        <w:t>inline-block</w:t>
-      </w:r>
-      <w:proofErr w:type="gramEnd"/>
+        <w:t>display: inline-block</w:t>
+      </w:r>
       <w:r>
         <w:rPr>
           <w:rFonts w:ascii="inter" w:eastAsia="inter" w:hAnsi="inter" w:cs="inter"/>
@@ -12386,6 +13290,11 @@
     <w:p>
       <w:pPr>
         <w:spacing w:after="210" w:line="360" w:lineRule="auto"/>
+        <w:rPr>
+          <w:rFonts w:ascii="inter" w:eastAsia="inter" w:hAnsi="inter" w:cs="inter"/>
+          <w:i/>
+          <w:color w:val="000000"/>
+        </w:rPr>
       </w:pPr>
       <w:proofErr w:type="spellStart"/>
       <w:r>
@@ -12517,81 +13426,49 @@
     <w:p>
       <w:pPr>
         <w:spacing w:after="210" w:line="360" w:lineRule="auto"/>
+        <w:rPr>
+          <w:noProof/>
+        </w:rPr>
       </w:pPr>
       <w:r>
         <w:rPr>
-          <w:rFonts w:ascii="inter" w:eastAsia="inter" w:hAnsi="inter" w:cs="inter"/>
-          <w:i/>
-          <w:color w:val="000000"/>
-        </w:rPr>
-        <w:t>(</w:t>
-      </w:r>
-      <w:proofErr w:type="spellStart"/>
-      <w:r>
-        <w:rPr>
-          <w:rFonts w:ascii="inter" w:eastAsia="inter" w:hAnsi="inter" w:cs="inter"/>
-          <w:i/>
-          <w:color w:val="000000"/>
-        </w:rPr>
-        <w:t>Dán</w:t>
-      </w:r>
-      <w:proofErr w:type="spellEnd"/>
-      <w:r>
-        <w:rPr>
-          <w:rFonts w:ascii="inter" w:eastAsia="inter" w:hAnsi="inter" w:cs="inter"/>
-          <w:i/>
-          <w:color w:val="000000"/>
-        </w:rPr>
-        <w:t xml:space="preserve"> </w:t>
-      </w:r>
-      <w:proofErr w:type="spellStart"/>
-      <w:r>
-        <w:rPr>
-          <w:rFonts w:ascii="inter" w:eastAsia="inter" w:hAnsi="inter" w:cs="inter"/>
-          <w:i/>
-          <w:color w:val="000000"/>
-        </w:rPr>
-        <w:t>ảnh</w:t>
-      </w:r>
-      <w:proofErr w:type="spellEnd"/>
-      <w:r>
-        <w:rPr>
-          <w:rFonts w:ascii="inter" w:eastAsia="inter" w:hAnsi="inter" w:cs="inter"/>
-          <w:i/>
-          <w:color w:val="000000"/>
-        </w:rPr>
-        <w:t xml:space="preserve">: Giao </w:t>
-      </w:r>
-      <w:proofErr w:type="spellStart"/>
-      <w:r>
-        <w:rPr>
-          <w:rFonts w:ascii="inter" w:eastAsia="inter" w:hAnsi="inter" w:cs="inter"/>
-          <w:i/>
-          <w:color w:val="000000"/>
-        </w:rPr>
-        <w:t>diện</w:t>
-      </w:r>
-      <w:proofErr w:type="spellEnd"/>
-      <w:r>
-        <w:rPr>
-          <w:rFonts w:ascii="inter" w:eastAsia="inter" w:hAnsi="inter" w:cs="inter"/>
-          <w:i/>
-          <w:color w:val="000000"/>
-        </w:rPr>
-        <w:t xml:space="preserve"> 3 card)</w:t>
-      </w:r>
-    </w:p>
-    <w:p>
-      <w:pPr>
-        <w:rPr>
           <w:noProof/>
         </w:rPr>
-      </w:pPr>
-      <w:r>
-        <w:rPr>
-          <w:noProof/>
-        </w:rPr>
-        <w:br w:type="page"/>
+        <w:drawing>
+          <wp:inline distT="0" distB="0" distL="0" distR="0" wp14:anchorId="660CE112" wp14:editId="68B3FDD1">
+            <wp:extent cx="6038850" cy="3019425"/>
+            <wp:effectExtent l="0" t="0" r="0" b="9525"/>
+            <wp:docPr id="416041507" name="Picture 1"/>
+            <wp:cNvGraphicFramePr>
+              <a:graphicFrameLocks xmlns:a="http://schemas.openxmlformats.org/drawingml/2006/main" noChangeAspect="1"/>
+            </wp:cNvGraphicFramePr>
+            <a:graphic xmlns:a="http://schemas.openxmlformats.org/drawingml/2006/main">
+              <a:graphicData uri="http://schemas.openxmlformats.org/drawingml/2006/picture">
+                <pic:pic xmlns:pic="http://schemas.openxmlformats.org/drawingml/2006/picture">
+                  <pic:nvPicPr>
+                    <pic:cNvPr id="416041507" name=""/>
+                    <pic:cNvPicPr/>
+                  </pic:nvPicPr>
+                  <pic:blipFill>
+                    <a:blip r:embed="rId7"/>
+                    <a:stretch>
+                      <a:fillRect/>
+                    </a:stretch>
+                  </pic:blipFill>
+                  <pic:spPr>
+                    <a:xfrm>
+                      <a:off x="0" y="0"/>
+                      <a:ext cx="6038850" cy="3019425"/>
+                    </a:xfrm>
+                    <a:prstGeom prst="rect">
+                      <a:avLst/>
+                    </a:prstGeom>
+                  </pic:spPr>
+                </pic:pic>
+              </a:graphicData>
+            </a:graphic>
+          </wp:inline>
+        </w:drawing>
       </w:r>
     </w:p>
     <w:p>
@@ -12896,8 +13773,8 @@
       </w:tblPr>
       <w:tblGrid>
         <w:gridCol w:w="1649"/>
-        <w:gridCol w:w="2487"/>
-        <w:gridCol w:w="2593"/>
+        <w:gridCol w:w="2892"/>
+        <w:gridCol w:w="2894"/>
       </w:tblGrid>
       <w:tr>
         <w:trPr>
@@ -13063,6 +13940,9 @@
           <w:p>
             <w:pPr>
               <w:spacing w:line="360" w:lineRule="auto"/>
+              <w:rPr>
+                <w:lang w:val="vi-VN"/>
+              </w:rPr>
             </w:pPr>
             <w:r>
               <w:rPr>
@@ -13071,47 +13951,7 @@
                 <w:color w:val="000000"/>
                 <w:sz w:val="17"/>
               </w:rPr>
-              <w:t>(</w:t>
-            </w:r>
-            <w:proofErr w:type="spellStart"/>
-            <w:r>
-              <w:rPr>
-                <w:rFonts w:ascii="inter" w:eastAsia="inter" w:hAnsi="inter" w:cs="inter"/>
-                <w:i/>
-                <w:color w:val="000000"/>
-                <w:sz w:val="17"/>
-              </w:rPr>
-              <w:t>Tự</w:t>
-            </w:r>
-            <w:proofErr w:type="spellEnd"/>
-            <w:r>
-              <w:rPr>
-                <w:rFonts w:ascii="inter" w:eastAsia="inter" w:hAnsi="inter" w:cs="inter"/>
-                <w:i/>
-                <w:color w:val="000000"/>
-                <w:sz w:val="17"/>
-              </w:rPr>
-              <w:t xml:space="preserve"> </w:t>
-            </w:r>
-            <w:proofErr w:type="spellStart"/>
-            <w:r>
-              <w:rPr>
-                <w:rFonts w:ascii="inter" w:eastAsia="inter" w:hAnsi="inter" w:cs="inter"/>
-                <w:i/>
-                <w:color w:val="000000"/>
-                <w:sz w:val="17"/>
-              </w:rPr>
-              <w:t>điền</w:t>
-            </w:r>
-            <w:proofErr w:type="spellEnd"/>
-            <w:r>
-              <w:rPr>
-                <w:rFonts w:ascii="inter" w:eastAsia="inter" w:hAnsi="inter" w:cs="inter"/>
-                <w:i/>
-                <w:color w:val="000000"/>
-                <w:sz w:val="17"/>
-              </w:rPr>
-              <w:t xml:space="preserve">: 1 </w:t>
+              <w:t xml:space="preserve">1 </w:t>
             </w:r>
             <w:proofErr w:type="spellStart"/>
             <w:r>
@@ -13124,35 +13964,6 @@
               <w:t>chiều</w:t>
             </w:r>
             <w:proofErr w:type="spellEnd"/>
-            <w:r>
-              <w:rPr>
-                <w:rFonts w:ascii="inter" w:eastAsia="inter" w:hAnsi="inter" w:cs="inter"/>
-                <w:i/>
-                <w:color w:val="000000"/>
-                <w:sz w:val="17"/>
-              </w:rPr>
-              <w:t xml:space="preserve"> hay 2 </w:t>
-            </w:r>
-            <w:proofErr w:type="spellStart"/>
-            <w:r>
-              <w:rPr>
-                <w:rFonts w:ascii="inter" w:eastAsia="inter" w:hAnsi="inter" w:cs="inter"/>
-                <w:i/>
-                <w:color w:val="000000"/>
-                <w:sz w:val="17"/>
-              </w:rPr>
-              <w:t>chiều</w:t>
-            </w:r>
-            <w:proofErr w:type="spellEnd"/>
-            <w:r>
-              <w:rPr>
-                <w:rFonts w:ascii="inter" w:eastAsia="inter" w:hAnsi="inter" w:cs="inter"/>
-                <w:i/>
-                <w:color w:val="000000"/>
-                <w:sz w:val="17"/>
-              </w:rPr>
-              <w:t>?)</w:t>
-            </w:r>
           </w:p>
         </w:tc>
         <w:tc>
@@ -13166,6 +13977,9 @@
           <w:p>
             <w:pPr>
               <w:spacing w:line="360" w:lineRule="auto"/>
+              <w:rPr>
+                <w:lang w:val="vi-VN"/>
+              </w:rPr>
             </w:pPr>
             <w:r>
               <w:rPr>
@@ -13174,87 +13988,17 @@
                 <w:color w:val="000000"/>
                 <w:sz w:val="17"/>
               </w:rPr>
-              <w:t>(</w:t>
+              <w:t>2</w:t>
             </w:r>
-            <w:proofErr w:type="spellStart"/>
             <w:r>
               <w:rPr>
                 <w:rFonts w:ascii="inter" w:eastAsia="inter" w:hAnsi="inter" w:cs="inter"/>
                 <w:i/>
                 <w:color w:val="000000"/>
                 <w:sz w:val="17"/>
+                <w:lang w:val="vi-VN"/>
               </w:rPr>
-              <w:t>Tự</w:t>
-            </w:r>
-            <w:proofErr w:type="spellEnd"/>
-            <w:r>
-              <w:rPr>
-                <w:rFonts w:ascii="inter" w:eastAsia="inter" w:hAnsi="inter" w:cs="inter"/>
-                <w:i/>
-                <w:color w:val="000000"/>
-                <w:sz w:val="17"/>
-              </w:rPr>
-              <w:t xml:space="preserve"> </w:t>
-            </w:r>
-            <w:proofErr w:type="spellStart"/>
-            <w:r>
-              <w:rPr>
-                <w:rFonts w:ascii="inter" w:eastAsia="inter" w:hAnsi="inter" w:cs="inter"/>
-                <w:i/>
-                <w:color w:val="000000"/>
-                <w:sz w:val="17"/>
-              </w:rPr>
-              <w:t>điền</w:t>
-            </w:r>
-            <w:proofErr w:type="spellEnd"/>
-            <w:r>
-              <w:rPr>
-                <w:rFonts w:ascii="inter" w:eastAsia="inter" w:hAnsi="inter" w:cs="inter"/>
-                <w:i/>
-                <w:color w:val="000000"/>
-                <w:sz w:val="17"/>
-              </w:rPr>
-              <w:t xml:space="preserve">: 1 </w:t>
-            </w:r>
-            <w:proofErr w:type="spellStart"/>
-            <w:r>
-              <w:rPr>
-                <w:rFonts w:ascii="inter" w:eastAsia="inter" w:hAnsi="inter" w:cs="inter"/>
-                <w:i/>
-                <w:color w:val="000000"/>
-                <w:sz w:val="17"/>
-              </w:rPr>
-              <w:t>chiều</w:t>
-            </w:r>
-            <w:proofErr w:type="spellEnd"/>
-            <w:r>
-              <w:rPr>
-                <w:rFonts w:ascii="inter" w:eastAsia="inter" w:hAnsi="inter" w:cs="inter"/>
-                <w:i/>
-                <w:color w:val="000000"/>
-                <w:sz w:val="17"/>
-              </w:rPr>
-              <w:t xml:space="preserve"> hay 2 </w:t>
-            </w:r>
-            <w:proofErr w:type="spellStart"/>
-            <w:r>
-              <w:rPr>
-                <w:rFonts w:ascii="inter" w:eastAsia="inter" w:hAnsi="inter" w:cs="inter"/>
-                <w:i/>
-                <w:color w:val="000000"/>
-                <w:sz w:val="17"/>
-              </w:rPr>
-              <w:t>chiều</w:t>
-            </w:r>
-            <w:proofErr w:type="spellEnd"/>
-            <w:r>
-              <w:rPr>
-                <w:rFonts w:ascii="inter" w:eastAsia="inter" w:hAnsi="inter" w:cs="inter"/>
-                <w:i/>
-                <w:color w:val="000000"/>
-                <w:sz w:val="17"/>
-              </w:rPr>
-              <w:t>?)</w:t>
+              <w:t xml:space="preserve"> chiều</w:t>
             </w:r>
           </w:p>
         </w:tc>
@@ -13343,6 +14087,9 @@
           <w:p>
             <w:pPr>
               <w:spacing w:line="360" w:lineRule="auto"/>
+              <w:rPr>
+                <w:lang w:val="vi-VN"/>
+              </w:rPr>
             </w:pPr>
             <w:r>
               <w:rPr>
@@ -13351,47 +14098,17 @@
                 <w:color w:val="000000"/>
                 <w:sz w:val="17"/>
               </w:rPr>
-              <w:t>(</w:t>
+              <w:t>Chia</w:t>
             </w:r>
-            <w:proofErr w:type="spellStart"/>
             <w:r>
               <w:rPr>
                 <w:rFonts w:ascii="inter" w:eastAsia="inter" w:hAnsi="inter" w:cs="inter"/>
                 <w:i/>
                 <w:color w:val="000000"/>
                 <w:sz w:val="17"/>
+                <w:lang w:val="vi-VN"/>
               </w:rPr>
-              <w:t>Tự</w:t>
-            </w:r>
-            <w:proofErr w:type="spellEnd"/>
-            <w:r>
-              <w:rPr>
-                <w:rFonts w:ascii="inter" w:eastAsia="inter" w:hAnsi="inter" w:cs="inter"/>
-                <w:i/>
-                <w:color w:val="000000"/>
-                <w:sz w:val="17"/>
-              </w:rPr>
-              <w:t xml:space="preserve"> </w:t>
-            </w:r>
-            <w:proofErr w:type="spellStart"/>
-            <w:r>
-              <w:rPr>
-                <w:rFonts w:ascii="inter" w:eastAsia="inter" w:hAnsi="inter" w:cs="inter"/>
-                <w:i/>
-                <w:color w:val="000000"/>
-                <w:sz w:val="17"/>
-              </w:rPr>
-              <w:t>điền</w:t>
-            </w:r>
-            <w:proofErr w:type="spellEnd"/>
-            <w:r>
-              <w:rPr>
-                <w:rFonts w:ascii="inter" w:eastAsia="inter" w:hAnsi="inter" w:cs="inter"/>
-                <w:i/>
-                <w:color w:val="000000"/>
-                <w:sz w:val="17"/>
-              </w:rPr>
-              <w:t>)</w:t>
+              <w:t xml:space="preserve"> các phần tử theo cột hoặc hàng</w:t>
             </w:r>
           </w:p>
         </w:tc>
@@ -13406,6 +14123,9 @@
           <w:p>
             <w:pPr>
               <w:spacing w:line="360" w:lineRule="auto"/>
+              <w:rPr>
+                <w:lang w:val="vi-VN"/>
+              </w:rPr>
             </w:pPr>
             <w:r>
               <w:rPr>
@@ -13414,47 +14134,17 @@
                 <w:color w:val="000000"/>
                 <w:sz w:val="17"/>
               </w:rPr>
-              <w:t>(</w:t>
+              <w:t>Chia</w:t>
             </w:r>
-            <w:proofErr w:type="spellStart"/>
             <w:r>
               <w:rPr>
                 <w:rFonts w:ascii="inter" w:eastAsia="inter" w:hAnsi="inter" w:cs="inter"/>
                 <w:i/>
                 <w:color w:val="000000"/>
                 <w:sz w:val="17"/>
+                <w:lang w:val="vi-VN"/>
               </w:rPr>
-              <w:t>Tự</w:t>
-            </w:r>
-            <w:proofErr w:type="spellEnd"/>
-            <w:r>
-              <w:rPr>
-                <w:rFonts w:ascii="inter" w:eastAsia="inter" w:hAnsi="inter" w:cs="inter"/>
-                <w:i/>
-                <w:color w:val="000000"/>
-                <w:sz w:val="17"/>
-              </w:rPr>
-              <w:t xml:space="preserve"> </w:t>
-            </w:r>
-            <w:proofErr w:type="spellStart"/>
-            <w:r>
-              <w:rPr>
-                <w:rFonts w:ascii="inter" w:eastAsia="inter" w:hAnsi="inter" w:cs="inter"/>
-                <w:i/>
-                <w:color w:val="000000"/>
-                <w:sz w:val="17"/>
-              </w:rPr>
-              <w:t>điền</w:t>
-            </w:r>
-            <w:proofErr w:type="spellEnd"/>
-            <w:r>
-              <w:rPr>
-                <w:rFonts w:ascii="inter" w:eastAsia="inter" w:hAnsi="inter" w:cs="inter"/>
-                <w:i/>
-                <w:color w:val="000000"/>
-                <w:sz w:val="17"/>
-              </w:rPr>
-              <w:t>)</w:t>
+              <w:t xml:space="preserve"> bố cục toàn thể trang web</w:t>
             </w:r>
           </w:p>
         </w:tc>
@@ -13552,20 +14242,8 @@
                 <w:sz w:val="18"/>
                 <w:shd w:val="clear" w:color="auto" w:fill="F8F8FA"/>
               </w:rPr>
-              <w:t xml:space="preserve">display: </w:t>
+              <w:t>display: flex;</w:t>
             </w:r>
-            <w:proofErr w:type="gramStart"/>
-            <w:r>
-              <w:rPr>
-                <w:rStyle w:val="VerbatimChar"/>
-                <w:rFonts w:ascii="IBM Plex Mono" w:eastAsia="IBM Plex Mono" w:hAnsi="IBM Plex Mono" w:cs="IBM Plex Mono"/>
-                <w:color w:val="000000"/>
-                <w:sz w:val="18"/>
-                <w:shd w:val="clear" w:color="auto" w:fill="F8F8FA"/>
-              </w:rPr>
-              <w:t>flex;</w:t>
-            </w:r>
-            <w:proofErr w:type="gramEnd"/>
           </w:p>
           <w:p>
             <w:pPr>
@@ -13618,20 +14296,8 @@
                 <w:sz w:val="18"/>
                 <w:shd w:val="clear" w:color="auto" w:fill="F8F8FA"/>
               </w:rPr>
-              <w:t xml:space="preserve">display: </w:t>
+              <w:t>display: grid;</w:t>
             </w:r>
-            <w:proofErr w:type="gramStart"/>
-            <w:r>
-              <w:rPr>
-                <w:rStyle w:val="VerbatimChar"/>
-                <w:rFonts w:ascii="IBM Plex Mono" w:eastAsia="IBM Plex Mono" w:hAnsi="IBM Plex Mono" w:cs="IBM Plex Mono"/>
-                <w:color w:val="000000"/>
-                <w:sz w:val="18"/>
-                <w:shd w:val="clear" w:color="auto" w:fill="F8F8FA"/>
-              </w:rPr>
-              <w:t>grid;</w:t>
-            </w:r>
-            <w:proofErr w:type="gramEnd"/>
           </w:p>
           <w:p>
             <w:pPr>
@@ -13769,55 +14435,49 @@
           <w:p>
             <w:pPr>
               <w:spacing w:line="360" w:lineRule="auto"/>
+              <w:rPr>
+                <w:rFonts w:asciiTheme="minorHAnsi"/>
+                <w:lang w:val="vi-VN"/>
+              </w:rPr>
             </w:pPr>
             <w:r>
               <w:rPr>
-                <w:rFonts w:ascii="inter" w:eastAsia="inter" w:hAnsi="inter" w:cs="inter"/>
-                <w:i/>
-                <w:color w:val="000000"/>
-                <w:sz w:val="17"/>
+                <w:rFonts w:asciiTheme="minorHAnsi"/>
+                <w:lang w:val="vi-VN"/>
               </w:rPr>
-              <w:t>(</w:t>
+              <w:t>Display: flex;</w:t>
             </w:r>
-            <w:proofErr w:type="spellStart"/>
+          </w:p>
+          <w:p>
+            <w:pPr>
+              <w:spacing w:line="360" w:lineRule="auto"/>
+              <w:rPr>
+                <w:rFonts w:asciiTheme="minorHAnsi"/>
+                <w:lang w:val="vi-VN"/>
+              </w:rPr>
+            </w:pPr>
             <w:r>
               <w:rPr>
-                <w:rFonts w:ascii="inter" w:eastAsia="inter" w:hAnsi="inter" w:cs="inter"/>
-                <w:i/>
-                <w:color w:val="000000"/>
-                <w:sz w:val="17"/>
+                <w:rFonts w:asciiTheme="minorHAnsi"/>
+                <w:lang w:val="vi-VN"/>
               </w:rPr>
-              <w:t>Tự</w:t>
+              <w:t>Justify-content: center;</w:t>
             </w:r>
-            <w:proofErr w:type="spellEnd"/>
+          </w:p>
+          <w:p>
+            <w:pPr>
+              <w:spacing w:line="360" w:lineRule="auto"/>
+              <w:rPr>
+                <w:rFonts w:asciiTheme="minorHAnsi"/>
+                <w:lang w:val="vi-VN"/>
+              </w:rPr>
+            </w:pPr>
             <w:r>
               <w:rPr>
-                <w:rFonts w:ascii="inter" w:eastAsia="inter" w:hAnsi="inter" w:cs="inter"/>
-                <w:i/>
-                <w:color w:val="000000"/>
-                <w:sz w:val="17"/>
+                <w:rFonts w:asciiTheme="minorHAnsi"/>
+                <w:lang w:val="vi-VN"/>
               </w:rPr>
-              <w:t xml:space="preserve"> </w:t>
-            </w:r>
-            <w:proofErr w:type="spellStart"/>
-            <w:r>
-              <w:rPr>
-                <w:rFonts w:ascii="inter" w:eastAsia="inter" w:hAnsi="inter" w:cs="inter"/>
-                <w:i/>
-                <w:color w:val="000000"/>
-                <w:sz w:val="17"/>
-              </w:rPr>
-              <w:t>điền</w:t>
-            </w:r>
-            <w:proofErr w:type="spellEnd"/>
-            <w:r>
-              <w:rPr>
-                <w:rFonts w:ascii="inter" w:eastAsia="inter" w:hAnsi="inter" w:cs="inter"/>
-                <w:i/>
-                <w:color w:val="000000"/>
-                <w:sz w:val="17"/>
-              </w:rPr>
-              <w:t>)</w:t>
+              <w:t>Align-items: center;</w:t>
             </w:r>
           </w:p>
         </w:tc>
@@ -13832,6 +14492,12 @@
           <w:p>
             <w:pPr>
               <w:spacing w:line="360" w:lineRule="auto"/>
+              <w:rPr>
+                <w:rFonts w:ascii="inter" w:eastAsia="inter" w:hAnsi="inter" w:cs="inter"/>
+                <w:i/>
+                <w:color w:val="000000"/>
+                <w:sz w:val="17"/>
+              </w:rPr>
             </w:pPr>
             <w:r>
               <w:rPr>
@@ -13840,9 +14506,19 @@
                 <w:color w:val="000000"/>
                 <w:sz w:val="17"/>
               </w:rPr>
-              <w:t>(</w:t>
+              <w:t>display: grid;</w:t>
             </w:r>
-            <w:proofErr w:type="spellStart"/>
+          </w:p>
+          <w:p>
+            <w:pPr>
+              <w:spacing w:line="360" w:lineRule="auto"/>
+              <w:rPr>
+                <w:rFonts w:ascii="inter" w:eastAsia="inter" w:hAnsi="inter" w:cs="inter"/>
+                <w:i/>
+                <w:color w:val="000000"/>
+                <w:sz w:val="17"/>
+              </w:rPr>
+            </w:pPr>
             <w:r>
               <w:rPr>
                 <w:rFonts w:ascii="inter" w:eastAsia="inter" w:hAnsi="inter" w:cs="inter"/>
@@ -13850,9 +14526,20 @@
                 <w:color w:val="000000"/>
                 <w:sz w:val="17"/>
               </w:rPr>
-              <w:t>Tự</w:t>
+              <w:t>grid-template-columns: 200px 1fr;</w:t>
             </w:r>
-            <w:proofErr w:type="spellEnd"/>
+          </w:p>
+          <w:p>
+            <w:pPr>
+              <w:spacing w:line="360" w:lineRule="auto"/>
+              <w:rPr>
+                <w:rFonts w:ascii="inter" w:eastAsia="inter" w:hAnsi="inter" w:cs="inter"/>
+                <w:i/>
+                <w:color w:val="000000"/>
+                <w:sz w:val="17"/>
+                <w:lang w:val="vi-VN"/>
+              </w:rPr>
+            </w:pPr>
             <w:r>
               <w:rPr>
                 <w:rFonts w:ascii="inter" w:eastAsia="inter" w:hAnsi="inter" w:cs="inter"/>
@@ -13860,27 +14547,7 @@
                 <w:color w:val="000000"/>
                 <w:sz w:val="17"/>
               </w:rPr>
-              <w:t xml:space="preserve"> </w:t>
-            </w:r>
-            <w:proofErr w:type="spellStart"/>
-            <w:r>
-              <w:rPr>
-                <w:rFonts w:ascii="inter" w:eastAsia="inter" w:hAnsi="inter" w:cs="inter"/>
-                <w:i/>
-                <w:color w:val="000000"/>
-                <w:sz w:val="17"/>
-              </w:rPr>
-              <w:t>điền</w:t>
-            </w:r>
-            <w:proofErr w:type="spellEnd"/>
-            <w:r>
-              <w:rPr>
-                <w:rFonts w:ascii="inter" w:eastAsia="inter" w:hAnsi="inter" w:cs="inter"/>
-                <w:i/>
-                <w:color w:val="000000"/>
-                <w:sz w:val="17"/>
-              </w:rPr>
-              <w:t>)</w:t>
+              <w:t>grid-template-rows: 100px 1fr 80px;</w:t>
             </w:r>
           </w:p>
         </w:tc>
@@ -15055,7 +15722,7 @@
           <w:noProof/>
         </w:rPr>
         <w:pict w14:anchorId="48BE9549">
-          <v:rect id="_x0000_s1035" alt="" style="width:475.5pt;height:.05pt;mso-width-percent:0;mso-height-percent:0;mso-left-percent:-10001;mso-top-percent:-10001;mso-position-horizontal:absolute;mso-position-horizontal-relative:char;mso-position-vertical:absolute;mso-position-vertical-relative:line;mso-width-percent:0;mso-height-percent:0;mso-left-percent:-10001;mso-top-percent:-10001" o:hralign="center" o:hrstd="t" strokeweight="1pt">
+          <v:rect id="_x0000_s1033" alt="" style="width:475.5pt;height:.05pt;mso-width-percent:0;mso-height-percent:0;mso-left-percent:-10001;mso-top-percent:-10001;mso-position-horizontal:absolute;mso-position-horizontal-relative:char;mso-position-vertical:absolute;mso-position-vertical-relative:line;mso-width-percent:0;mso-height-percent:0;mso-left-percent:-10001;mso-top-percent:-10001" o:hralign="center" o:hrstd="t" strokeweight="1pt">
             <v:stroke opacity="0"/>
           </v:rect>
         </w:pict>
@@ -15348,7 +16015,6 @@
         </w:rPr>
         <w:t xml:space="preserve"> </w:t>
       </w:r>
-      <w:proofErr w:type="gramStart"/>
       <w:r>
         <w:rPr>
           <w:rStyle w:val="VerbatimChar"/>
@@ -15359,7 +16025,6 @@
         </w:rPr>
         <w:t>inline-block</w:t>
       </w:r>
-      <w:proofErr w:type="gramEnd"/>
       <w:r>
         <w:rPr>
           <w:rFonts w:ascii="inter" w:eastAsia="inter" w:hAnsi="inter" w:cs="inter"/>
@@ -16904,167 +17569,106 @@
         <w:rPr>
           <w:rFonts w:ascii="inter" w:eastAsia="inter" w:hAnsi="inter" w:cs="inter"/>
           <w:i/>
-          <w:color w:val="000000"/>
-        </w:rPr>
-        <w:t>(</w:t>
-      </w:r>
-      <w:proofErr w:type="spellStart"/>
+          <w:noProof/>
+          <w:color w:val="000000"/>
+        </w:rPr>
+        <w:drawing>
+          <wp:inline distT="0" distB="0" distL="0" distR="0" wp14:anchorId="0AE18ECF" wp14:editId="36FAF3DD">
+            <wp:extent cx="6038850" cy="2984500"/>
+            <wp:effectExtent l="0" t="0" r="0" b="6350"/>
+            <wp:docPr id="1387650519" name="Picture 1"/>
+            <wp:cNvGraphicFramePr>
+              <a:graphicFrameLocks xmlns:a="http://schemas.openxmlformats.org/drawingml/2006/main" noChangeAspect="1"/>
+            </wp:cNvGraphicFramePr>
+            <a:graphic xmlns:a="http://schemas.openxmlformats.org/drawingml/2006/main">
+              <a:graphicData uri="http://schemas.openxmlformats.org/drawingml/2006/picture">
+                <pic:pic xmlns:pic="http://schemas.openxmlformats.org/drawingml/2006/picture">
+                  <pic:nvPicPr>
+                    <pic:cNvPr id="1387650519" name=""/>
+                    <pic:cNvPicPr/>
+                  </pic:nvPicPr>
+                  <pic:blipFill>
+                    <a:blip r:embed="rId8"/>
+                    <a:stretch>
+                      <a:fillRect/>
+                    </a:stretch>
+                  </pic:blipFill>
+                  <pic:spPr>
+                    <a:xfrm>
+                      <a:off x="0" y="0"/>
+                      <a:ext cx="6038850" cy="2984500"/>
+                    </a:xfrm>
+                    <a:prstGeom prst="rect">
+                      <a:avLst/>
+                    </a:prstGeom>
+                  </pic:spPr>
+                </pic:pic>
+              </a:graphicData>
+            </a:graphic>
+          </wp:inline>
+        </w:drawing>
+      </w:r>
+      <w:r>
+        <w:rPr>
+          <w:rFonts w:ascii="inter" w:eastAsia="inter" w:hAnsi="inter" w:cs="inter"/>
+          <w:color w:val="000000"/>
+        </w:rPr>
+        <w:br/>
+      </w:r>
       <w:r>
         <w:rPr>
           <w:rFonts w:ascii="inter" w:eastAsia="inter" w:hAnsi="inter" w:cs="inter"/>
           <w:i/>
-          <w:color w:val="000000"/>
-        </w:rPr>
-        <w:t>Dán</w:t>
-      </w:r>
-      <w:proofErr w:type="spellEnd"/>
-      <w:r>
-        <w:rPr>
-          <w:rFonts w:ascii="inter" w:eastAsia="inter" w:hAnsi="inter" w:cs="inter"/>
-          <w:i/>
-          <w:color w:val="000000"/>
-        </w:rPr>
-        <w:t xml:space="preserve"> </w:t>
-      </w:r>
-      <w:proofErr w:type="spellStart"/>
-      <w:r>
-        <w:rPr>
-          <w:rFonts w:ascii="inter" w:eastAsia="inter" w:hAnsi="inter" w:cs="inter"/>
-          <w:i/>
-          <w:color w:val="000000"/>
-        </w:rPr>
-        <w:t>ảnh</w:t>
-      </w:r>
-      <w:proofErr w:type="spellEnd"/>
-      <w:r>
-        <w:rPr>
-          <w:rFonts w:ascii="inter" w:eastAsia="inter" w:hAnsi="inter" w:cs="inter"/>
-          <w:i/>
-          <w:color w:val="000000"/>
-        </w:rPr>
-        <w:t xml:space="preserve"> 1: Desktop view - 3 card </w:t>
-      </w:r>
-      <w:proofErr w:type="spellStart"/>
-      <w:r>
-        <w:rPr>
-          <w:rFonts w:ascii="inter" w:eastAsia="inter" w:hAnsi="inter" w:cs="inter"/>
-          <w:i/>
-          <w:color w:val="000000"/>
-        </w:rPr>
-        <w:t>ngang</w:t>
-      </w:r>
-      <w:proofErr w:type="spellEnd"/>
-      <w:r>
-        <w:rPr>
-          <w:rFonts w:ascii="inter" w:eastAsia="inter" w:hAnsi="inter" w:cs="inter"/>
-          <w:i/>
-          <w:color w:val="000000"/>
-        </w:rPr>
-        <w:t>)</w:t>
-      </w:r>
-      <w:r>
-        <w:rPr>
-          <w:rFonts w:ascii="inter" w:eastAsia="inter" w:hAnsi="inter" w:cs="inter"/>
-          <w:color w:val="000000"/>
-        </w:rPr>
-        <w:br/>
-      </w:r>
-      <w:r>
-        <w:rPr>
-          <w:rFonts w:ascii="inter" w:eastAsia="inter" w:hAnsi="inter" w:cs="inter"/>
-          <w:i/>
-          <w:color w:val="000000"/>
-        </w:rPr>
-        <w:t>(</w:t>
-      </w:r>
-      <w:proofErr w:type="spellStart"/>
-      <w:r>
-        <w:rPr>
-          <w:rFonts w:ascii="inter" w:eastAsia="inter" w:hAnsi="inter" w:cs="inter"/>
-          <w:i/>
-          <w:color w:val="000000"/>
-        </w:rPr>
-        <w:t>Dán</w:t>
-      </w:r>
-      <w:proofErr w:type="spellEnd"/>
-      <w:r>
-        <w:rPr>
-          <w:rFonts w:ascii="inter" w:eastAsia="inter" w:hAnsi="inter" w:cs="inter"/>
-          <w:i/>
-          <w:color w:val="000000"/>
-        </w:rPr>
-        <w:t xml:space="preserve"> </w:t>
-      </w:r>
-      <w:proofErr w:type="spellStart"/>
-      <w:r>
-        <w:rPr>
-          <w:rFonts w:ascii="inter" w:eastAsia="inter" w:hAnsi="inter" w:cs="inter"/>
-          <w:i/>
-          <w:color w:val="000000"/>
-        </w:rPr>
-        <w:t>ảnh</w:t>
-      </w:r>
-      <w:proofErr w:type="spellEnd"/>
-      <w:r>
-        <w:rPr>
-          <w:rFonts w:ascii="inter" w:eastAsia="inter" w:hAnsi="inter" w:cs="inter"/>
-          <w:i/>
-          <w:color w:val="000000"/>
-        </w:rPr>
-        <w:t xml:space="preserve"> 2: Mobile view - card </w:t>
-      </w:r>
-      <w:proofErr w:type="spellStart"/>
-      <w:r>
-        <w:rPr>
-          <w:rFonts w:ascii="inter" w:eastAsia="inter" w:hAnsi="inter" w:cs="inter"/>
-          <w:i/>
-          <w:color w:val="000000"/>
-        </w:rPr>
-        <w:t>xếp</w:t>
-      </w:r>
-      <w:proofErr w:type="spellEnd"/>
-      <w:r>
-        <w:rPr>
-          <w:rFonts w:ascii="inter" w:eastAsia="inter" w:hAnsi="inter" w:cs="inter"/>
-          <w:i/>
-          <w:color w:val="000000"/>
-        </w:rPr>
-        <w:t xml:space="preserve"> </w:t>
-      </w:r>
-      <w:proofErr w:type="spellStart"/>
-      <w:r>
-        <w:rPr>
-          <w:rFonts w:ascii="inter" w:eastAsia="inter" w:hAnsi="inter" w:cs="inter"/>
-          <w:i/>
-          <w:color w:val="000000"/>
-        </w:rPr>
-        <w:t>dọc</w:t>
-      </w:r>
-      <w:proofErr w:type="spellEnd"/>
-      <w:r>
-        <w:rPr>
-          <w:rFonts w:ascii="inter" w:eastAsia="inter" w:hAnsi="inter" w:cs="inter"/>
-          <w:i/>
-          <w:color w:val="000000"/>
-        </w:rPr>
-        <w:t>)</w:t>
-      </w:r>
-    </w:p>
-    <w:p>
-      <w:pPr>
-        <w:spacing w:before="210" w:after="0" w:line="360" w:lineRule="auto"/>
-      </w:pPr>
-      <w:r>
-        <w:rPr>
           <w:noProof/>
-        </w:rPr>
+          <w:color w:val="000000"/>
+        </w:rPr>
+        <w:drawing>
+          <wp:inline distT="0" distB="0" distL="0" distR="0" wp14:anchorId="2BF76DC1" wp14:editId="298E5925">
+            <wp:extent cx="6038850" cy="3035300"/>
+            <wp:effectExtent l="0" t="0" r="0" b="0"/>
+            <wp:docPr id="835043282" name="Picture 1"/>
+            <wp:cNvGraphicFramePr>
+              <a:graphicFrameLocks xmlns:a="http://schemas.openxmlformats.org/drawingml/2006/main" noChangeAspect="1"/>
+            </wp:cNvGraphicFramePr>
+            <a:graphic xmlns:a="http://schemas.openxmlformats.org/drawingml/2006/main">
+              <a:graphicData uri="http://schemas.openxmlformats.org/drawingml/2006/picture">
+                <pic:pic xmlns:pic="http://schemas.openxmlformats.org/drawingml/2006/picture">
+                  <pic:nvPicPr>
+                    <pic:cNvPr id="835043282" name=""/>
+                    <pic:cNvPicPr/>
+                  </pic:nvPicPr>
+                  <pic:blipFill>
+                    <a:blip r:embed="rId9"/>
+                    <a:stretch>
+                      <a:fillRect/>
+                    </a:stretch>
+                  </pic:blipFill>
+                  <pic:spPr>
+                    <a:xfrm>
+                      <a:off x="0" y="0"/>
+                      <a:ext cx="6038850" cy="3035300"/>
+                    </a:xfrm>
+                    <a:prstGeom prst="rect">
+                      <a:avLst/>
+                    </a:prstGeom>
+                  </pic:spPr>
+                </pic:pic>
+              </a:graphicData>
+            </a:graphic>
+          </wp:inline>
+        </w:drawing>
       </w:r>
       <w:r>
         <w:rPr>
           <w:noProof/>
         </w:rPr>
+      </w:r>
+      <w:r>
+        <w:rPr>
+          <w:noProof/>
+        </w:rPr>
         <w:pict w14:anchorId="77C0B5B2">
-          <v:rect id="_x0000_s1034" alt="" style="width:475.5pt;height:.05pt;mso-width-percent:0;mso-height-percent:0;mso-left-percent:-10001;mso-top-percent:-10001;mso-position-horizontal:absolute;mso-position-horizontal-relative:char;mso-position-vertical:absolute;mso-position-vertical-relative:line;mso-width-percent:0;mso-height-percent:0;mso-left-percent:-10001;mso-top-percent:-10001" o:hralign="center" o:hrstd="t" strokeweight="1pt">
+          <v:rect id="_x0000_s1032" alt="" style="width:475.5pt;height:.05pt;mso-width-percent:0;mso-height-percent:0;mso-left-percent:-10001;mso-top-percent:-10001;mso-position-horizontal:absolute;mso-position-horizontal-relative:char;mso-position-vertical:absolute;mso-position-vertical-relative:line;mso-width-percent:0;mso-height-percent:0;mso-left-percent:-10001;mso-top-percent:-10001" o:hralign="center" o:hrstd="t" strokeweight="1pt">
             <v:stroke opacity="0"/>
           </v:rect>
         </w:pict>
@@ -18468,7 +19072,58 @@
           <w:rFonts w:ascii="inter" w:eastAsia="inter" w:hAnsi="inter" w:cs="inter"/>
           <w:color w:val="000000"/>
         </w:rPr>
-        <w:t>: ________________________________</w:t>
+        <w:t>:</w:t>
+      </w:r>
+      <w:r>
+        <w:rPr>
+          <w:rFonts w:ascii="inter" w:eastAsia="inter" w:hAnsi="inter" w:cs="inter"/>
+          <w:color w:val="000000"/>
+          <w:lang w:val="vi-VN"/>
+        </w:rPr>
+        <w:t xml:space="preserve"> Lặp lại các cột.</w:t>
+      </w:r>
+    </w:p>
+    <w:p>
+      <w:pPr>
+        <w:numPr>
+          <w:ilvl w:val="0"/>
+          <w:numId w:val="11"/>
+        </w:numPr>
+        <w:spacing w:before="105" w:after="105" w:line="360" w:lineRule="auto"/>
+      </w:pPr>
+      <w:r>
+        <w:rPr>
+          <w:rStyle w:val="VerbatimChar"/>
+          <w:rFonts w:ascii="IBM Plex Mono" w:eastAsia="IBM Plex Mono" w:hAnsi="IBM Plex Mono" w:cs="IBM Plex Mono"/>
+          <w:color w:val="000000"/>
+          <w:sz w:val="18"/>
+          <w:shd w:val="clear" w:color="auto" w:fill="F8F8FA"/>
+        </w:rPr>
+        <w:t>auto-fit</w:t>
+      </w:r>
+      <w:r>
+        <w:rPr>
+          <w:rFonts w:ascii="inter" w:eastAsia="inter" w:hAnsi="inter" w:cs="inter"/>
+          <w:color w:val="000000"/>
+        </w:rPr>
+        <w:t xml:space="preserve">: </w:t>
+      </w:r>
+      <w:proofErr w:type="spellStart"/>
+      <w:r>
+        <w:rPr>
+          <w:rFonts w:ascii="inter" w:eastAsia="inter" w:hAnsi="inter" w:cs="inter"/>
+          <w:color w:val="000000"/>
+        </w:rPr>
+        <w:t>Tự</w:t>
+      </w:r>
+      <w:proofErr w:type="spellEnd"/>
+      <w:r>
+        <w:rPr>
+          <w:rFonts w:ascii="inter" w:eastAsia="inter" w:hAnsi="inter" w:cs="inter"/>
+          <w:color w:val="000000"/>
+          <w:lang w:val="vi-VN"/>
+        </w:rPr>
+        <w:t xml:space="preserve"> động khớp với dòng.</w:t>
       </w:r>
     </w:p>
     <w:p>
@@ -18488,45 +19143,17 @@
           <w:sz w:val="18"/>
           <w:shd w:val="clear" w:color="auto" w:fill="F8F8FA"/>
         </w:rPr>
-        <w:t>auto-fit</w:t>
+        <w:t>minmax(</w:t>
       </w:r>
       <w:proofErr w:type="gramEnd"/>
       <w:r>
         <w:rPr>
-          <w:rFonts w:ascii="inter" w:eastAsia="inter" w:hAnsi="inter" w:cs="inter"/>
-          <w:color w:val="000000"/>
-        </w:rPr>
-        <w:t>: ________________________________</w:t>
-      </w:r>
-    </w:p>
-    <w:p>
-      <w:pPr>
-        <w:numPr>
-          <w:ilvl w:val="0"/>
-          <w:numId w:val="11"/>
-        </w:numPr>
-        <w:spacing w:before="105" w:after="105" w:line="360" w:lineRule="auto"/>
-      </w:pPr>
-      <w:proofErr w:type="gramStart"/>
-      <w:r>
-        <w:rPr>
           <w:rStyle w:val="VerbatimChar"/>
           <w:rFonts w:ascii="IBM Plex Mono" w:eastAsia="IBM Plex Mono" w:hAnsi="IBM Plex Mono" w:cs="IBM Plex Mono"/>
           <w:color w:val="000000"/>
           <w:sz w:val="18"/>
           <w:shd w:val="clear" w:color="auto" w:fill="F8F8FA"/>
         </w:rPr>
-        <w:t>minmax(</w:t>
-      </w:r>
-      <w:proofErr w:type="gramEnd"/>
-      <w:r>
-        <w:rPr>
-          <w:rStyle w:val="VerbatimChar"/>
-          <w:rFonts w:ascii="IBM Plex Mono" w:eastAsia="IBM Plex Mono" w:hAnsi="IBM Plex Mono" w:cs="IBM Plex Mono"/>
-          <w:color w:val="000000"/>
-          <w:sz w:val="18"/>
-          <w:shd w:val="clear" w:color="auto" w:fill="F8F8FA"/>
-        </w:rPr>
         <w:t>200px, 1fr)</w:t>
       </w:r>
       <w:r>
@@ -18534,7 +19161,15 @@
           <w:rFonts w:ascii="inter" w:eastAsia="inter" w:hAnsi="inter" w:cs="inter"/>
           <w:color w:val="000000"/>
         </w:rPr>
-        <w:t>: ________________________________</w:t>
+        <w:t xml:space="preserve">: </w:t>
+      </w:r>
+      <w:r>
+        <w:rPr>
+          <w:rFonts w:ascii="inter" w:eastAsia="inter" w:hAnsi="inter" w:cs="inter"/>
+          <w:color w:val="000000"/>
+          <w:lang w:val="vi-VN"/>
+        </w:rPr>
+        <w:t>Mỗi cột min = 20px, max = 1fr chia đều</w:t>
       </w:r>
     </w:p>
     <w:p>
@@ -18894,132 +19529,94 @@
         <w:rPr>
           <w:rFonts w:ascii="inter" w:eastAsia="inter" w:hAnsi="inter" w:cs="inter"/>
           <w:i/>
-          <w:color w:val="000000"/>
-        </w:rPr>
-        <w:t>(</w:t>
-      </w:r>
-      <w:proofErr w:type="spellStart"/>
+          <w:noProof/>
+          <w:color w:val="000000"/>
+        </w:rPr>
+        <w:drawing>
+          <wp:inline distT="0" distB="0" distL="0" distR="0" wp14:anchorId="79F2C6E6" wp14:editId="5BD3F4C3">
+            <wp:extent cx="6038850" cy="3157855"/>
+            <wp:effectExtent l="0" t="0" r="0" b="4445"/>
+            <wp:docPr id="965682431" name="Picture 1"/>
+            <wp:cNvGraphicFramePr>
+              <a:graphicFrameLocks xmlns:a="http://schemas.openxmlformats.org/drawingml/2006/main" noChangeAspect="1"/>
+            </wp:cNvGraphicFramePr>
+            <a:graphic xmlns:a="http://schemas.openxmlformats.org/drawingml/2006/main">
+              <a:graphicData uri="http://schemas.openxmlformats.org/drawingml/2006/picture">
+                <pic:pic xmlns:pic="http://schemas.openxmlformats.org/drawingml/2006/picture">
+                  <pic:nvPicPr>
+                    <pic:cNvPr id="965682431" name=""/>
+                    <pic:cNvPicPr/>
+                  </pic:nvPicPr>
+                  <pic:blipFill>
+                    <a:blip r:embed="rId10"/>
+                    <a:stretch>
+                      <a:fillRect/>
+                    </a:stretch>
+                  </pic:blipFill>
+                  <pic:spPr>
+                    <a:xfrm>
+                      <a:off x="0" y="0"/>
+                      <a:ext cx="6038850" cy="3157855"/>
+                    </a:xfrm>
+                    <a:prstGeom prst="rect">
+                      <a:avLst/>
+                    </a:prstGeom>
+                  </pic:spPr>
+                </pic:pic>
+              </a:graphicData>
+            </a:graphic>
+          </wp:inline>
+        </w:drawing>
+      </w:r>
+      <w:r>
+        <w:rPr>
+          <w:rFonts w:ascii="inter" w:eastAsia="inter" w:hAnsi="inter" w:cs="inter"/>
+          <w:color w:val="000000"/>
+        </w:rPr>
+        <w:br/>
+      </w:r>
       <w:r>
         <w:rPr>
           <w:rFonts w:ascii="inter" w:eastAsia="inter" w:hAnsi="inter" w:cs="inter"/>
           <w:i/>
-          <w:color w:val="000000"/>
-        </w:rPr>
-        <w:t>Dán</w:t>
-      </w:r>
-      <w:proofErr w:type="spellEnd"/>
-      <w:r>
-        <w:rPr>
-          <w:rFonts w:ascii="inter" w:eastAsia="inter" w:hAnsi="inter" w:cs="inter"/>
-          <w:i/>
-          <w:color w:val="000000"/>
-        </w:rPr>
-        <w:t xml:space="preserve"> </w:t>
-      </w:r>
-      <w:proofErr w:type="spellStart"/>
-      <w:r>
-        <w:rPr>
-          <w:rFonts w:ascii="inter" w:eastAsia="inter" w:hAnsi="inter" w:cs="inter"/>
-          <w:i/>
-          <w:color w:val="000000"/>
-        </w:rPr>
-        <w:t>ảnh</w:t>
-      </w:r>
-      <w:proofErr w:type="spellEnd"/>
-      <w:r>
-        <w:rPr>
-          <w:rFonts w:ascii="inter" w:eastAsia="inter" w:hAnsi="inter" w:cs="inter"/>
-          <w:i/>
-          <w:color w:val="000000"/>
-        </w:rPr>
-        <w:t xml:space="preserve"> 1: Desktop - 3 </w:t>
-      </w:r>
-      <w:proofErr w:type="spellStart"/>
-      <w:r>
-        <w:rPr>
-          <w:rFonts w:ascii="inter" w:eastAsia="inter" w:hAnsi="inter" w:cs="inter"/>
-          <w:i/>
-          <w:color w:val="000000"/>
-        </w:rPr>
-        <w:t>cột</w:t>
-      </w:r>
-      <w:proofErr w:type="spellEnd"/>
-      <w:r>
-        <w:rPr>
-          <w:rFonts w:ascii="inter" w:eastAsia="inter" w:hAnsi="inter" w:cs="inter"/>
-          <w:i/>
-          <w:color w:val="000000"/>
-        </w:rPr>
-        <w:t>)</w:t>
-      </w:r>
-      <w:r>
-        <w:rPr>
-          <w:rFonts w:ascii="inter" w:eastAsia="inter" w:hAnsi="inter" w:cs="inter"/>
-          <w:color w:val="000000"/>
-        </w:rPr>
-        <w:br/>
-      </w:r>
-      <w:r>
-        <w:rPr>
-          <w:rFonts w:ascii="inter" w:eastAsia="inter" w:hAnsi="inter" w:cs="inter"/>
-          <w:i/>
-          <w:color w:val="000000"/>
-        </w:rPr>
-        <w:t>(</w:t>
-      </w:r>
-      <w:proofErr w:type="spellStart"/>
-      <w:r>
-        <w:rPr>
-          <w:rFonts w:ascii="inter" w:eastAsia="inter" w:hAnsi="inter" w:cs="inter"/>
-          <w:i/>
-          <w:color w:val="000000"/>
-        </w:rPr>
-        <w:t>Dán</w:t>
-      </w:r>
-      <w:proofErr w:type="spellEnd"/>
-      <w:r>
-        <w:rPr>
-          <w:rFonts w:ascii="inter" w:eastAsia="inter" w:hAnsi="inter" w:cs="inter"/>
-          <w:i/>
-          <w:color w:val="000000"/>
-        </w:rPr>
-        <w:t xml:space="preserve"> </w:t>
-      </w:r>
-      <w:proofErr w:type="spellStart"/>
-      <w:r>
-        <w:rPr>
-          <w:rFonts w:ascii="inter" w:eastAsia="inter" w:hAnsi="inter" w:cs="inter"/>
-          <w:i/>
-          <w:color w:val="000000"/>
-        </w:rPr>
-        <w:t>ảnh</w:t>
-      </w:r>
-      <w:proofErr w:type="spellEnd"/>
-      <w:r>
-        <w:rPr>
-          <w:rFonts w:ascii="inter" w:eastAsia="inter" w:hAnsi="inter" w:cs="inter"/>
-          <w:i/>
-          <w:color w:val="000000"/>
-        </w:rPr>
-        <w:t xml:space="preserve"> 2: Mobile - 1 </w:t>
-      </w:r>
-      <w:proofErr w:type="spellStart"/>
-      <w:r>
-        <w:rPr>
-          <w:rFonts w:ascii="inter" w:eastAsia="inter" w:hAnsi="inter" w:cs="inter"/>
-          <w:i/>
-          <w:color w:val="000000"/>
-        </w:rPr>
-        <w:t>cột</w:t>
-      </w:r>
-      <w:proofErr w:type="spellEnd"/>
-      <w:r>
-        <w:rPr>
-          <w:rFonts w:ascii="inter" w:eastAsia="inter" w:hAnsi="inter" w:cs="inter"/>
-          <w:i/>
-          <w:color w:val="000000"/>
-        </w:rPr>
-        <w:t>)</w:t>
+          <w:noProof/>
+          <w:color w:val="000000"/>
+        </w:rPr>
+        <w:drawing>
+          <wp:inline distT="0" distB="0" distL="0" distR="0" wp14:anchorId="4FE98E43" wp14:editId="08763647">
+            <wp:extent cx="6038850" cy="6964680"/>
+            <wp:effectExtent l="0" t="0" r="0" b="7620"/>
+            <wp:docPr id="1913345447" name="Picture 1"/>
+            <wp:cNvGraphicFramePr>
+              <a:graphicFrameLocks xmlns:a="http://schemas.openxmlformats.org/drawingml/2006/main" noChangeAspect="1"/>
+            </wp:cNvGraphicFramePr>
+            <a:graphic xmlns:a="http://schemas.openxmlformats.org/drawingml/2006/main">
+              <a:graphicData uri="http://schemas.openxmlformats.org/drawingml/2006/picture">
+                <pic:pic xmlns:pic="http://schemas.openxmlformats.org/drawingml/2006/picture">
+                  <pic:nvPicPr>
+                    <pic:cNvPr id="1913345447" name=""/>
+                    <pic:cNvPicPr/>
+                  </pic:nvPicPr>
+                  <pic:blipFill>
+                    <a:blip r:embed="rId11"/>
+                    <a:stretch>
+                      <a:fillRect/>
+                    </a:stretch>
+                  </pic:blipFill>
+                  <pic:spPr>
+                    <a:xfrm>
+                      <a:off x="0" y="0"/>
+                      <a:ext cx="6038850" cy="6964680"/>
+                    </a:xfrm>
+                    <a:prstGeom prst="rect">
+                      <a:avLst/>
+                    </a:prstGeom>
+                  </pic:spPr>
+                </pic:pic>
+              </a:graphicData>
+            </a:graphic>
+          </wp:inline>
+        </w:drawing>
       </w:r>
     </w:p>
     <w:p>
@@ -19036,7 +19633,7 @@
           <w:noProof/>
         </w:rPr>
         <w:pict w14:anchorId="2F3D5B5E">
-          <v:rect id="_x0000_s1033" alt="" style="width:475.5pt;height:.05pt;mso-width-percent:0;mso-height-percent:0;mso-left-percent:-10001;mso-top-percent:-10001;mso-position-horizontal:absolute;mso-position-horizontal-relative:char;mso-position-vertical:absolute;mso-position-vertical-relative:line;mso-width-percent:0;mso-height-percent:0;mso-left-percent:-10001;mso-top-percent:-10001" o:hralign="center" o:hrstd="t" strokeweight="1pt">
+          <v:rect id="_x0000_s1031" alt="" style="width:475.5pt;height:.05pt;mso-width-percent:0;mso-height-percent:0;mso-left-percent:-10001;mso-top-percent:-10001;mso-position-horizontal:absolute;mso-position-horizontal-relative:char;mso-position-vertical:absolute;mso-position-vertical-relative:line;mso-width-percent:0;mso-height-percent:0;mso-left-percent:-10001;mso-top-percent:-10001" o:hralign="center" o:hrstd="t" strokeweight="1pt">
             <v:stroke opacity="0"/>
           </v:rect>
         </w:pict>
@@ -19295,8 +19892,8 @@
       </w:tblPr>
       <w:tblGrid>
         <w:gridCol w:w="1191"/>
-        <w:gridCol w:w="992"/>
-        <w:gridCol w:w="1394"/>
+        <w:gridCol w:w="3701"/>
+        <w:gridCol w:w="2883"/>
       </w:tblGrid>
       <w:tr>
         <w:trPr>
@@ -19514,55 +20111,28 @@
           <w:p>
             <w:pPr>
               <w:spacing w:line="360" w:lineRule="auto"/>
+              <w:rPr>
+                <w:lang w:val="vi-VN"/>
+              </w:rPr>
             </w:pPr>
-            <w:r>
-              <w:rPr>
-                <w:rFonts w:ascii="inter" w:eastAsia="inter" w:hAnsi="inter" w:cs="inter"/>
-                <w:i/>
-                <w:color w:val="000000"/>
-                <w:sz w:val="17"/>
-              </w:rPr>
-              <w:t>(</w:t>
-            </w:r>
             <w:proofErr w:type="spellStart"/>
             <w:r>
               <w:rPr>
                 <w:rFonts w:ascii="inter" w:eastAsia="inter" w:hAnsi="inter" w:cs="inter"/>
-                <w:i/>
                 <w:color w:val="000000"/>
                 <w:sz w:val="17"/>
               </w:rPr>
-              <w:t>Tự</w:t>
+              <w:t>Vị</w:t>
             </w:r>
             <w:proofErr w:type="spellEnd"/>
             <w:r>
               <w:rPr>
                 <w:rFonts w:ascii="inter" w:eastAsia="inter" w:hAnsi="inter" w:cs="inter"/>
-                <w:i/>
                 <w:color w:val="000000"/>
                 <w:sz w:val="17"/>
+                <w:lang w:val="vi-VN"/>
               </w:rPr>
-              <w:t xml:space="preserve"> </w:t>
-            </w:r>
-            <w:proofErr w:type="spellStart"/>
-            <w:r>
-              <w:rPr>
-                <w:rFonts w:ascii="inter" w:eastAsia="inter" w:hAnsi="inter" w:cs="inter"/>
-                <w:i/>
-                <w:color w:val="000000"/>
-                <w:sz w:val="17"/>
-              </w:rPr>
-              <w:t>điền</w:t>
-            </w:r>
-            <w:proofErr w:type="spellEnd"/>
-            <w:r>
-              <w:rPr>
-                <w:rFonts w:ascii="inter" w:eastAsia="inter" w:hAnsi="inter" w:cs="inter"/>
-                <w:i/>
-                <w:color w:val="000000"/>
-                <w:sz w:val="17"/>
-              </w:rPr>
-              <w:t>)</w:t>
+              <w:t xml:space="preserve"> trí mặc định</w:t>
             </w:r>
           </w:p>
         </w:tc>
@@ -19577,55 +20147,28 @@
           <w:p>
             <w:pPr>
               <w:spacing w:line="360" w:lineRule="auto"/>
+              <w:rPr>
+                <w:lang w:val="vi-VN"/>
+              </w:rPr>
             </w:pPr>
-            <w:r>
-              <w:rPr>
-                <w:rFonts w:ascii="inter" w:eastAsia="inter" w:hAnsi="inter" w:cs="inter"/>
-                <w:i/>
-                <w:color w:val="000000"/>
-                <w:sz w:val="17"/>
-              </w:rPr>
-              <w:t>(</w:t>
-            </w:r>
             <w:proofErr w:type="spellStart"/>
             <w:r>
               <w:rPr>
                 <w:rFonts w:ascii="inter" w:eastAsia="inter" w:hAnsi="inter" w:cs="inter"/>
-                <w:i/>
                 <w:color w:val="000000"/>
                 <w:sz w:val="17"/>
               </w:rPr>
-              <w:t>Tự</w:t>
+              <w:t>Không</w:t>
             </w:r>
             <w:proofErr w:type="spellEnd"/>
             <w:r>
               <w:rPr>
                 <w:rFonts w:ascii="inter" w:eastAsia="inter" w:hAnsi="inter" w:cs="inter"/>
-                <w:i/>
                 <w:color w:val="000000"/>
                 <w:sz w:val="17"/>
+                <w:lang w:val="vi-VN"/>
               </w:rPr>
-              <w:t xml:space="preserve"> </w:t>
-            </w:r>
-            <w:proofErr w:type="spellStart"/>
-            <w:r>
-              <w:rPr>
-                <w:rFonts w:ascii="inter" w:eastAsia="inter" w:hAnsi="inter" w:cs="inter"/>
-                <w:i/>
-                <w:color w:val="000000"/>
-                <w:sz w:val="17"/>
-              </w:rPr>
-              <w:t>điền</w:t>
-            </w:r>
-            <w:proofErr w:type="spellEnd"/>
-            <w:r>
-              <w:rPr>
-                <w:rFonts w:ascii="inter" w:eastAsia="inter" w:hAnsi="inter" w:cs="inter"/>
-                <w:i/>
-                <w:color w:val="000000"/>
-                <w:sz w:val="17"/>
-              </w:rPr>
-              <w:t>)</w:t>
+              <w:t xml:space="preserve"> cần khai báo</w:t>
             </w:r>
           </w:p>
         </w:tc>
@@ -19673,55 +20216,28 @@
           <w:p>
             <w:pPr>
               <w:spacing w:line="360" w:lineRule="auto"/>
+              <w:rPr>
+                <w:lang w:val="vi-VN"/>
+              </w:rPr>
             </w:pPr>
-            <w:r>
-              <w:rPr>
-                <w:rFonts w:ascii="inter" w:eastAsia="inter" w:hAnsi="inter" w:cs="inter"/>
-                <w:i/>
-                <w:color w:val="000000"/>
-                <w:sz w:val="17"/>
-              </w:rPr>
-              <w:t>(</w:t>
-            </w:r>
             <w:proofErr w:type="spellStart"/>
             <w:r>
               <w:rPr>
                 <w:rFonts w:ascii="inter" w:eastAsia="inter" w:hAnsi="inter" w:cs="inter"/>
-                <w:i/>
                 <w:color w:val="000000"/>
                 <w:sz w:val="17"/>
               </w:rPr>
-              <w:t>Tự</w:t>
+              <w:t>Có</w:t>
             </w:r>
             <w:proofErr w:type="spellEnd"/>
             <w:r>
               <w:rPr>
                 <w:rFonts w:ascii="inter" w:eastAsia="inter" w:hAnsi="inter" w:cs="inter"/>
-                <w:i/>
                 <w:color w:val="000000"/>
                 <w:sz w:val="17"/>
+                <w:lang w:val="vi-VN"/>
               </w:rPr>
-              <w:t xml:space="preserve"> </w:t>
-            </w:r>
-            <w:proofErr w:type="spellStart"/>
-            <w:r>
-              <w:rPr>
-                <w:rFonts w:ascii="inter" w:eastAsia="inter" w:hAnsi="inter" w:cs="inter"/>
-                <w:i/>
-                <w:color w:val="000000"/>
-                <w:sz w:val="17"/>
-              </w:rPr>
-              <w:t>điền</w:t>
-            </w:r>
-            <w:proofErr w:type="spellEnd"/>
-            <w:r>
-              <w:rPr>
-                <w:rFonts w:ascii="inter" w:eastAsia="inter" w:hAnsi="inter" w:cs="inter"/>
-                <w:i/>
-                <w:color w:val="000000"/>
-                <w:sz w:val="17"/>
-              </w:rPr>
-              <w:t>)</w:t>
+              <w:t xml:space="preserve"> thể dịch chuyển bằng top, left, right, bottom</w:t>
             </w:r>
           </w:p>
         </w:tc>
@@ -19736,55 +20252,28 @@
           <w:p>
             <w:pPr>
               <w:spacing w:line="360" w:lineRule="auto"/>
+              <w:rPr>
+                <w:lang w:val="vi-VN"/>
+              </w:rPr>
             </w:pPr>
-            <w:r>
-              <w:rPr>
-                <w:rFonts w:ascii="inter" w:eastAsia="inter" w:hAnsi="inter" w:cs="inter"/>
-                <w:i/>
-                <w:color w:val="000000"/>
-                <w:sz w:val="17"/>
-              </w:rPr>
-              <w:t>(</w:t>
-            </w:r>
             <w:proofErr w:type="spellStart"/>
             <w:r>
               <w:rPr>
                 <w:rFonts w:ascii="inter" w:eastAsia="inter" w:hAnsi="inter" w:cs="inter"/>
-                <w:i/>
                 <w:color w:val="000000"/>
                 <w:sz w:val="17"/>
               </w:rPr>
-              <w:t>Tự</w:t>
+              <w:t>Tạo</w:t>
             </w:r>
             <w:proofErr w:type="spellEnd"/>
             <w:r>
               <w:rPr>
                 <w:rFonts w:ascii="inter" w:eastAsia="inter" w:hAnsi="inter" w:cs="inter"/>
-                <w:i/>
                 <w:color w:val="000000"/>
                 <w:sz w:val="17"/>
+                <w:lang w:val="vi-VN"/>
               </w:rPr>
-              <w:t xml:space="preserve"> </w:t>
-            </w:r>
-            <w:proofErr w:type="spellStart"/>
-            <w:r>
-              <w:rPr>
-                <w:rFonts w:ascii="inter" w:eastAsia="inter" w:hAnsi="inter" w:cs="inter"/>
-                <w:i/>
-                <w:color w:val="000000"/>
-                <w:sz w:val="17"/>
-              </w:rPr>
-              <w:t>điền</w:t>
-            </w:r>
-            <w:proofErr w:type="spellEnd"/>
-            <w:r>
-              <w:rPr>
-                <w:rFonts w:ascii="inter" w:eastAsia="inter" w:hAnsi="inter" w:cs="inter"/>
-                <w:i/>
-                <w:color w:val="000000"/>
-                <w:sz w:val="17"/>
-              </w:rPr>
-              <w:t>)</w:t>
+              <w:t xml:space="preserve"> mốc để absolute bám vào</w:t>
             </w:r>
           </w:p>
         </w:tc>
@@ -19832,55 +20321,26 @@
           <w:p>
             <w:pPr>
               <w:spacing w:line="360" w:lineRule="auto"/>
+              <w:rPr>
+                <w:lang w:val="vi-VN"/>
+              </w:rPr>
             </w:pPr>
             <w:r>
               <w:rPr>
                 <w:rFonts w:ascii="inter" w:eastAsia="inter" w:hAnsi="inter" w:cs="inter"/>
-                <w:i/>
                 <w:color w:val="000000"/>
                 <w:sz w:val="17"/>
               </w:rPr>
-              <w:t>(</w:t>
+              <w:t>Định</w:t>
             </w:r>
-            <w:proofErr w:type="spellStart"/>
             <w:r>
               <w:rPr>
                 <w:rFonts w:ascii="inter" w:eastAsia="inter" w:hAnsi="inter" w:cs="inter"/>
-                <w:i/>
                 <w:color w:val="000000"/>
                 <w:sz w:val="17"/>
+                <w:lang w:val="vi-VN"/>
               </w:rPr>
-              <w:t>Tự</w:t>
-            </w:r>
-            <w:proofErr w:type="spellEnd"/>
-            <w:r>
-              <w:rPr>
-                <w:rFonts w:ascii="inter" w:eastAsia="inter" w:hAnsi="inter" w:cs="inter"/>
-                <w:i/>
-                <w:color w:val="000000"/>
-                <w:sz w:val="17"/>
-              </w:rPr>
-              <w:t xml:space="preserve"> </w:t>
-            </w:r>
-            <w:proofErr w:type="spellStart"/>
-            <w:r>
-              <w:rPr>
-                <w:rFonts w:ascii="inter" w:eastAsia="inter" w:hAnsi="inter" w:cs="inter"/>
-                <w:i/>
-                <w:color w:val="000000"/>
-                <w:sz w:val="17"/>
-              </w:rPr>
-              <w:t>điền</w:t>
-            </w:r>
-            <w:proofErr w:type="spellEnd"/>
-            <w:r>
-              <w:rPr>
-                <w:rFonts w:ascii="inter" w:eastAsia="inter" w:hAnsi="inter" w:cs="inter"/>
-                <w:i/>
-                <w:color w:val="000000"/>
-                <w:sz w:val="17"/>
-              </w:rPr>
-              <w:t>)</w:t>
+              <w:t xml:space="preserve"> vị theo cha gần nhất khác static</w:t>
             </w:r>
           </w:p>
         </w:tc>
@@ -19895,55 +20355,26 @@
           <w:p>
             <w:pPr>
               <w:spacing w:line="360" w:lineRule="auto"/>
+              <w:rPr>
+                <w:lang w:val="vi-VN"/>
+              </w:rPr>
             </w:pPr>
             <w:r>
               <w:rPr>
                 <w:rFonts w:ascii="inter" w:eastAsia="inter" w:hAnsi="inter" w:cs="inter"/>
-                <w:i/>
                 <w:color w:val="000000"/>
                 <w:sz w:val="17"/>
               </w:rPr>
-              <w:t>(</w:t>
+              <w:t>Tooltip</w:t>
             </w:r>
-            <w:proofErr w:type="spellStart"/>
             <w:r>
               <w:rPr>
                 <w:rFonts w:ascii="inter" w:eastAsia="inter" w:hAnsi="inter" w:cs="inter"/>
-                <w:i/>
                 <w:color w:val="000000"/>
                 <w:sz w:val="17"/>
+                <w:lang w:val="vi-VN"/>
               </w:rPr>
-              <w:t>Tự</w:t>
-            </w:r>
-            <w:proofErr w:type="spellEnd"/>
-            <w:r>
-              <w:rPr>
-                <w:rFonts w:ascii="inter" w:eastAsia="inter" w:hAnsi="inter" w:cs="inter"/>
-                <w:i/>
-                <w:color w:val="000000"/>
-                <w:sz w:val="17"/>
-              </w:rPr>
-              <w:t xml:space="preserve"> </w:t>
-            </w:r>
-            <w:proofErr w:type="spellStart"/>
-            <w:r>
-              <w:rPr>
-                <w:rFonts w:ascii="inter" w:eastAsia="inter" w:hAnsi="inter" w:cs="inter"/>
-                <w:i/>
-                <w:color w:val="000000"/>
-                <w:sz w:val="17"/>
-              </w:rPr>
-              <w:t>điền</w:t>
-            </w:r>
-            <w:proofErr w:type="spellEnd"/>
-            <w:r>
-              <w:rPr>
-                <w:rFonts w:ascii="inter" w:eastAsia="inter" w:hAnsi="inter" w:cs="inter"/>
-                <w:i/>
-                <w:color w:val="000000"/>
-                <w:sz w:val="17"/>
-              </w:rPr>
-              <w:t>)</w:t>
+              <w:t>, badge, icon nằm đè lên ảnh</w:t>
             </w:r>
           </w:p>
         </w:tc>
@@ -19991,55 +20422,28 @@
           <w:p>
             <w:pPr>
               <w:spacing w:line="360" w:lineRule="auto"/>
+              <w:rPr>
+                <w:lang w:val="vi-VN"/>
+              </w:rPr>
             </w:pPr>
-            <w:r>
-              <w:rPr>
-                <w:rFonts w:ascii="inter" w:eastAsia="inter" w:hAnsi="inter" w:cs="inter"/>
-                <w:i/>
-                <w:color w:val="000000"/>
-                <w:sz w:val="17"/>
-              </w:rPr>
-              <w:t>(</w:t>
-            </w:r>
             <w:proofErr w:type="spellStart"/>
             <w:r>
               <w:rPr>
                 <w:rFonts w:ascii="inter" w:eastAsia="inter" w:hAnsi="inter" w:cs="inter"/>
-                <w:i/>
                 <w:color w:val="000000"/>
                 <w:sz w:val="17"/>
               </w:rPr>
-              <w:t>Tự</w:t>
+              <w:t>Cố</w:t>
             </w:r>
             <w:proofErr w:type="spellEnd"/>
             <w:r>
               <w:rPr>
                 <w:rFonts w:ascii="inter" w:eastAsia="inter" w:hAnsi="inter" w:cs="inter"/>
-                <w:i/>
                 <w:color w:val="000000"/>
                 <w:sz w:val="17"/>
+                <w:lang w:val="vi-VN"/>
               </w:rPr>
-              <w:t xml:space="preserve"> </w:t>
-            </w:r>
-            <w:proofErr w:type="spellStart"/>
-            <w:r>
-              <w:rPr>
-                <w:rFonts w:ascii="inter" w:eastAsia="inter" w:hAnsi="inter" w:cs="inter"/>
-                <w:i/>
-                <w:color w:val="000000"/>
-                <w:sz w:val="17"/>
-              </w:rPr>
-              <w:t>điền</w:t>
-            </w:r>
-            <w:proofErr w:type="spellEnd"/>
-            <w:r>
-              <w:rPr>
-                <w:rFonts w:ascii="inter" w:eastAsia="inter" w:hAnsi="inter" w:cs="inter"/>
-                <w:i/>
-                <w:color w:val="000000"/>
-                <w:sz w:val="17"/>
-              </w:rPr>
-              <w:t>)</w:t>
+              <w:t xml:space="preserve"> định theo màn hình</w:t>
             </w:r>
           </w:p>
         </w:tc>
@@ -20054,55 +20458,28 @@
           <w:p>
             <w:pPr>
               <w:spacing w:line="360" w:lineRule="auto"/>
+              <w:rPr>
+                <w:lang w:val="vi-VN"/>
+              </w:rPr>
             </w:pPr>
-            <w:r>
-              <w:rPr>
-                <w:rFonts w:ascii="inter" w:eastAsia="inter" w:hAnsi="inter" w:cs="inter"/>
-                <w:i/>
-                <w:color w:val="000000"/>
-                <w:sz w:val="17"/>
-              </w:rPr>
-              <w:t>(</w:t>
-            </w:r>
             <w:proofErr w:type="spellStart"/>
             <w:r>
               <w:rPr>
                 <w:rFonts w:ascii="inter" w:eastAsia="inter" w:hAnsi="inter" w:cs="inter"/>
-                <w:i/>
                 <w:color w:val="000000"/>
                 <w:sz w:val="17"/>
               </w:rPr>
-              <w:t>Tự</w:t>
+              <w:t>Avt</w:t>
             </w:r>
             <w:proofErr w:type="spellEnd"/>
             <w:r>
               <w:rPr>
                 <w:rFonts w:ascii="inter" w:eastAsia="inter" w:hAnsi="inter" w:cs="inter"/>
-                <w:i/>
                 <w:color w:val="000000"/>
                 <w:sz w:val="17"/>
+                <w:lang w:val="vi-VN"/>
               </w:rPr>
-              <w:t xml:space="preserve"> </w:t>
-            </w:r>
-            <w:proofErr w:type="spellStart"/>
-            <w:r>
-              <w:rPr>
-                <w:rFonts w:ascii="inter" w:eastAsia="inter" w:hAnsi="inter" w:cs="inter"/>
-                <w:i/>
-                <w:color w:val="000000"/>
-                <w:sz w:val="17"/>
-              </w:rPr>
-              <w:t>điền</w:t>
-            </w:r>
-            <w:proofErr w:type="spellEnd"/>
-            <w:r>
-              <w:rPr>
-                <w:rFonts w:ascii="inter" w:eastAsia="inter" w:hAnsi="inter" w:cs="inter"/>
-                <w:i/>
-                <w:color w:val="000000"/>
-                <w:sz w:val="17"/>
-              </w:rPr>
-              <w:t>)</w:t>
+              <w:t xml:space="preserve"> cố định</w:t>
             </w:r>
           </w:p>
         </w:tc>
@@ -20150,55 +20527,26 @@
           <w:p>
             <w:pPr>
               <w:spacing w:line="360" w:lineRule="auto"/>
+              <w:rPr>
+                <w:lang w:val="vi-VN"/>
+              </w:rPr>
             </w:pPr>
             <w:r>
               <w:rPr>
                 <w:rFonts w:ascii="inter" w:eastAsia="inter" w:hAnsi="inter" w:cs="inter"/>
-                <w:i/>
                 <w:color w:val="000000"/>
                 <w:sz w:val="17"/>
               </w:rPr>
-              <w:t>(</w:t>
+              <w:t>Ban</w:t>
             </w:r>
-            <w:proofErr w:type="spellStart"/>
             <w:r>
               <w:rPr>
                 <w:rFonts w:ascii="inter" w:eastAsia="inter" w:hAnsi="inter" w:cs="inter"/>
-                <w:i/>
                 <w:color w:val="000000"/>
                 <w:sz w:val="17"/>
+                <w:lang w:val="vi-VN"/>
               </w:rPr>
-              <w:t>Tự</w:t>
-            </w:r>
-            <w:proofErr w:type="spellEnd"/>
-            <w:r>
-              <w:rPr>
-                <w:rFonts w:ascii="inter" w:eastAsia="inter" w:hAnsi="inter" w:cs="inter"/>
-                <w:i/>
-                <w:color w:val="000000"/>
-                <w:sz w:val="17"/>
-              </w:rPr>
-              <w:t xml:space="preserve"> </w:t>
-            </w:r>
-            <w:proofErr w:type="spellStart"/>
-            <w:r>
-              <w:rPr>
-                <w:rFonts w:ascii="inter" w:eastAsia="inter" w:hAnsi="inter" w:cs="inter"/>
-                <w:i/>
-                <w:color w:val="000000"/>
-                <w:sz w:val="17"/>
-              </w:rPr>
-              <w:t>điền</w:t>
-            </w:r>
-            <w:proofErr w:type="spellEnd"/>
-            <w:r>
-              <w:rPr>
-                <w:rFonts w:ascii="inter" w:eastAsia="inter" w:hAnsi="inter" w:cs="inter"/>
-                <w:i/>
-                <w:color w:val="000000"/>
-                <w:sz w:val="17"/>
-              </w:rPr>
-              <w:t>)</w:t>
+              <w:t xml:space="preserve"> đầu giống relative, sau thì giống fixed</w:t>
             </w:r>
           </w:p>
         </w:tc>
@@ -20213,55 +20561,26 @@
           <w:p>
             <w:pPr>
               <w:spacing w:line="360" w:lineRule="auto"/>
+              <w:rPr>
+                <w:lang w:val="vi-VN"/>
+              </w:rPr>
             </w:pPr>
             <w:r>
               <w:rPr>
                 <w:rFonts w:ascii="inter" w:eastAsia="inter" w:hAnsi="inter" w:cs="inter"/>
-                <w:i/>
                 <w:color w:val="000000"/>
                 <w:sz w:val="17"/>
               </w:rPr>
-              <w:t>(</w:t>
+              <w:t>Thanh</w:t>
             </w:r>
-            <w:proofErr w:type="spellStart"/>
             <w:r>
               <w:rPr>
                 <w:rFonts w:ascii="inter" w:eastAsia="inter" w:hAnsi="inter" w:cs="inter"/>
-                <w:i/>
                 <w:color w:val="000000"/>
                 <w:sz w:val="17"/>
+                <w:lang w:val="vi-VN"/>
               </w:rPr>
-              <w:t>Tự</w:t>
-            </w:r>
-            <w:proofErr w:type="spellEnd"/>
-            <w:r>
-              <w:rPr>
-                <w:rFonts w:ascii="inter" w:eastAsia="inter" w:hAnsi="inter" w:cs="inter"/>
-                <w:i/>
-                <w:color w:val="000000"/>
-                <w:sz w:val="17"/>
-              </w:rPr>
-              <w:t xml:space="preserve"> </w:t>
-            </w:r>
-            <w:proofErr w:type="spellStart"/>
-            <w:r>
-              <w:rPr>
-                <w:rFonts w:ascii="inter" w:eastAsia="inter" w:hAnsi="inter" w:cs="inter"/>
-                <w:i/>
-                <w:color w:val="000000"/>
-                <w:sz w:val="17"/>
-              </w:rPr>
-              <w:t>điền</w:t>
-            </w:r>
-            <w:proofErr w:type="spellEnd"/>
-            <w:r>
-              <w:rPr>
-                <w:rFonts w:ascii="inter" w:eastAsia="inter" w:hAnsi="inter" w:cs="inter"/>
-                <w:i/>
-                <w:color w:val="000000"/>
-                <w:sz w:val="17"/>
-              </w:rPr>
-              <w:t>)</w:t>
+              <w:t xml:space="preserve"> menu dính đầu</w:t>
             </w:r>
           </w:p>
         </w:tc>
@@ -20832,7 +21151,7 @@
           <w:noProof/>
         </w:rPr>
         <w:pict w14:anchorId="3A0DB5E3">
-          <v:rect id="_x0000_s1032" alt="" style="width:475.5pt;height:.05pt;mso-width-percent:0;mso-height-percent:0;mso-left-percent:-10001;mso-top-percent:-10001;mso-position-horizontal:absolute;mso-position-horizontal-relative:char;mso-position-vertical:absolute;mso-position-vertical-relative:line;mso-width-percent:0;mso-height-percent:0;mso-left-percent:-10001;mso-top-percent:-10001" o:hralign="center" o:hrstd="t" strokeweight="1pt">
+          <v:rect id="_x0000_s1030" alt="" style="width:475.5pt;height:.05pt;mso-width-percent:0;mso-height-percent:0;mso-left-percent:-10001;mso-top-percent:-10001;mso-position-horizontal:absolute;mso-position-horizontal-relative:char;mso-position-vertical:absolute;mso-position-vertical-relative:line;mso-width-percent:0;mso-height-percent:0;mso-left-percent:-10001;mso-top-percent:-10001" o:hralign="center" o:hrstd="t" strokeweight="1pt">
             <v:stroke opacity="0"/>
           </v:rect>
         </w:pict>
@@ -21813,6 +22132,16 @@
           <w:rFonts w:ascii="IBM Plex Mono" w:eastAsia="IBM Plex Mono" w:hAnsi="IBM Plex Mono" w:cs="IBM Plex Mono"/>
           <w:color w:val="000000"/>
           <w:sz w:val="18"/>
+          <w:lang w:val="vi-VN"/>
+        </w:rPr>
+        <w:tab/>
+      </w:r>
+      <w:r>
+        <w:rPr>
+          <w:rStyle w:val="VerbatimChar"/>
+          <w:rFonts w:ascii="IBM Plex Mono" w:eastAsia="IBM Plex Mono" w:hAnsi="IBM Plex Mono" w:cs="IBM Plex Mono"/>
+          <w:color w:val="000000"/>
+          <w:sz w:val="18"/>
         </w:rPr>
         <w:br/>
         <w:t xml:space="preserve">    position: fixed;</w:t>
@@ -22554,136 +22883,58 @@
     </w:p>
     <w:p>
       <w:pPr>
-        <w:spacing w:after="210" w:line="360" w:lineRule="auto"/>
+        <w:spacing w:before="315" w:after="105" w:line="360" w:lineRule="auto"/>
+        <w:ind w:left="-30"/>
+        <w:rPr>
+          <w:rFonts w:ascii="inter" w:eastAsia="inter" w:hAnsi="inter" w:cs="inter"/>
+          <w:b/>
+          <w:color w:val="000000"/>
+          <w:sz w:val="24"/>
+          <w:lang w:val="vi-VN"/>
+        </w:rPr>
       </w:pPr>
+      <w:bookmarkStart w:id="45" w:name="mini_test_tự_kiểm_tra"/>
       <w:r>
         <w:rPr>
           <w:rFonts w:ascii="inter" w:eastAsia="inter" w:hAnsi="inter" w:cs="inter"/>
           <w:i/>
           <w:color w:val="000000"/>
         </w:rPr>
-        <w:t>(</w:t>
-      </w:r>
-      <w:proofErr w:type="spellStart"/>
-      <w:r>
-        <w:rPr>
-          <w:rFonts w:ascii="inter" w:eastAsia="inter" w:hAnsi="inter" w:cs="inter"/>
-          <w:i/>
-          <w:color w:val="000000"/>
-        </w:rPr>
-        <w:t>Dán</w:t>
-      </w:r>
-      <w:proofErr w:type="spellEnd"/>
-      <w:r>
-        <w:rPr>
-          <w:rFonts w:ascii="inter" w:eastAsia="inter" w:hAnsi="inter" w:cs="inter"/>
-          <w:i/>
-          <w:color w:val="000000"/>
-        </w:rPr>
-        <w:t xml:space="preserve"> </w:t>
-      </w:r>
-      <w:proofErr w:type="spellStart"/>
-      <w:r>
-        <w:rPr>
-          <w:rFonts w:ascii="inter" w:eastAsia="inter" w:hAnsi="inter" w:cs="inter"/>
-          <w:i/>
-          <w:color w:val="000000"/>
-        </w:rPr>
-        <w:t>ảnh</w:t>
-      </w:r>
-      <w:proofErr w:type="spellEnd"/>
-      <w:r>
-        <w:rPr>
-          <w:rFonts w:ascii="inter" w:eastAsia="inter" w:hAnsi="inter" w:cs="inter"/>
-          <w:i/>
-          <w:color w:val="000000"/>
-        </w:rPr>
-        <w:t xml:space="preserve">: Giao </w:t>
-      </w:r>
-      <w:proofErr w:type="spellStart"/>
-      <w:r>
-        <w:rPr>
-          <w:rFonts w:ascii="inter" w:eastAsia="inter" w:hAnsi="inter" w:cs="inter"/>
-          <w:i/>
-          <w:color w:val="000000"/>
-        </w:rPr>
-        <w:t>diện</w:t>
-      </w:r>
-      <w:proofErr w:type="spellEnd"/>
-      <w:r>
-        <w:rPr>
-          <w:rFonts w:ascii="inter" w:eastAsia="inter" w:hAnsi="inter" w:cs="inter"/>
-          <w:i/>
-          <w:color w:val="000000"/>
-        </w:rPr>
-        <w:t xml:space="preserve"> </w:t>
-      </w:r>
-      <w:proofErr w:type="spellStart"/>
-      <w:r>
-        <w:rPr>
-          <w:rFonts w:ascii="inter" w:eastAsia="inter" w:hAnsi="inter" w:cs="inter"/>
-          <w:i/>
-          <w:color w:val="000000"/>
-        </w:rPr>
-        <w:t>có</w:t>
-      </w:r>
-      <w:proofErr w:type="spellEnd"/>
-      <w:r>
-        <w:rPr>
-          <w:rFonts w:ascii="inter" w:eastAsia="inter" w:hAnsi="inter" w:cs="inter"/>
-          <w:i/>
-          <w:color w:val="000000"/>
-        </w:rPr>
-        <w:t xml:space="preserve"> header sticky </w:t>
-      </w:r>
-      <w:proofErr w:type="spellStart"/>
-      <w:r>
-        <w:rPr>
-          <w:rFonts w:ascii="inter" w:eastAsia="inter" w:hAnsi="inter" w:cs="inter"/>
-          <w:i/>
-          <w:color w:val="000000"/>
-        </w:rPr>
-        <w:t>và</w:t>
-      </w:r>
-      <w:proofErr w:type="spellEnd"/>
-      <w:r>
-        <w:rPr>
-          <w:rFonts w:ascii="inter" w:eastAsia="inter" w:hAnsi="inter" w:cs="inter"/>
-          <w:i/>
-          <w:color w:val="000000"/>
-        </w:rPr>
-        <w:t xml:space="preserve"> </w:t>
-      </w:r>
-      <w:proofErr w:type="spellStart"/>
-      <w:r>
-        <w:rPr>
-          <w:rFonts w:ascii="inter" w:eastAsia="inter" w:hAnsi="inter" w:cs="inter"/>
-          <w:i/>
-          <w:color w:val="000000"/>
-        </w:rPr>
-        <w:t>nút</w:t>
-      </w:r>
-      <w:proofErr w:type="spellEnd"/>
-      <w:r>
-        <w:rPr>
-          <w:rFonts w:ascii="inter" w:eastAsia="inter" w:hAnsi="inter" w:cs="inter"/>
-          <w:i/>
-          <w:color w:val="000000"/>
-        </w:rPr>
-        <w:t xml:space="preserve"> scroll)</w:t>
-      </w:r>
-    </w:p>
-    <w:p>
-      <w:pPr>
-        <w:rPr>
-          <w:noProof/>
-        </w:rPr>
-      </w:pPr>
-      <w:r>
-        <w:rPr>
-          <w:noProof/>
-        </w:rPr>
-        <w:br w:type="page"/>
+        <w:drawing>
+          <wp:inline distT="0" distB="0" distL="0" distR="0" wp14:anchorId="1C2922EA" wp14:editId="6564FEC4">
+            <wp:extent cx="6038850" cy="3006725"/>
+            <wp:effectExtent l="0" t="0" r="0" b="3175"/>
+            <wp:docPr id="772568082" name="Picture 1"/>
+            <wp:cNvGraphicFramePr>
+              <a:graphicFrameLocks xmlns:a="http://schemas.openxmlformats.org/drawingml/2006/main" noChangeAspect="1"/>
+            </wp:cNvGraphicFramePr>
+            <a:graphic xmlns:a="http://schemas.openxmlformats.org/drawingml/2006/main">
+              <a:graphicData uri="http://schemas.openxmlformats.org/drawingml/2006/picture">
+                <pic:pic xmlns:pic="http://schemas.openxmlformats.org/drawingml/2006/picture">
+                  <pic:nvPicPr>
+                    <pic:cNvPr id="772568082" name=""/>
+                    <pic:cNvPicPr/>
+                  </pic:nvPicPr>
+                  <pic:blipFill>
+                    <a:blip r:embed="rId12"/>
+                    <a:stretch>
+                      <a:fillRect/>
+                    </a:stretch>
+                  </pic:blipFill>
+                  <pic:spPr>
+                    <a:xfrm>
+                      <a:off x="0" y="0"/>
+                      <a:ext cx="6038850" cy="3006725"/>
+                    </a:xfrm>
+                    <a:prstGeom prst="rect">
+                      <a:avLst/>
+                    </a:prstGeom>
+                  </pic:spPr>
+                </pic:pic>
+              </a:graphicData>
+            </a:graphic>
+          </wp:inline>
+        </w:drawing>
       </w:r>
     </w:p>
     <w:p>
@@ -22691,7 +22942,49 @@
         <w:spacing w:before="315" w:after="105" w:line="360" w:lineRule="auto"/>
         <w:ind w:left="-30"/>
       </w:pPr>
-      <w:bookmarkStart w:id="45" w:name="mini_test_tự_kiểm_tra"/>
+      <w:r>
+        <w:rPr>
+          <w:rFonts w:ascii="inter" w:eastAsia="inter" w:hAnsi="inter" w:cs="inter"/>
+          <w:b/>
+          <w:color w:val="000000"/>
+          <w:sz w:val="24"/>
+        </w:rPr>
+        <w:drawing>
+          <wp:inline distT="0" distB="0" distL="0" distR="0" wp14:anchorId="0565717F" wp14:editId="4E6BDFAB">
+            <wp:extent cx="6038850" cy="6957060"/>
+            <wp:effectExtent l="0" t="0" r="0" b="0"/>
+            <wp:docPr id="1597244390" name="Picture 1"/>
+            <wp:cNvGraphicFramePr>
+              <a:graphicFrameLocks xmlns:a="http://schemas.openxmlformats.org/drawingml/2006/main" noChangeAspect="1"/>
+            </wp:cNvGraphicFramePr>
+            <a:graphic xmlns:a="http://schemas.openxmlformats.org/drawingml/2006/main">
+              <a:graphicData uri="http://schemas.openxmlformats.org/drawingml/2006/picture">
+                <pic:pic xmlns:pic="http://schemas.openxmlformats.org/drawingml/2006/picture">
+                  <pic:nvPicPr>
+                    <pic:cNvPr id="1597244390" name=""/>
+                    <pic:cNvPicPr/>
+                  </pic:nvPicPr>
+                  <pic:blipFill>
+                    <a:blip r:embed="rId13"/>
+                    <a:stretch>
+                      <a:fillRect/>
+                    </a:stretch>
+                  </pic:blipFill>
+                  <pic:spPr>
+                    <a:xfrm>
+                      <a:off x="0" y="0"/>
+                      <a:ext cx="6038850" cy="6957060"/>
+                    </a:xfrm>
+                    <a:prstGeom prst="rect">
+                      <a:avLst/>
+                    </a:prstGeom>
+                  </pic:spPr>
+                </pic:pic>
+              </a:graphicData>
+            </a:graphic>
+          </wp:inline>
+        </w:drawing>
+      </w:r>
       <w:r>
         <w:rPr>
           <w:rFonts w:ascii="inter" w:eastAsia="inter" w:hAnsi="inter" w:cs="inter"/>
@@ -22937,6 +23230,37 @@
           <w:shd w:val="clear" w:color="auto" w:fill="F8F8FA"/>
         </w:rPr>
         <w:t xml:space="preserve"> &lt;div&gt;?</w:t>
+      </w:r>
+    </w:p>
+    <w:p>
+      <w:pPr>
+        <w:numPr>
+          <w:ilvl w:val="0"/>
+          <w:numId w:val="16"/>
+        </w:numPr>
+        <w:spacing w:before="105" w:after="105" w:line="360" w:lineRule="auto"/>
+        <w:rPr>
+          <w:highlight w:val="yellow"/>
+        </w:rPr>
+      </w:pPr>
+      <w:r>
+        <w:rPr>
+          <w:rFonts w:ascii="inter" w:eastAsia="inter" w:hAnsi="inter" w:cs="inter"/>
+          <w:color w:val="000000"/>
+          <w:highlight w:val="yellow"/>
+        </w:rPr>
+        <w:t xml:space="preserve">A. </w:t>
+      </w:r>
+      <w:r>
+        <w:rPr>
+          <w:rStyle w:val="VerbatimChar"/>
+          <w:rFonts w:ascii="IBM Plex Mono" w:eastAsia="IBM Plex Mono" w:hAnsi="IBM Plex Mono" w:cs="IBM Plex Mono"/>
+          <w:color w:val="000000"/>
+          <w:sz w:val="18"/>
+          <w:highlight w:val="yellow"/>
+          <w:shd w:val="clear" w:color="auto" w:fill="F8F8FA"/>
+        </w:rPr>
+        <w:t>div p</w:t>
       </w:r>
     </w:p>
     <w:p>
@@ -22952,7 +23276,7 @@
           <w:rFonts w:ascii="inter" w:eastAsia="inter" w:hAnsi="inter" w:cs="inter"/>
           <w:color w:val="000000"/>
         </w:rPr>
-        <w:t xml:space="preserve">A. </w:t>
+        <w:t xml:space="preserve">B. </w:t>
       </w:r>
       <w:r>
         <w:rPr>
@@ -22962,7 +23286,7 @@
           <w:sz w:val="18"/>
           <w:shd w:val="clear" w:color="auto" w:fill="F8F8FA"/>
         </w:rPr>
-        <w:t>div p</w:t>
+        <w:t>div &gt; p</w:t>
       </w:r>
     </w:p>
     <w:p>
@@ -22978,32 +23302,6 @@
           <w:rFonts w:ascii="inter" w:eastAsia="inter" w:hAnsi="inter" w:cs="inter"/>
           <w:color w:val="000000"/>
         </w:rPr>
-        <w:t xml:space="preserve">B. </w:t>
-      </w:r>
-      <w:r>
-        <w:rPr>
-          <w:rStyle w:val="VerbatimChar"/>
-          <w:rFonts w:ascii="IBM Plex Mono" w:eastAsia="IBM Plex Mono" w:hAnsi="IBM Plex Mono" w:cs="IBM Plex Mono"/>
-          <w:color w:val="000000"/>
-          <w:sz w:val="18"/>
-          <w:shd w:val="clear" w:color="auto" w:fill="F8F8FA"/>
-        </w:rPr>
-        <w:t>div &gt; p</w:t>
-      </w:r>
-    </w:p>
-    <w:p>
-      <w:pPr>
-        <w:numPr>
-          <w:ilvl w:val="0"/>
-          <w:numId w:val="16"/>
-        </w:numPr>
-        <w:spacing w:before="105" w:after="105" w:line="360" w:lineRule="auto"/>
-      </w:pPr>
-      <w:r>
-        <w:rPr>
-          <w:rFonts w:ascii="inter" w:eastAsia="inter" w:hAnsi="inter" w:cs="inter"/>
-          <w:color w:val="000000"/>
-        </w:rPr>
         <w:t xml:space="preserve">C. </w:t>
       </w:r>
       <w:r>
@@ -23200,11 +23498,15 @@
           <w:numId w:val="17"/>
         </w:numPr>
         <w:spacing w:before="105" w:after="105" w:line="360" w:lineRule="auto"/>
+        <w:rPr>
+          <w:highlight w:val="yellow"/>
+        </w:rPr>
       </w:pPr>
       <w:r>
         <w:rPr>
           <w:rFonts w:ascii="inter" w:eastAsia="inter" w:hAnsi="inter" w:cs="inter"/>
           <w:color w:val="000000"/>
+          <w:highlight w:val="yellow"/>
         </w:rPr>
         <w:t xml:space="preserve">B. </w:t>
       </w:r>
@@ -23213,6 +23515,7 @@
         <w:rPr>
           <w:rFonts w:ascii="inter" w:eastAsia="inter" w:hAnsi="inter" w:cs="inter"/>
           <w:color w:val="000000"/>
+          <w:highlight w:val="yellow"/>
         </w:rPr>
         <w:t>Chọn</w:t>
       </w:r>
@@ -23221,14 +23524,16 @@
         <w:rPr>
           <w:rFonts w:ascii="inter" w:eastAsia="inter" w:hAnsi="inter" w:cs="inter"/>
           <w:color w:val="000000"/>
-        </w:rPr>
-        <w:t xml:space="preserve"> </w:t>
-      </w:r>
-      <w:proofErr w:type="spellStart"/>
-      <w:r>
-        <w:rPr>
-          <w:rFonts w:ascii="inter" w:eastAsia="inter" w:hAnsi="inter" w:cs="inter"/>
-          <w:color w:val="000000"/>
+          <w:highlight w:val="yellow"/>
+        </w:rPr>
+        <w:t xml:space="preserve"> </w:t>
+      </w:r>
+      <w:proofErr w:type="spellStart"/>
+      <w:r>
+        <w:rPr>
+          <w:rFonts w:ascii="inter" w:eastAsia="inter" w:hAnsi="inter" w:cs="inter"/>
+          <w:color w:val="000000"/>
+          <w:highlight w:val="yellow"/>
         </w:rPr>
         <w:t>phần</w:t>
       </w:r>
@@ -23237,14 +23542,16 @@
         <w:rPr>
           <w:rFonts w:ascii="inter" w:eastAsia="inter" w:hAnsi="inter" w:cs="inter"/>
           <w:color w:val="000000"/>
-        </w:rPr>
-        <w:t xml:space="preserve"> </w:t>
-      </w:r>
-      <w:proofErr w:type="spellStart"/>
-      <w:r>
-        <w:rPr>
-          <w:rFonts w:ascii="inter" w:eastAsia="inter" w:hAnsi="inter" w:cs="inter"/>
-          <w:color w:val="000000"/>
+          <w:highlight w:val="yellow"/>
+        </w:rPr>
+        <w:t xml:space="preserve"> </w:t>
+      </w:r>
+      <w:proofErr w:type="spellStart"/>
+      <w:r>
+        <w:rPr>
+          <w:rFonts w:ascii="inter" w:eastAsia="inter" w:hAnsi="inter" w:cs="inter"/>
+          <w:color w:val="000000"/>
+          <w:highlight w:val="yellow"/>
         </w:rPr>
         <w:t>tử</w:t>
       </w:r>
@@ -23253,14 +23560,16 @@
         <w:rPr>
           <w:rFonts w:ascii="inter" w:eastAsia="inter" w:hAnsi="inter" w:cs="inter"/>
           <w:color w:val="000000"/>
-        </w:rPr>
-        <w:t xml:space="preserve"> </w:t>
-      </w:r>
-      <w:proofErr w:type="spellStart"/>
-      <w:r>
-        <w:rPr>
-          <w:rFonts w:ascii="inter" w:eastAsia="inter" w:hAnsi="inter" w:cs="inter"/>
-          <w:color w:val="000000"/>
+          <w:highlight w:val="yellow"/>
+        </w:rPr>
+        <w:t xml:space="preserve"> </w:t>
+      </w:r>
+      <w:proofErr w:type="spellStart"/>
+      <w:r>
+        <w:rPr>
+          <w:rFonts w:ascii="inter" w:eastAsia="inter" w:hAnsi="inter" w:cs="inter"/>
+          <w:color w:val="000000"/>
+          <w:highlight w:val="yellow"/>
         </w:rPr>
         <w:t>khi</w:t>
       </w:r>
@@ -23269,14 +23578,16 @@
         <w:rPr>
           <w:rFonts w:ascii="inter" w:eastAsia="inter" w:hAnsi="inter" w:cs="inter"/>
           <w:color w:val="000000"/>
-        </w:rPr>
-        <w:t xml:space="preserve"> </w:t>
-      </w:r>
-      <w:proofErr w:type="spellStart"/>
-      <w:r>
-        <w:rPr>
-          <w:rFonts w:ascii="inter" w:eastAsia="inter" w:hAnsi="inter" w:cs="inter"/>
-          <w:color w:val="000000"/>
+          <w:highlight w:val="yellow"/>
+        </w:rPr>
+        <w:t xml:space="preserve"> </w:t>
+      </w:r>
+      <w:proofErr w:type="spellStart"/>
+      <w:r>
+        <w:rPr>
+          <w:rFonts w:ascii="inter" w:eastAsia="inter" w:hAnsi="inter" w:cs="inter"/>
+          <w:color w:val="000000"/>
+          <w:highlight w:val="yellow"/>
         </w:rPr>
         <w:t>rê</w:t>
       </w:r>
@@ -23285,14 +23596,16 @@
         <w:rPr>
           <w:rFonts w:ascii="inter" w:eastAsia="inter" w:hAnsi="inter" w:cs="inter"/>
           <w:color w:val="000000"/>
-        </w:rPr>
-        <w:t xml:space="preserve"> </w:t>
-      </w:r>
-      <w:proofErr w:type="spellStart"/>
-      <w:r>
-        <w:rPr>
-          <w:rFonts w:ascii="inter" w:eastAsia="inter" w:hAnsi="inter" w:cs="inter"/>
-          <w:color w:val="000000"/>
+          <w:highlight w:val="yellow"/>
+        </w:rPr>
+        <w:t xml:space="preserve"> </w:t>
+      </w:r>
+      <w:proofErr w:type="spellStart"/>
+      <w:r>
+        <w:rPr>
+          <w:rFonts w:ascii="inter" w:eastAsia="inter" w:hAnsi="inter" w:cs="inter"/>
+          <w:color w:val="000000"/>
+          <w:highlight w:val="yellow"/>
         </w:rPr>
         <w:t>chuột</w:t>
       </w:r>
@@ -23489,11 +23802,15 @@
           <w:numId w:val="18"/>
         </w:numPr>
         <w:spacing w:before="105" w:after="105" w:line="360" w:lineRule="auto"/>
+        <w:rPr>
+          <w:highlight w:val="yellow"/>
+        </w:rPr>
       </w:pPr>
       <w:r>
         <w:rPr>
           <w:rFonts w:ascii="inter" w:eastAsia="inter" w:hAnsi="inter" w:cs="inter"/>
           <w:color w:val="000000"/>
+          <w:highlight w:val="yellow"/>
         </w:rPr>
         <w:t xml:space="preserve">A. Width bao </w:t>
       </w:r>
@@ -23502,6 +23819,7 @@
         <w:rPr>
           <w:rFonts w:ascii="inter" w:eastAsia="inter" w:hAnsi="inter" w:cs="inter"/>
           <w:color w:val="000000"/>
+          <w:highlight w:val="yellow"/>
         </w:rPr>
         <w:t>gồm</w:t>
       </w:r>
@@ -23510,6 +23828,7 @@
         <w:rPr>
           <w:rFonts w:ascii="inter" w:eastAsia="inter" w:hAnsi="inter" w:cs="inter"/>
           <w:color w:val="000000"/>
+          <w:highlight w:val="yellow"/>
         </w:rPr>
         <w:t xml:space="preserve"> content + padding + border</w:t>
       </w:r>
@@ -23527,7 +23846,14 @@
           <w:rFonts w:ascii="inter" w:eastAsia="inter" w:hAnsi="inter" w:cs="inter"/>
           <w:color w:val="000000"/>
         </w:rPr>
-        <w:t xml:space="preserve">B. Width </w:t>
+        <w:t xml:space="preserve">B. </w:t>
+      </w:r>
+      <w:r>
+        <w:rPr>
+          <w:rFonts w:ascii="inter" w:eastAsia="inter" w:hAnsi="inter" w:cs="inter"/>
+          <w:color w:val="000000"/>
+        </w:rPr>
+        <w:t xml:space="preserve">Width </w:t>
       </w:r>
       <w:proofErr w:type="spellStart"/>
       <w:r>
@@ -23772,11 +24098,15 @@
           <w:numId w:val="19"/>
         </w:numPr>
         <w:spacing w:before="105" w:after="105" w:line="360" w:lineRule="auto"/>
+        <w:rPr>
+          <w:highlight w:val="yellow"/>
+        </w:rPr>
       </w:pPr>
       <w:r>
         <w:rPr>
           <w:rFonts w:ascii="inter" w:eastAsia="inter" w:hAnsi="inter" w:cs="inter"/>
           <w:color w:val="000000"/>
+          <w:highlight w:val="yellow"/>
         </w:rPr>
         <w:t>B. Content → Border → Padding → Margin</w:t>
       </w:r>
@@ -23899,11 +24229,15 @@
           <w:numId w:val="20"/>
         </w:numPr>
         <w:spacing w:before="105" w:after="105" w:line="360" w:lineRule="auto"/>
+        <w:rPr>
+          <w:highlight w:val="yellow"/>
+        </w:rPr>
       </w:pPr>
       <w:r>
         <w:rPr>
           <w:rFonts w:ascii="inter" w:eastAsia="inter" w:hAnsi="inter" w:cs="inter"/>
           <w:color w:val="000000"/>
+          <w:highlight w:val="yellow"/>
         </w:rPr>
         <w:t xml:space="preserve">A. 1 </w:t>
       </w:r>
@@ -23912,6 +24246,7 @@
         <w:rPr>
           <w:rFonts w:ascii="inter" w:eastAsia="inter" w:hAnsi="inter" w:cs="inter"/>
           <w:color w:val="000000"/>
+          <w:highlight w:val="yellow"/>
         </w:rPr>
         <w:t>chiều</w:t>
       </w:r>
@@ -23920,6 +24255,7 @@
         <w:rPr>
           <w:rFonts w:ascii="inter" w:eastAsia="inter" w:hAnsi="inter" w:cs="inter"/>
           <w:color w:val="000000"/>
+          <w:highlight w:val="yellow"/>
         </w:rPr>
         <w:t xml:space="preserve"> (</w:t>
       </w:r>
@@ -23928,6 +24264,7 @@
         <w:rPr>
           <w:rFonts w:ascii="inter" w:eastAsia="inter" w:hAnsi="inter" w:cs="inter"/>
           <w:color w:val="000000"/>
+          <w:highlight w:val="yellow"/>
         </w:rPr>
         <w:t>hàng</w:t>
       </w:r>
@@ -23936,14 +24273,16 @@
         <w:rPr>
           <w:rFonts w:ascii="inter" w:eastAsia="inter" w:hAnsi="inter" w:cs="inter"/>
           <w:color w:val="000000"/>
-        </w:rPr>
-        <w:t xml:space="preserve"> </w:t>
-      </w:r>
-      <w:proofErr w:type="spellStart"/>
-      <w:r>
-        <w:rPr>
-          <w:rFonts w:ascii="inter" w:eastAsia="inter" w:hAnsi="inter" w:cs="inter"/>
-          <w:color w:val="000000"/>
+          <w:highlight w:val="yellow"/>
+        </w:rPr>
+        <w:t xml:space="preserve"> </w:t>
+      </w:r>
+      <w:proofErr w:type="spellStart"/>
+      <w:r>
+        <w:rPr>
+          <w:rFonts w:ascii="inter" w:eastAsia="inter" w:hAnsi="inter" w:cs="inter"/>
+          <w:color w:val="000000"/>
+          <w:highlight w:val="yellow"/>
         </w:rPr>
         <w:t>hoặc</w:t>
       </w:r>
@@ -23952,14 +24291,16 @@
         <w:rPr>
           <w:rFonts w:ascii="inter" w:eastAsia="inter" w:hAnsi="inter" w:cs="inter"/>
           <w:color w:val="000000"/>
-        </w:rPr>
-        <w:t xml:space="preserve"> </w:t>
-      </w:r>
-      <w:proofErr w:type="spellStart"/>
-      <w:r>
-        <w:rPr>
-          <w:rFonts w:ascii="inter" w:eastAsia="inter" w:hAnsi="inter" w:cs="inter"/>
-          <w:color w:val="000000"/>
+          <w:highlight w:val="yellow"/>
+        </w:rPr>
+        <w:t xml:space="preserve"> </w:t>
+      </w:r>
+      <w:proofErr w:type="spellStart"/>
+      <w:r>
+        <w:rPr>
+          <w:rFonts w:ascii="inter" w:eastAsia="inter" w:hAnsi="inter" w:cs="inter"/>
+          <w:color w:val="000000"/>
+          <w:highlight w:val="yellow"/>
         </w:rPr>
         <w:t>cột</w:t>
       </w:r>
@@ -23968,6 +24309,7 @@
         <w:rPr>
           <w:rFonts w:ascii="inter" w:eastAsia="inter" w:hAnsi="inter" w:cs="inter"/>
           <w:color w:val="000000"/>
+          <w:highlight w:val="yellow"/>
         </w:rPr>
         <w:t>)</w:t>
       </w:r>
@@ -24298,13 +24640,22 @@
           <w:rFonts w:ascii="inter" w:eastAsia="inter" w:hAnsi="inter" w:cs="inter"/>
           <w:color w:val="000000"/>
         </w:rPr>
-        <w:t xml:space="preserve">B. Chia </w:t>
-      </w:r>
-      <w:proofErr w:type="spellStart"/>
-      <w:r>
-        <w:rPr>
-          <w:rFonts w:ascii="inter" w:eastAsia="inter" w:hAnsi="inter" w:cs="inter"/>
-          <w:color w:val="000000"/>
+        <w:t xml:space="preserve">B. </w:t>
+      </w:r>
+      <w:r>
+        <w:rPr>
+          <w:rFonts w:ascii="inter" w:eastAsia="inter" w:hAnsi="inter" w:cs="inter"/>
+          <w:color w:val="000000"/>
+          <w:highlight w:val="yellow"/>
+        </w:rPr>
+        <w:t xml:space="preserve">Chia </w:t>
+      </w:r>
+      <w:proofErr w:type="spellStart"/>
+      <w:r>
+        <w:rPr>
+          <w:rFonts w:ascii="inter" w:eastAsia="inter" w:hAnsi="inter" w:cs="inter"/>
+          <w:color w:val="000000"/>
+          <w:highlight w:val="yellow"/>
         </w:rPr>
         <w:t>đều</w:t>
       </w:r>
@@ -24313,14 +24664,16 @@
         <w:rPr>
           <w:rFonts w:ascii="inter" w:eastAsia="inter" w:hAnsi="inter" w:cs="inter"/>
           <w:color w:val="000000"/>
-        </w:rPr>
-        <w:t xml:space="preserve"> </w:t>
-      </w:r>
-      <w:proofErr w:type="spellStart"/>
-      <w:r>
-        <w:rPr>
-          <w:rFonts w:ascii="inter" w:eastAsia="inter" w:hAnsi="inter" w:cs="inter"/>
-          <w:color w:val="000000"/>
+          <w:highlight w:val="yellow"/>
+        </w:rPr>
+        <w:t xml:space="preserve"> </w:t>
+      </w:r>
+      <w:proofErr w:type="spellStart"/>
+      <w:r>
+        <w:rPr>
+          <w:rFonts w:ascii="inter" w:eastAsia="inter" w:hAnsi="inter" w:cs="inter"/>
+          <w:color w:val="000000"/>
+          <w:highlight w:val="yellow"/>
         </w:rPr>
         <w:t>khoảng</w:t>
       </w:r>
@@ -24329,14 +24682,16 @@
         <w:rPr>
           <w:rFonts w:ascii="inter" w:eastAsia="inter" w:hAnsi="inter" w:cs="inter"/>
           <w:color w:val="000000"/>
-        </w:rPr>
-        <w:t xml:space="preserve"> </w:t>
-      </w:r>
-      <w:proofErr w:type="spellStart"/>
-      <w:r>
-        <w:rPr>
-          <w:rFonts w:ascii="inter" w:eastAsia="inter" w:hAnsi="inter" w:cs="inter"/>
-          <w:color w:val="000000"/>
+          <w:highlight w:val="yellow"/>
+        </w:rPr>
+        <w:t xml:space="preserve"> </w:t>
+      </w:r>
+      <w:proofErr w:type="spellStart"/>
+      <w:r>
+        <w:rPr>
+          <w:rFonts w:ascii="inter" w:eastAsia="inter" w:hAnsi="inter" w:cs="inter"/>
+          <w:color w:val="000000"/>
+          <w:highlight w:val="yellow"/>
         </w:rPr>
         <w:t>trống</w:t>
       </w:r>
@@ -24345,14 +24700,16 @@
         <w:rPr>
           <w:rFonts w:ascii="inter" w:eastAsia="inter" w:hAnsi="inter" w:cs="inter"/>
           <w:color w:val="000000"/>
-        </w:rPr>
-        <w:t xml:space="preserve"> </w:t>
-      </w:r>
-      <w:proofErr w:type="spellStart"/>
-      <w:r>
-        <w:rPr>
-          <w:rFonts w:ascii="inter" w:eastAsia="inter" w:hAnsi="inter" w:cs="inter"/>
-          <w:color w:val="000000"/>
+          <w:highlight w:val="yellow"/>
+        </w:rPr>
+        <w:t xml:space="preserve"> </w:t>
+      </w:r>
+      <w:proofErr w:type="spellStart"/>
+      <w:r>
+        <w:rPr>
+          <w:rFonts w:ascii="inter" w:eastAsia="inter" w:hAnsi="inter" w:cs="inter"/>
+          <w:color w:val="000000"/>
+          <w:highlight w:val="yellow"/>
         </w:rPr>
         <w:t>giữa</w:t>
       </w:r>
@@ -24361,14 +24718,16 @@
         <w:rPr>
           <w:rFonts w:ascii="inter" w:eastAsia="inter" w:hAnsi="inter" w:cs="inter"/>
           <w:color w:val="000000"/>
-        </w:rPr>
-        <w:t xml:space="preserve"> </w:t>
-      </w:r>
-      <w:proofErr w:type="spellStart"/>
-      <w:r>
-        <w:rPr>
-          <w:rFonts w:ascii="inter" w:eastAsia="inter" w:hAnsi="inter" w:cs="inter"/>
-          <w:color w:val="000000"/>
+          <w:highlight w:val="yellow"/>
+        </w:rPr>
+        <w:t xml:space="preserve"> </w:t>
+      </w:r>
+      <w:proofErr w:type="spellStart"/>
+      <w:r>
+        <w:rPr>
+          <w:rFonts w:ascii="inter" w:eastAsia="inter" w:hAnsi="inter" w:cs="inter"/>
+          <w:color w:val="000000"/>
+          <w:highlight w:val="yellow"/>
         </w:rPr>
         <w:t>các</w:t>
       </w:r>
@@ -24377,6 +24736,7 @@
         <w:rPr>
           <w:rFonts w:ascii="inter" w:eastAsia="inter" w:hAnsi="inter" w:cs="inter"/>
           <w:color w:val="000000"/>
+          <w:highlight w:val="yellow"/>
         </w:rPr>
         <w:t xml:space="preserve"> item</w:t>
       </w:r>
@@ -24619,11 +24979,15 @@
           <w:numId w:val="22"/>
         </w:numPr>
         <w:spacing w:before="105" w:after="105" w:line="360" w:lineRule="auto"/>
+        <w:rPr>
+          <w:highlight w:val="yellow"/>
+        </w:rPr>
       </w:pPr>
       <w:r>
         <w:rPr>
           <w:rFonts w:ascii="inter" w:eastAsia="inter" w:hAnsi="inter" w:cs="inter"/>
           <w:color w:val="000000"/>
+          <w:highlight w:val="yellow"/>
         </w:rPr>
         <w:t xml:space="preserve">B. Layout </w:t>
       </w:r>
@@ -24632,6 +24996,7 @@
         <w:rPr>
           <w:rFonts w:ascii="inter" w:eastAsia="inter" w:hAnsi="inter" w:cs="inter"/>
           <w:color w:val="000000"/>
+          <w:highlight w:val="yellow"/>
         </w:rPr>
         <w:t>phức</w:t>
       </w:r>
@@ -24640,14 +25005,16 @@
         <w:rPr>
           <w:rFonts w:ascii="inter" w:eastAsia="inter" w:hAnsi="inter" w:cs="inter"/>
           <w:color w:val="000000"/>
-        </w:rPr>
-        <w:t xml:space="preserve"> </w:t>
-      </w:r>
-      <w:proofErr w:type="spellStart"/>
-      <w:r>
-        <w:rPr>
-          <w:rFonts w:ascii="inter" w:eastAsia="inter" w:hAnsi="inter" w:cs="inter"/>
-          <w:color w:val="000000"/>
+          <w:highlight w:val="yellow"/>
+        </w:rPr>
+        <w:t xml:space="preserve"> </w:t>
+      </w:r>
+      <w:proofErr w:type="spellStart"/>
+      <w:r>
+        <w:rPr>
+          <w:rFonts w:ascii="inter" w:eastAsia="inter" w:hAnsi="inter" w:cs="inter"/>
+          <w:color w:val="000000"/>
+          <w:highlight w:val="yellow"/>
         </w:rPr>
         <w:t>tạp</w:t>
       </w:r>
@@ -24656,14 +25023,16 @@
         <w:rPr>
           <w:rFonts w:ascii="inter" w:eastAsia="inter" w:hAnsi="inter" w:cs="inter"/>
           <w:color w:val="000000"/>
-        </w:rPr>
-        <w:t xml:space="preserve"> </w:t>
-      </w:r>
-      <w:proofErr w:type="spellStart"/>
-      <w:r>
-        <w:rPr>
-          <w:rFonts w:ascii="inter" w:eastAsia="inter" w:hAnsi="inter" w:cs="inter"/>
-          <w:color w:val="000000"/>
+          <w:highlight w:val="yellow"/>
+        </w:rPr>
+        <w:t xml:space="preserve"> </w:t>
+      </w:r>
+      <w:proofErr w:type="spellStart"/>
+      <w:r>
+        <w:rPr>
+          <w:rFonts w:ascii="inter" w:eastAsia="inter" w:hAnsi="inter" w:cs="inter"/>
+          <w:color w:val="000000"/>
+          <w:highlight w:val="yellow"/>
         </w:rPr>
         <w:t>nhiều</w:t>
       </w:r>
@@ -24672,14 +25041,16 @@
         <w:rPr>
           <w:rFonts w:ascii="inter" w:eastAsia="inter" w:hAnsi="inter" w:cs="inter"/>
           <w:color w:val="000000"/>
-        </w:rPr>
-        <w:t xml:space="preserve"> </w:t>
-      </w:r>
-      <w:proofErr w:type="spellStart"/>
-      <w:r>
-        <w:rPr>
-          <w:rFonts w:ascii="inter" w:eastAsia="inter" w:hAnsi="inter" w:cs="inter"/>
-          <w:color w:val="000000"/>
+          <w:highlight w:val="yellow"/>
+        </w:rPr>
+        <w:t xml:space="preserve"> </w:t>
+      </w:r>
+      <w:proofErr w:type="spellStart"/>
+      <w:r>
+        <w:rPr>
+          <w:rFonts w:ascii="inter" w:eastAsia="inter" w:hAnsi="inter" w:cs="inter"/>
+          <w:color w:val="000000"/>
+          <w:highlight w:val="yellow"/>
         </w:rPr>
         <w:t>hàng</w:t>
       </w:r>
@@ -24688,14 +25059,16 @@
         <w:rPr>
           <w:rFonts w:ascii="inter" w:eastAsia="inter" w:hAnsi="inter" w:cs="inter"/>
           <w:color w:val="000000"/>
-        </w:rPr>
-        <w:t xml:space="preserve"> </w:t>
-      </w:r>
-      <w:proofErr w:type="spellStart"/>
-      <w:r>
-        <w:rPr>
-          <w:rFonts w:ascii="inter" w:eastAsia="inter" w:hAnsi="inter" w:cs="inter"/>
-          <w:color w:val="000000"/>
+          <w:highlight w:val="yellow"/>
+        </w:rPr>
+        <w:t xml:space="preserve"> </w:t>
+      </w:r>
+      <w:proofErr w:type="spellStart"/>
+      <w:r>
+        <w:rPr>
+          <w:rFonts w:ascii="inter" w:eastAsia="inter" w:hAnsi="inter" w:cs="inter"/>
+          <w:color w:val="000000"/>
+          <w:highlight w:val="yellow"/>
         </w:rPr>
         <w:t>cột</w:t>
       </w:r>
@@ -24914,11 +25287,15 @@
           <w:numId w:val="23"/>
         </w:numPr>
         <w:spacing w:before="105" w:after="105" w:line="360" w:lineRule="auto"/>
+        <w:rPr>
+          <w:highlight w:val="yellow"/>
+        </w:rPr>
       </w:pPr>
       <w:r>
         <w:rPr>
           <w:rFonts w:ascii="inter" w:eastAsia="inter" w:hAnsi="inter" w:cs="inter"/>
           <w:color w:val="000000"/>
+          <w:highlight w:val="yellow"/>
         </w:rPr>
         <w:t xml:space="preserve">A. </w:t>
       </w:r>
@@ -24927,6 +25304,7 @@
         <w:rPr>
           <w:rFonts w:ascii="inter" w:eastAsia="inter" w:hAnsi="inter" w:cs="inter"/>
           <w:color w:val="000000"/>
+          <w:highlight w:val="yellow"/>
         </w:rPr>
         <w:t>Cố</w:t>
       </w:r>
@@ -24935,14 +25313,16 @@
         <w:rPr>
           <w:rFonts w:ascii="inter" w:eastAsia="inter" w:hAnsi="inter" w:cs="inter"/>
           <w:color w:val="000000"/>
-        </w:rPr>
-        <w:t xml:space="preserve"> </w:t>
-      </w:r>
-      <w:proofErr w:type="spellStart"/>
-      <w:r>
-        <w:rPr>
-          <w:rFonts w:ascii="inter" w:eastAsia="inter" w:hAnsi="inter" w:cs="inter"/>
-          <w:color w:val="000000"/>
+          <w:highlight w:val="yellow"/>
+        </w:rPr>
+        <w:t xml:space="preserve"> </w:t>
+      </w:r>
+      <w:proofErr w:type="spellStart"/>
+      <w:r>
+        <w:rPr>
+          <w:rFonts w:ascii="inter" w:eastAsia="inter" w:hAnsi="inter" w:cs="inter"/>
+          <w:color w:val="000000"/>
+          <w:highlight w:val="yellow"/>
         </w:rPr>
         <w:t>định</w:t>
       </w:r>
@@ -24951,6 +25331,7 @@
         <w:rPr>
           <w:rFonts w:ascii="inter" w:eastAsia="inter" w:hAnsi="inter" w:cs="inter"/>
           <w:color w:val="000000"/>
+          <w:highlight w:val="yellow"/>
         </w:rPr>
         <w:t xml:space="preserve"> so </w:t>
       </w:r>
@@ -24959,6 +25340,7 @@
         <w:rPr>
           <w:rFonts w:ascii="inter" w:eastAsia="inter" w:hAnsi="inter" w:cs="inter"/>
           <w:color w:val="000000"/>
+          <w:highlight w:val="yellow"/>
         </w:rPr>
         <w:t>với</w:t>
       </w:r>
@@ -24967,6 +25349,7 @@
         <w:rPr>
           <w:rFonts w:ascii="inter" w:eastAsia="inter" w:hAnsi="inter" w:cs="inter"/>
           <w:color w:val="000000"/>
+          <w:highlight w:val="yellow"/>
         </w:rPr>
         <w:t xml:space="preserve"> viewport</w:t>
       </w:r>
@@ -25284,11 +25667,15 @@
           <w:numId w:val="24"/>
         </w:numPr>
         <w:spacing w:before="105" w:after="105" w:line="360" w:lineRule="auto"/>
+        <w:rPr>
+          <w:highlight w:val="yellow"/>
+        </w:rPr>
       </w:pPr>
       <w:r>
         <w:rPr>
           <w:rFonts w:ascii="inter" w:eastAsia="inter" w:hAnsi="inter" w:cs="inter"/>
           <w:color w:val="000000"/>
+          <w:highlight w:val="yellow"/>
         </w:rPr>
         <w:t xml:space="preserve">B. </w:t>
       </w:r>
@@ -25297,6 +25684,7 @@
         <w:rPr>
           <w:rFonts w:ascii="inter" w:eastAsia="inter" w:hAnsi="inter" w:cs="inter"/>
           <w:color w:val="000000"/>
+          <w:highlight w:val="yellow"/>
         </w:rPr>
         <w:t>Màn</w:t>
       </w:r>
@@ -25305,14 +25693,16 @@
         <w:rPr>
           <w:rFonts w:ascii="inter" w:eastAsia="inter" w:hAnsi="inter" w:cs="inter"/>
           <w:color w:val="000000"/>
-        </w:rPr>
-        <w:t xml:space="preserve"> </w:t>
-      </w:r>
-      <w:proofErr w:type="spellStart"/>
-      <w:r>
-        <w:rPr>
-          <w:rFonts w:ascii="inter" w:eastAsia="inter" w:hAnsi="inter" w:cs="inter"/>
-          <w:color w:val="000000"/>
+          <w:highlight w:val="yellow"/>
+        </w:rPr>
+        <w:t xml:space="preserve"> </w:t>
+      </w:r>
+      <w:proofErr w:type="spellStart"/>
+      <w:r>
+        <w:rPr>
+          <w:rFonts w:ascii="inter" w:eastAsia="inter" w:hAnsi="inter" w:cs="inter"/>
+          <w:color w:val="000000"/>
+          <w:highlight w:val="yellow"/>
         </w:rPr>
         <w:t>hình</w:t>
       </w:r>
@@ -25321,6 +25711,7 @@
         <w:rPr>
           <w:rFonts w:ascii="inter" w:eastAsia="inter" w:hAnsi="inter" w:cs="inter"/>
           <w:color w:val="000000"/>
+          <w:highlight w:val="yellow"/>
         </w:rPr>
         <w:t xml:space="preserve"> ≤ 768px</w:t>
       </w:r>
@@ -25403,7 +25794,7 @@
           <w:noProof/>
         </w:rPr>
         <w:pict w14:anchorId="6FB6C8EA">
-          <v:rect id="_x0000_s1030" alt="" style="width:475.5pt;height:.05pt;mso-width-percent:0;mso-height-percent:0;mso-left-percent:-10001;mso-top-percent:-10001;mso-position-horizontal:absolute;mso-position-horizontal-relative:char;mso-position-vertical:absolute;mso-position-vertical-relative:line;mso-width-percent:0;mso-height-percent:0;mso-left-percent:-10001;mso-top-percent:-10001" o:hralign="center" o:hrstd="t" strokeweight="1pt">
+          <v:rect id="_x0000_s1029" alt="" style="width:475.5pt;height:.05pt;mso-width-percent:0;mso-height-percent:0;mso-left-percent:-10001;mso-top-percent:-10001;mso-position-horizontal:absolute;mso-position-horizontal-relative:char;mso-position-vertical:absolute;mso-position-vertical-relative:line;mso-width-percent:0;mso-height-percent:0;mso-left-percent:-10001;mso-top-percent:-10001" o:hralign="center" o:hrstd="t" strokeweight="1pt">
             <v:stroke opacity="0"/>
           </v:rect>
         </w:pict>
@@ -26339,7 +26730,7 @@
           <w:noProof/>
         </w:rPr>
         <w:pict w14:anchorId="7B761E3B">
-          <v:rect id="_x0000_s1029" alt="" style="width:475.5pt;height:.05pt;mso-width-percent:0;mso-height-percent:0;mso-left-percent:-10001;mso-top-percent:-10001;mso-position-horizontal:absolute;mso-position-horizontal-relative:char;mso-position-vertical:absolute;mso-position-vertical-relative:line;mso-width-percent:0;mso-height-percent:0;mso-left-percent:-10001;mso-top-percent:-10001" o:hralign="center" o:hrstd="t" strokeweight="1pt">
+          <v:rect id="_x0000_s1028" alt="" style="width:475.5pt;height:.05pt;mso-width-percent:0;mso-height-percent:0;mso-left-percent:-10001;mso-top-percent:-10001;mso-position-horizontal:absolute;mso-position-horizontal-relative:char;mso-position-vertical:absolute;mso-position-vertical-relative:line;mso-width-percent:0;mso-height-percent:0;mso-left-percent:-10001;mso-top-percent:-10001" o:hralign="center" o:hrstd="t" strokeweight="1pt">
             <v:stroke opacity="0"/>
           </v:rect>
         </w:pict>
@@ -26368,25 +26759,14 @@
         <w:ind w:left="-30"/>
       </w:pPr>
       <w:bookmarkStart w:id="53" w:name="những_gì_tôi_đã_hiểu"/>
-      <w:proofErr w:type="spellStart"/>
-      <w:r>
-        <w:rPr>
-          <w:rFonts w:ascii="inter" w:eastAsia="inter" w:hAnsi="inter" w:cs="inter"/>
-          <w:b/>
-          <w:color w:val="000000"/>
-          <w:sz w:val="24"/>
-        </w:rPr>
-        <w:t>Những</w:t>
-      </w:r>
-      <w:proofErr w:type="spellEnd"/>
-      <w:r>
-        <w:rPr>
-          <w:rFonts w:ascii="inter" w:eastAsia="inter" w:hAnsi="inter" w:cs="inter"/>
-          <w:b/>
-          <w:color w:val="000000"/>
-          <w:sz w:val="24"/>
-        </w:rPr>
-        <w:t xml:space="preserve"> </w:t>
+      <w:r>
+        <w:rPr>
+          <w:rFonts w:ascii="inter" w:eastAsia="inter" w:hAnsi="inter" w:cs="inter"/>
+          <w:b/>
+          <w:color w:val="000000"/>
+          <w:sz w:val="24"/>
+        </w:rPr>
+        <w:t xml:space="preserve">Những </w:t>
       </w:r>
       <w:proofErr w:type="spellStart"/>
       <w:r>
@@ -26524,25 +26904,14 @@
         <w:ind w:left="-30"/>
       </w:pPr>
       <w:bookmarkStart w:id="54" w:name="những_gì_tôi_vẫn_chưa_rõ"/>
-      <w:proofErr w:type="spellStart"/>
-      <w:r>
-        <w:rPr>
-          <w:rFonts w:ascii="inter" w:eastAsia="inter" w:hAnsi="inter" w:cs="inter"/>
-          <w:b/>
-          <w:color w:val="000000"/>
-          <w:sz w:val="24"/>
-        </w:rPr>
-        <w:t>Những</w:t>
-      </w:r>
-      <w:proofErr w:type="spellEnd"/>
-      <w:r>
-        <w:rPr>
-          <w:rFonts w:ascii="inter" w:eastAsia="inter" w:hAnsi="inter" w:cs="inter"/>
-          <w:b/>
-          <w:color w:val="000000"/>
-          <w:sz w:val="24"/>
-        </w:rPr>
-        <w:t xml:space="preserve"> </w:t>
+      <w:r>
+        <w:rPr>
+          <w:rFonts w:ascii="inter" w:eastAsia="inter" w:hAnsi="inter" w:cs="inter"/>
+          <w:b/>
+          <w:color w:val="000000"/>
+          <w:sz w:val="24"/>
+        </w:rPr>
+        <w:t xml:space="preserve">Những </w:t>
       </w:r>
       <w:proofErr w:type="spellStart"/>
       <w:r>
@@ -26792,7 +27161,7 @@
           <w:noProof/>
         </w:rPr>
         <w:pict w14:anchorId="3321A7B9">
-          <v:rect id="_x0000_s1028" alt="" style="width:475.5pt;height:.05pt;mso-width-percent:0;mso-height-percent:0;mso-left-percent:-10001;mso-top-percent:-10001;mso-position-horizontal:absolute;mso-position-horizontal-relative:char;mso-position-vertical:absolute;mso-position-vertical-relative:line;mso-width-percent:0;mso-height-percent:0;mso-left-percent:-10001;mso-top-percent:-10001" o:hralign="center" o:hrstd="t" strokeweight="1pt">
+          <v:rect id="_x0000_s1027" alt="" style="width:475.5pt;height:.05pt;mso-width-percent:0;mso-height-percent:0;mso-left-percent:-10001;mso-top-percent:-10001;mso-position-horizontal:absolute;mso-position-horizontal-relative:char;mso-position-vertical:absolute;mso-position-vertical-relative:line;mso-width-percent:0;mso-height-percent:0;mso-left-percent:-10001;mso-top-percent:-10001" o:hralign="center" o:hrstd="t" strokeweight="1pt">
             <v:stroke opacity="0"/>
           </v:rect>
         </w:pict>
@@ -27057,7 +27426,7 @@
           <w:noProof/>
         </w:rPr>
         <w:pict w14:anchorId="137239C3">
-          <v:rect id="_x0000_s1027" alt="" style="width:475.5pt;height:.05pt;mso-width-percent:0;mso-height-percent:0;mso-left-percent:-10001;mso-top-percent:-10001;mso-position-horizontal:absolute;mso-position-horizontal-relative:char;mso-position-vertical:absolute;mso-position-vertical-relative:line;mso-width-percent:0;mso-height-percent:0;mso-left-percent:-10001;mso-top-percent:-10001" o:hralign="center" o:hrstd="t" strokeweight="1pt">
+          <v:rect id="_x0000_s1026" alt="" style="width:475.5pt;height:.05pt;mso-width-percent:0;mso-height-percent:0;mso-left-percent:-10001;mso-top-percent:-10001;mso-position-horizontal:absolute;mso-position-horizontal-relative:char;mso-position-vertical:absolute;mso-position-vertical-relative:line;mso-width-percent:0;mso-height-percent:0;mso-left-percent:-10001;mso-top-percent:-10001" o:hralign="center" o:hrstd="t" strokeweight="1pt">
             <v:stroke opacity="0"/>
           </v:rect>
         </w:pict>

--- a/StudyCard/Phiếu học tập CSS - BTTH02 - K66.docx
+++ b/StudyCard/Phiếu học tập CSS - BTTH02 - K66.docx
@@ -2902,42 +2902,8 @@
                 <w:sz w:val="18"/>
                 <w:shd w:val="clear" w:color="auto" w:fill="F8F8FA"/>
               </w:rPr>
-              <w:t xml:space="preserve">* </w:t>
+              <w:t>* { margin: 0; }</w:t>
             </w:r>
-            <w:proofErr w:type="gramStart"/>
-            <w:r>
-              <w:rPr>
-                <w:rStyle w:val="VerbatimChar"/>
-                <w:rFonts w:ascii="IBM Plex Mono" w:eastAsia="IBM Plex Mono" w:hAnsi="IBM Plex Mono" w:cs="IBM Plex Mono"/>
-                <w:color w:val="000000"/>
-                <w:sz w:val="18"/>
-                <w:shd w:val="clear" w:color="auto" w:fill="F8F8FA"/>
-              </w:rPr>
-              <w:t>{ margin</w:t>
-            </w:r>
-            <w:proofErr w:type="gramEnd"/>
-            <w:r>
-              <w:rPr>
-                <w:rStyle w:val="VerbatimChar"/>
-                <w:rFonts w:ascii="IBM Plex Mono" w:eastAsia="IBM Plex Mono" w:hAnsi="IBM Plex Mono" w:cs="IBM Plex Mono"/>
-                <w:color w:val="000000"/>
-                <w:sz w:val="18"/>
-                <w:shd w:val="clear" w:color="auto" w:fill="F8F8FA"/>
-              </w:rPr>
-              <w:t>: 0</w:t>
-            </w:r>
-            <w:proofErr w:type="gramStart"/>
-            <w:r>
-              <w:rPr>
-                <w:rStyle w:val="VerbatimChar"/>
-                <w:rFonts w:ascii="IBM Plex Mono" w:eastAsia="IBM Plex Mono" w:hAnsi="IBM Plex Mono" w:cs="IBM Plex Mono"/>
-                <w:color w:val="000000"/>
-                <w:sz w:val="18"/>
-                <w:shd w:val="clear" w:color="auto" w:fill="F8F8FA"/>
-              </w:rPr>
-              <w:t>; }</w:t>
-            </w:r>
-            <w:proofErr w:type="gramEnd"/>
           </w:p>
         </w:tc>
         <w:tc>
@@ -3055,42 +3021,8 @@
                 <w:sz w:val="18"/>
                 <w:shd w:val="clear" w:color="auto" w:fill="F8F8FA"/>
               </w:rPr>
-              <w:t xml:space="preserve">p </w:t>
+              <w:t>p { color: blue; }</w:t>
             </w:r>
-            <w:proofErr w:type="gramStart"/>
-            <w:r>
-              <w:rPr>
-                <w:rStyle w:val="VerbatimChar"/>
-                <w:rFonts w:ascii="IBM Plex Mono" w:eastAsia="IBM Plex Mono" w:hAnsi="IBM Plex Mono" w:cs="IBM Plex Mono"/>
-                <w:color w:val="000000"/>
-                <w:sz w:val="18"/>
-                <w:shd w:val="clear" w:color="auto" w:fill="F8F8FA"/>
-              </w:rPr>
-              <w:t>{ color</w:t>
-            </w:r>
-            <w:proofErr w:type="gramEnd"/>
-            <w:r>
-              <w:rPr>
-                <w:rStyle w:val="VerbatimChar"/>
-                <w:rFonts w:ascii="IBM Plex Mono" w:eastAsia="IBM Plex Mono" w:hAnsi="IBM Plex Mono" w:cs="IBM Plex Mono"/>
-                <w:color w:val="000000"/>
-                <w:sz w:val="18"/>
-                <w:shd w:val="clear" w:color="auto" w:fill="F8F8FA"/>
-              </w:rPr>
-              <w:t>: blue</w:t>
-            </w:r>
-            <w:proofErr w:type="gramStart"/>
-            <w:r>
-              <w:rPr>
-                <w:rStyle w:val="VerbatimChar"/>
-                <w:rFonts w:ascii="IBM Plex Mono" w:eastAsia="IBM Plex Mono" w:hAnsi="IBM Plex Mono" w:cs="IBM Plex Mono"/>
-                <w:color w:val="000000"/>
-                <w:sz w:val="18"/>
-                <w:shd w:val="clear" w:color="auto" w:fill="F8F8FA"/>
-              </w:rPr>
-              <w:t>; }</w:t>
-            </w:r>
-            <w:proofErr w:type="gramEnd"/>
           </w:p>
         </w:tc>
         <w:tc>
@@ -3173,7 +3105,6 @@
             <w:pPr>
               <w:spacing w:line="336" w:lineRule="auto"/>
             </w:pPr>
-            <w:proofErr w:type="gramStart"/>
             <w:r>
               <w:rPr>
                 <w:rStyle w:val="VerbatimChar"/>
@@ -3196,7 +3127,6 @@
               <w:t>className</w:t>
             </w:r>
             <w:proofErr w:type="spellEnd"/>
-            <w:proofErr w:type="gramEnd"/>
           </w:p>
         </w:tc>
         <w:tc>
@@ -3212,7 +3142,6 @@
             <w:pPr>
               <w:spacing w:line="336" w:lineRule="auto"/>
             </w:pPr>
-            <w:proofErr w:type="gramStart"/>
             <w:r>
               <w:rPr>
                 <w:rStyle w:val="VerbatimChar"/>
@@ -3235,7 +3164,6 @@
               <w:t>btn</w:t>
             </w:r>
             <w:proofErr w:type="spellEnd"/>
-            <w:proofErr w:type="gramEnd"/>
             <w:r>
               <w:rPr>
                 <w:rStyle w:val="VerbatimChar"/>
@@ -3244,42 +3172,8 @@
                 <w:sz w:val="18"/>
                 <w:shd w:val="clear" w:color="auto" w:fill="F8F8FA"/>
               </w:rPr>
-              <w:t xml:space="preserve"> </w:t>
+              <w:t xml:space="preserve"> { padding: 10px; }</w:t>
             </w:r>
-            <w:proofErr w:type="gramStart"/>
-            <w:r>
-              <w:rPr>
-                <w:rStyle w:val="VerbatimChar"/>
-                <w:rFonts w:ascii="IBM Plex Mono" w:eastAsia="IBM Plex Mono" w:hAnsi="IBM Plex Mono" w:cs="IBM Plex Mono"/>
-                <w:color w:val="000000"/>
-                <w:sz w:val="18"/>
-                <w:shd w:val="clear" w:color="auto" w:fill="F8F8FA"/>
-              </w:rPr>
-              <w:t>{ padding</w:t>
-            </w:r>
-            <w:proofErr w:type="gramEnd"/>
-            <w:r>
-              <w:rPr>
-                <w:rStyle w:val="VerbatimChar"/>
-                <w:rFonts w:ascii="IBM Plex Mono" w:eastAsia="IBM Plex Mono" w:hAnsi="IBM Plex Mono" w:cs="IBM Plex Mono"/>
-                <w:color w:val="000000"/>
-                <w:sz w:val="18"/>
-                <w:shd w:val="clear" w:color="auto" w:fill="F8F8FA"/>
-              </w:rPr>
-              <w:t>: 10px</w:t>
-            </w:r>
-            <w:proofErr w:type="gramStart"/>
-            <w:r>
-              <w:rPr>
-                <w:rStyle w:val="VerbatimChar"/>
-                <w:rFonts w:ascii="IBM Plex Mono" w:eastAsia="IBM Plex Mono" w:hAnsi="IBM Plex Mono" w:cs="IBM Plex Mono"/>
-                <w:color w:val="000000"/>
-                <w:sz w:val="18"/>
-                <w:shd w:val="clear" w:color="auto" w:fill="F8F8FA"/>
-              </w:rPr>
-              <w:t>; }</w:t>
-            </w:r>
-            <w:proofErr w:type="gramEnd"/>
           </w:p>
         </w:tc>
         <w:tc>
@@ -3315,20 +3209,8 @@
                 <w:sz w:val="17"/>
                 <w:lang w:val="vi-VN"/>
               </w:rPr>
-              <w:t xml:space="preserve"> thẻ có class </w:t>
+              <w:t xml:space="preserve"> thẻ có class là..</w:t>
             </w:r>
-            <w:proofErr w:type="gramStart"/>
-            <w:r>
-              <w:rPr>
-                <w:rFonts w:ascii="inter" w:eastAsia="inter" w:hAnsi="inter" w:cs="inter"/>
-                <w:i/>
-                <w:color w:val="000000"/>
-                <w:sz w:val="17"/>
-                <w:lang w:val="vi-VN"/>
-              </w:rPr>
-              <w:t>là..</w:t>
-            </w:r>
-            <w:proofErr w:type="gramEnd"/>
           </w:p>
         </w:tc>
       </w:tr>
@@ -3408,42 +3290,8 @@
                 <w:sz w:val="18"/>
                 <w:shd w:val="clear" w:color="auto" w:fill="F8F8FA"/>
               </w:rPr>
-              <w:t xml:space="preserve">#header </w:t>
+              <w:t>#header { background: gray; }</w:t>
             </w:r>
-            <w:proofErr w:type="gramStart"/>
-            <w:r>
-              <w:rPr>
-                <w:rStyle w:val="VerbatimChar"/>
-                <w:rFonts w:ascii="IBM Plex Mono" w:eastAsia="IBM Plex Mono" w:hAnsi="IBM Plex Mono" w:cs="IBM Plex Mono"/>
-                <w:color w:val="000000"/>
-                <w:sz w:val="18"/>
-                <w:shd w:val="clear" w:color="auto" w:fill="F8F8FA"/>
-              </w:rPr>
-              <w:t>{ background</w:t>
-            </w:r>
-            <w:proofErr w:type="gramEnd"/>
-            <w:r>
-              <w:rPr>
-                <w:rStyle w:val="VerbatimChar"/>
-                <w:rFonts w:ascii="IBM Plex Mono" w:eastAsia="IBM Plex Mono" w:hAnsi="IBM Plex Mono" w:cs="IBM Plex Mono"/>
-                <w:color w:val="000000"/>
-                <w:sz w:val="18"/>
-                <w:shd w:val="clear" w:color="auto" w:fill="F8F8FA"/>
-              </w:rPr>
-              <w:t>: gray</w:t>
-            </w:r>
-            <w:proofErr w:type="gramStart"/>
-            <w:r>
-              <w:rPr>
-                <w:rStyle w:val="VerbatimChar"/>
-                <w:rFonts w:ascii="IBM Plex Mono" w:eastAsia="IBM Plex Mono" w:hAnsi="IBM Plex Mono" w:cs="IBM Plex Mono"/>
-                <w:color w:val="000000"/>
-                <w:sz w:val="18"/>
-                <w:shd w:val="clear" w:color="auto" w:fill="F8F8FA"/>
-              </w:rPr>
-              <w:t>; }</w:t>
-            </w:r>
-            <w:proofErr w:type="gramEnd"/>
           </w:p>
         </w:tc>
         <w:tc>
@@ -3478,20 +3326,8 @@
                 <w:sz w:val="17"/>
                 <w:lang w:val="vi-VN"/>
               </w:rPr>
-              <w:t xml:space="preserve"> thẻ có id </w:t>
+              <w:t xml:space="preserve"> thẻ có id là..</w:t>
             </w:r>
-            <w:proofErr w:type="gramStart"/>
-            <w:r>
-              <w:rPr>
-                <w:rFonts w:ascii="inter" w:eastAsia="inter" w:hAnsi="inter" w:cs="inter"/>
-                <w:i/>
-                <w:color w:val="000000"/>
-                <w:sz w:val="17"/>
-                <w:lang w:val="vi-VN"/>
-              </w:rPr>
-              <w:t>là..</w:t>
-            </w:r>
-            <w:proofErr w:type="gramEnd"/>
           </w:p>
         </w:tc>
       </w:tr>
@@ -3571,42 +3407,8 @@
                 <w:sz w:val="18"/>
                 <w:shd w:val="clear" w:color="auto" w:fill="F8F8FA"/>
               </w:rPr>
-              <w:t xml:space="preserve">nav a </w:t>
+              <w:t>nav a { text-decoration: none; }</w:t>
             </w:r>
-            <w:proofErr w:type="gramStart"/>
-            <w:r>
-              <w:rPr>
-                <w:rStyle w:val="VerbatimChar"/>
-                <w:rFonts w:ascii="IBM Plex Mono" w:eastAsia="IBM Plex Mono" w:hAnsi="IBM Plex Mono" w:cs="IBM Plex Mono"/>
-                <w:color w:val="000000"/>
-                <w:sz w:val="18"/>
-                <w:shd w:val="clear" w:color="auto" w:fill="F8F8FA"/>
-              </w:rPr>
-              <w:t>{ text</w:t>
-            </w:r>
-            <w:proofErr w:type="gramEnd"/>
-            <w:r>
-              <w:rPr>
-                <w:rStyle w:val="VerbatimChar"/>
-                <w:rFonts w:ascii="IBM Plex Mono" w:eastAsia="IBM Plex Mono" w:hAnsi="IBM Plex Mono" w:cs="IBM Plex Mono"/>
-                <w:color w:val="000000"/>
-                <w:sz w:val="18"/>
-                <w:shd w:val="clear" w:color="auto" w:fill="F8F8FA"/>
-              </w:rPr>
-              <w:t>-decoration: none</w:t>
-            </w:r>
-            <w:proofErr w:type="gramStart"/>
-            <w:r>
-              <w:rPr>
-                <w:rStyle w:val="VerbatimChar"/>
-                <w:rFonts w:ascii="IBM Plex Mono" w:eastAsia="IBM Plex Mono" w:hAnsi="IBM Plex Mono" w:cs="IBM Plex Mono"/>
-                <w:color w:val="000000"/>
-                <w:sz w:val="18"/>
-                <w:shd w:val="clear" w:color="auto" w:fill="F8F8FA"/>
-              </w:rPr>
-              <w:t>; }</w:t>
-            </w:r>
-            <w:proofErr w:type="gramEnd"/>
           </w:p>
         </w:tc>
         <w:tc>
@@ -3722,42 +3524,8 @@
                 <w:sz w:val="18"/>
                 <w:shd w:val="clear" w:color="auto" w:fill="F8F8FA"/>
               </w:rPr>
-              <w:t xml:space="preserve">h1, h2, h3 </w:t>
+              <w:t>h1, h2, h3 { font-family: Arial; }</w:t>
             </w:r>
-            <w:proofErr w:type="gramStart"/>
-            <w:r>
-              <w:rPr>
-                <w:rStyle w:val="VerbatimChar"/>
-                <w:rFonts w:ascii="IBM Plex Mono" w:eastAsia="IBM Plex Mono" w:hAnsi="IBM Plex Mono" w:cs="IBM Plex Mono"/>
-                <w:color w:val="000000"/>
-                <w:sz w:val="18"/>
-                <w:shd w:val="clear" w:color="auto" w:fill="F8F8FA"/>
-              </w:rPr>
-              <w:t>{ font</w:t>
-            </w:r>
-            <w:proofErr w:type="gramEnd"/>
-            <w:r>
-              <w:rPr>
-                <w:rStyle w:val="VerbatimChar"/>
-                <w:rFonts w:ascii="IBM Plex Mono" w:eastAsia="IBM Plex Mono" w:hAnsi="IBM Plex Mono" w:cs="IBM Plex Mono"/>
-                <w:color w:val="000000"/>
-                <w:sz w:val="18"/>
-                <w:shd w:val="clear" w:color="auto" w:fill="F8F8FA"/>
-              </w:rPr>
-              <w:t>-family: Arial</w:t>
-            </w:r>
-            <w:proofErr w:type="gramStart"/>
-            <w:r>
-              <w:rPr>
-                <w:rStyle w:val="VerbatimChar"/>
-                <w:rFonts w:ascii="IBM Plex Mono" w:eastAsia="IBM Plex Mono" w:hAnsi="IBM Plex Mono" w:cs="IBM Plex Mono"/>
-                <w:color w:val="000000"/>
-                <w:sz w:val="18"/>
-                <w:shd w:val="clear" w:color="auto" w:fill="F8F8FA"/>
-              </w:rPr>
-              <w:t>; }</w:t>
-            </w:r>
-            <w:proofErr w:type="gramEnd"/>
           </w:p>
         </w:tc>
         <w:tc>
@@ -3843,7 +3611,6 @@
               <w:spacing w:line="336" w:lineRule="auto"/>
             </w:pPr>
             <w:proofErr w:type="spellStart"/>
-            <w:proofErr w:type="gramStart"/>
             <w:r>
               <w:rPr>
                 <w:rStyle w:val="VerbatimChar"/>
@@ -3855,7 +3622,6 @@
               <w:t>selector:state</w:t>
             </w:r>
             <w:proofErr w:type="spellEnd"/>
-            <w:proofErr w:type="gramEnd"/>
           </w:p>
         </w:tc>
         <w:tc>
@@ -3871,7 +3637,6 @@
             <w:pPr>
               <w:spacing w:line="336" w:lineRule="auto"/>
             </w:pPr>
-            <w:proofErr w:type="gramStart"/>
             <w:r>
               <w:rPr>
                 <w:rStyle w:val="VerbatimChar"/>
@@ -3880,53 +3645,8 @@
                 <w:sz w:val="18"/>
                 <w:shd w:val="clear" w:color="auto" w:fill="F8F8FA"/>
               </w:rPr>
-              <w:t>a:hover</w:t>
+              <w:t>a:hover { color: red; }</w:t>
             </w:r>
-            <w:proofErr w:type="gramEnd"/>
-            <w:r>
-              <w:rPr>
-                <w:rStyle w:val="VerbatimChar"/>
-                <w:rFonts w:ascii="IBM Plex Mono" w:eastAsia="IBM Plex Mono" w:hAnsi="IBM Plex Mono" w:cs="IBM Plex Mono"/>
-                <w:color w:val="000000"/>
-                <w:sz w:val="18"/>
-                <w:shd w:val="clear" w:color="auto" w:fill="F8F8FA"/>
-              </w:rPr>
-              <w:t xml:space="preserve"> </w:t>
-            </w:r>
-            <w:proofErr w:type="gramStart"/>
-            <w:r>
-              <w:rPr>
-                <w:rStyle w:val="VerbatimChar"/>
-                <w:rFonts w:ascii="IBM Plex Mono" w:eastAsia="IBM Plex Mono" w:hAnsi="IBM Plex Mono" w:cs="IBM Plex Mono"/>
-                <w:color w:val="000000"/>
-                <w:sz w:val="18"/>
-                <w:shd w:val="clear" w:color="auto" w:fill="F8F8FA"/>
-              </w:rPr>
-              <w:t>{ color</w:t>
-            </w:r>
-            <w:proofErr w:type="gramEnd"/>
-            <w:r>
-              <w:rPr>
-                <w:rStyle w:val="VerbatimChar"/>
-                <w:rFonts w:ascii="IBM Plex Mono" w:eastAsia="IBM Plex Mono" w:hAnsi="IBM Plex Mono" w:cs="IBM Plex Mono"/>
-                <w:color w:val="000000"/>
-                <w:sz w:val="18"/>
-                <w:shd w:val="clear" w:color="auto" w:fill="F8F8FA"/>
-              </w:rPr>
-              <w:t>: red</w:t>
-            </w:r>
-            <w:proofErr w:type="gramStart"/>
-            <w:r>
-              <w:rPr>
-                <w:rStyle w:val="VerbatimChar"/>
-                <w:rFonts w:ascii="IBM Plex Mono" w:eastAsia="IBM Plex Mono" w:hAnsi="IBM Plex Mono" w:cs="IBM Plex Mono"/>
-                <w:color w:val="000000"/>
-                <w:sz w:val="18"/>
-                <w:shd w:val="clear" w:color="auto" w:fill="F8F8FA"/>
-              </w:rPr>
-              <w:t>; }</w:t>
-            </w:r>
-            <w:proofErr w:type="gramEnd"/>
           </w:p>
         </w:tc>
         <w:tc>
@@ -5222,27 +4942,7 @@
           <w:sz w:val="18"/>
         </w:rPr>
         <w:br/>
-        <w:t xml:space="preserve">        &lt;p&gt;&amp;copy; 2026 My Blog. All rights </w:t>
-      </w:r>
-      <w:proofErr w:type="gramStart"/>
-      <w:r>
-        <w:rPr>
-          <w:rStyle w:val="VerbatimChar"/>
-          <w:rFonts w:ascii="IBM Plex Mono" w:eastAsia="IBM Plex Mono" w:hAnsi="IBM Plex Mono" w:cs="IBM Plex Mono"/>
-          <w:color w:val="000000"/>
-          <w:sz w:val="18"/>
-        </w:rPr>
-        <w:t>reserved.&lt;</w:t>
-      </w:r>
-      <w:proofErr w:type="gramEnd"/>
-      <w:r>
-        <w:rPr>
-          <w:rStyle w:val="VerbatimChar"/>
-          <w:rFonts w:ascii="IBM Plex Mono" w:eastAsia="IBM Plex Mono" w:hAnsi="IBM Plex Mono" w:cs="IBM Plex Mono"/>
-          <w:color w:val="000000"/>
-          <w:sz w:val="18"/>
-        </w:rPr>
-        <w:t>/p&gt;</w:t>
+        <w:t xml:space="preserve">        &lt;p&gt;&amp;copy; 2026 My Blog. All rights reserved.&lt;/p&gt;</w:t>
       </w:r>
       <w:r>
         <w:rPr>
@@ -5521,25 +5221,14 @@
         <w:shd w:val="clear" w:color="auto" w:fill="F8F8FA"/>
         <w:spacing w:line="336" w:lineRule="auto"/>
       </w:pPr>
-      <w:proofErr w:type="gramStart"/>
-      <w:r>
-        <w:rPr>
-          <w:rStyle w:val="VerbatimChar"/>
-          <w:rFonts w:ascii="IBM Plex Mono" w:eastAsia="IBM Plex Mono" w:hAnsi="IBM Plex Mono" w:cs="IBM Plex Mono"/>
-          <w:color w:val="000000"/>
-          <w:sz w:val="18"/>
-        </w:rPr>
-        <w:t>&lt;!--</w:t>
-      </w:r>
-      <w:proofErr w:type="gramEnd"/>
-      <w:r>
-        <w:rPr>
-          <w:rStyle w:val="VerbatimChar"/>
-          <w:rFonts w:ascii="IBM Plex Mono" w:eastAsia="IBM Plex Mono" w:hAnsi="IBM Plex Mono" w:cs="IBM Plex Mono"/>
-          <w:color w:val="000000"/>
-          <w:sz w:val="18"/>
-        </w:rPr>
-        <w:t xml:space="preserve"> TODO: </w:t>
+      <w:r>
+        <w:rPr>
+          <w:rStyle w:val="VerbatimChar"/>
+          <w:rFonts w:ascii="IBM Plex Mono" w:eastAsia="IBM Plex Mono" w:hAnsi="IBM Plex Mono" w:cs="IBM Plex Mono"/>
+          <w:color w:val="000000"/>
+          <w:sz w:val="18"/>
+        </w:rPr>
+        <w:t xml:space="preserve">&lt;!-- TODO: </w:t>
       </w:r>
       <w:proofErr w:type="spellStart"/>
       <w:r>
@@ -5651,22 +5340,37 @@
         <w:br/>
       </w:r>
       <w:r>
+        <w:rPr>
+          <w:rFonts w:ascii="IBM Plex Mono" w:hAnsi="IBM Plex Mono"/>
+        </w:rPr>
         <w:t xml:space="preserve">&lt;link </w:t>
       </w:r>
       <w:proofErr w:type="spellStart"/>
       <w:r>
+        <w:rPr>
+          <w:rFonts w:ascii="IBM Plex Mono" w:hAnsi="IBM Plex Mono"/>
+        </w:rPr>
         <w:t>rel</w:t>
       </w:r>
       <w:proofErr w:type="spellEnd"/>
       <w:r>
+        <w:rPr>
+          <w:rFonts w:ascii="IBM Plex Mono" w:hAnsi="IBM Plex Mono"/>
+        </w:rPr>
         <w:t xml:space="preserve">="stylesheet" </w:t>
       </w:r>
       <w:proofErr w:type="spellStart"/>
       <w:r>
+        <w:rPr>
+          <w:rFonts w:ascii="IBM Plex Mono" w:hAnsi="IBM Plex Mono"/>
+        </w:rPr>
         <w:t>href</w:t>
       </w:r>
       <w:proofErr w:type="spellEnd"/>
       <w:r>
+        <w:rPr>
+          <w:rFonts w:ascii="IBM Plex Mono" w:hAnsi="IBM Plex Mono"/>
+        </w:rPr>
         <w:t>="style.css"&gt;</w:t>
       </w:r>
     </w:p>
@@ -7085,27 +6789,7 @@
           <w:color w:val="000000"/>
           <w:sz w:val="18"/>
         </w:rPr>
-        <w:t xml:space="preserve"> </w:t>
-      </w:r>
-      <w:proofErr w:type="gramStart"/>
-      <w:r>
-        <w:rPr>
-          <w:rStyle w:val="VerbatimChar"/>
-          <w:rFonts w:ascii="IBM Plex Mono" w:eastAsia="IBM Plex Mono" w:hAnsi="IBM Plex Mono" w:cs="IBM Plex Mono"/>
-          <w:color w:val="000000"/>
-          <w:sz w:val="18"/>
-        </w:rPr>
-        <w:t>a:hover</w:t>
-      </w:r>
-      <w:proofErr w:type="gramEnd"/>
-      <w:r>
-        <w:rPr>
-          <w:rStyle w:val="VerbatimChar"/>
-          <w:rFonts w:ascii="IBM Plex Mono" w:eastAsia="IBM Plex Mono" w:hAnsi="IBM Plex Mono" w:cs="IBM Plex Mono"/>
-          <w:color w:val="000000"/>
-          <w:sz w:val="18"/>
-        </w:rPr>
-        <w:t xml:space="preserve"> */</w:t>
+        <w:t xml:space="preserve"> a:hover */</w:t>
       </w:r>
       <w:r>
         <w:rPr>
@@ -7166,23 +6850,13 @@
         </w:rPr>
         <w:br/>
       </w:r>
-      <w:proofErr w:type="gramStart"/>
-      <w:r>
-        <w:rPr>
-          <w:rFonts w:ascii="IBM Plex Mono" w:eastAsia="IBM Plex Mono" w:hAnsi="IBM Plex Mono" w:cs="IBM Plex Mono"/>
-          <w:color w:val="000000"/>
-          <w:sz w:val="18"/>
-        </w:rPr>
-        <w:t>a:hover</w:t>
-      </w:r>
-      <w:proofErr w:type="gramEnd"/>
-      <w:r>
-        <w:rPr>
-          <w:rFonts w:ascii="IBM Plex Mono" w:eastAsia="IBM Plex Mono" w:hAnsi="IBM Plex Mono" w:cs="IBM Plex Mono"/>
-          <w:color w:val="000000"/>
-          <w:sz w:val="18"/>
-        </w:rPr>
-        <w:t xml:space="preserve"> {</w:t>
+      <w:r>
+        <w:rPr>
+          <w:rFonts w:ascii="IBM Plex Mono" w:eastAsia="IBM Plex Mono" w:hAnsi="IBM Plex Mono" w:cs="IBM Plex Mono"/>
+          <w:color w:val="000000"/>
+          <w:sz w:val="18"/>
+        </w:rPr>
+        <w:t>a:hover {</w:t>
       </w:r>
     </w:p>
     <w:p>
@@ -18937,7 +18611,6 @@
       <w:pPr>
         <w:spacing w:after="210" w:line="360" w:lineRule="auto"/>
       </w:pPr>
-      <w:proofErr w:type="gramStart"/>
       <w:r>
         <w:rPr>
           <w:rStyle w:val="VerbatimChar"/>
@@ -18946,40 +18619,7 @@
           <w:color w:val="000000"/>
           <w:shd w:val="clear" w:color="auto" w:fill="F8F8FA"/>
         </w:rPr>
-        <w:t>repeat(</w:t>
-      </w:r>
-      <w:proofErr w:type="gramEnd"/>
-      <w:r>
-        <w:rPr>
-          <w:rStyle w:val="VerbatimChar"/>
-          <w:rFonts w:ascii="inter" w:eastAsia="inter" w:hAnsi="inter" w:cs="inter"/>
-          <w:b/>
-          <w:color w:val="000000"/>
-          <w:shd w:val="clear" w:color="auto" w:fill="F8F8FA"/>
-        </w:rPr>
-        <w:t xml:space="preserve">auto-fit, </w:t>
-      </w:r>
-      <w:proofErr w:type="gramStart"/>
-      <w:r>
-        <w:rPr>
-          <w:rStyle w:val="VerbatimChar"/>
-          <w:rFonts w:ascii="inter" w:eastAsia="inter" w:hAnsi="inter" w:cs="inter"/>
-          <w:b/>
-          <w:color w:val="000000"/>
-          <w:shd w:val="clear" w:color="auto" w:fill="F8F8FA"/>
-        </w:rPr>
-        <w:t>minmax(</w:t>
-      </w:r>
-      <w:proofErr w:type="gramEnd"/>
-      <w:r>
-        <w:rPr>
-          <w:rStyle w:val="VerbatimChar"/>
-          <w:rFonts w:ascii="inter" w:eastAsia="inter" w:hAnsi="inter" w:cs="inter"/>
-          <w:b/>
-          <w:color w:val="000000"/>
-          <w:shd w:val="clear" w:color="auto" w:fill="F8F8FA"/>
-        </w:rPr>
-        <w:t>200px, 1fr))</w:t>
+        <w:t>repeat(auto-fit, minmax(200px, 1fr))</w:t>
       </w:r>
       <w:r>
         <w:rPr>
@@ -19045,7 +18685,6 @@
         </w:numPr>
         <w:spacing w:before="105" w:after="105" w:line="360" w:lineRule="auto"/>
       </w:pPr>
-      <w:proofErr w:type="gramStart"/>
       <w:r>
         <w:rPr>
           <w:rStyle w:val="VerbatimChar"/>
@@ -19054,18 +18693,7 @@
           <w:sz w:val="18"/>
           <w:shd w:val="clear" w:color="auto" w:fill="F8F8FA"/>
         </w:rPr>
-        <w:t>repeat(</w:t>
-      </w:r>
-      <w:proofErr w:type="gramEnd"/>
-      <w:r>
-        <w:rPr>
-          <w:rStyle w:val="VerbatimChar"/>
-          <w:rFonts w:ascii="IBM Plex Mono" w:eastAsia="IBM Plex Mono" w:hAnsi="IBM Plex Mono" w:cs="IBM Plex Mono"/>
-          <w:color w:val="000000"/>
-          <w:sz w:val="18"/>
-          <w:shd w:val="clear" w:color="auto" w:fill="F8F8FA"/>
-        </w:rPr>
-        <w:t>)</w:t>
+        <w:t>repeat()</w:t>
       </w:r>
       <w:r>
         <w:rPr>
@@ -19134,7 +18762,6 @@
         </w:numPr>
         <w:spacing w:before="105" w:after="105" w:line="360" w:lineRule="auto"/>
       </w:pPr>
-      <w:proofErr w:type="gramStart"/>
       <w:r>
         <w:rPr>
           <w:rStyle w:val="VerbatimChar"/>
@@ -19143,18 +18770,7 @@
           <w:sz w:val="18"/>
           <w:shd w:val="clear" w:color="auto" w:fill="F8F8FA"/>
         </w:rPr>
-        <w:t>minmax(</w:t>
-      </w:r>
-      <w:proofErr w:type="gramEnd"/>
-      <w:r>
-        <w:rPr>
-          <w:rStyle w:val="VerbatimChar"/>
-          <w:rFonts w:ascii="IBM Plex Mono" w:eastAsia="IBM Plex Mono" w:hAnsi="IBM Plex Mono" w:cs="IBM Plex Mono"/>
-          <w:color w:val="000000"/>
-          <w:sz w:val="18"/>
-          <w:shd w:val="clear" w:color="auto" w:fill="F8F8FA"/>
-        </w:rPr>
-        <w:t>200px, 1fr)</w:t>
+        <w:t>minmax(200px, 1fr)</w:t>
       </w:r>
       <w:r>
         <w:rPr>
@@ -21754,26 +21370,7 @@
           <w:sz w:val="18"/>
         </w:rPr>
         <w:br/>
-      </w:r>
-      <w:proofErr w:type="gramStart"/>
-      <w:r>
-        <w:rPr>
-          <w:rStyle w:val="VerbatimChar"/>
-          <w:rFonts w:ascii="IBM Plex Mono" w:eastAsia="IBM Plex Mono" w:hAnsi="IBM Plex Mono" w:cs="IBM Plex Mono"/>
-          <w:color w:val="000000"/>
-          <w:sz w:val="18"/>
-        </w:rPr>
-        <w:t>&lt;!--</w:t>
-      </w:r>
-      <w:proofErr w:type="gramEnd"/>
-      <w:r>
-        <w:rPr>
-          <w:rStyle w:val="VerbatimChar"/>
-          <w:rFonts w:ascii="IBM Plex Mono" w:eastAsia="IBM Plex Mono" w:hAnsi="IBM Plex Mono" w:cs="IBM Plex Mono"/>
-          <w:color w:val="000000"/>
-          <w:sz w:val="18"/>
-        </w:rPr>
-        <w:t xml:space="preserve"> </w:t>
+        <w:t xml:space="preserve">&lt;!-- </w:t>
       </w:r>
       <w:proofErr w:type="spellStart"/>
       <w:r>
@@ -22898,6 +22495,7 @@
         <w:rPr>
           <w:rFonts w:ascii="inter" w:eastAsia="inter" w:hAnsi="inter" w:cs="inter"/>
           <w:i/>
+          <w:noProof/>
           <w:color w:val="000000"/>
         </w:rPr>
         <w:drawing>
@@ -22946,6 +22544,7 @@
         <w:rPr>
           <w:rFonts w:ascii="inter" w:eastAsia="inter" w:hAnsi="inter" w:cs="inter"/>
           <w:b/>
+          <w:noProof/>
           <w:color w:val="000000"/>
           <w:sz w:val="24"/>
         </w:rPr>
@@ -23325,16 +22924,7 @@
           <w:b/>
           <w:color w:val="000000"/>
         </w:rPr>
-        <w:t>2. Pseudo-</w:t>
-      </w:r>
-      <w:proofErr w:type="gramStart"/>
-      <w:r>
-        <w:rPr>
-          <w:rFonts w:ascii="inter" w:eastAsia="inter" w:hAnsi="inter" w:cs="inter"/>
-          <w:b/>
-          <w:color w:val="000000"/>
-        </w:rPr>
-        <w:t xml:space="preserve">class </w:t>
+        <w:t xml:space="preserve">2. Pseudo-class </w:t>
       </w:r>
       <w:r>
         <w:rPr>
@@ -23344,18 +22934,7 @@
           <w:color w:val="000000"/>
           <w:shd w:val="clear" w:color="auto" w:fill="F8F8FA"/>
         </w:rPr>
-        <w:t>:hover</w:t>
-      </w:r>
-      <w:proofErr w:type="gramEnd"/>
-      <w:r>
-        <w:rPr>
-          <w:rStyle w:val="VerbatimChar"/>
-          <w:rFonts w:ascii="inter" w:eastAsia="inter" w:hAnsi="inter" w:cs="inter"/>
-          <w:b/>
-          <w:color w:val="000000"/>
-          <w:shd w:val="clear" w:color="auto" w:fill="F8F8FA"/>
-        </w:rPr>
-        <w:t xml:space="preserve"> </w:t>
+        <w:t xml:space="preserve">:hover </w:t>
       </w:r>
       <w:proofErr w:type="spellStart"/>
       <w:r>
@@ -26858,12 +26437,22 @@
         </w:numPr>
         <w:spacing w:before="105" w:after="105" w:line="360" w:lineRule="auto"/>
       </w:pPr>
-      <w:r>
-        <w:rPr>
-          <w:rFonts w:ascii="inter" w:eastAsia="inter" w:hAnsi="inter" w:cs="inter"/>
-          <w:color w:val="000000"/>
-        </w:rPr>
-        <w:t>________________________________</w:t>
+      <w:proofErr w:type="spellStart"/>
+      <w:r>
+        <w:rPr>
+          <w:rFonts w:ascii="inter" w:eastAsia="inter" w:hAnsi="inter" w:cs="inter"/>
+          <w:color w:val="000000"/>
+        </w:rPr>
+        <w:t>Href</w:t>
+      </w:r>
+      <w:proofErr w:type="spellEnd"/>
+      <w:r>
+        <w:rPr>
+          <w:rFonts w:ascii="inter" w:eastAsia="inter" w:hAnsi="inter" w:cs="inter"/>
+          <w:color w:val="000000"/>
+          <w:lang w:val="vi-VN"/>
+        </w:rPr>
+        <w:t>=’#’ để chuyển tới đầu trang</w:t>
       </w:r>
     </w:p>
     <w:p>
@@ -26874,12 +26463,22 @@
         </w:numPr>
         <w:spacing w:before="105" w:after="105" w:line="360" w:lineRule="auto"/>
       </w:pPr>
-      <w:r>
-        <w:rPr>
-          <w:rFonts w:ascii="inter" w:eastAsia="inter" w:hAnsi="inter" w:cs="inter"/>
-          <w:color w:val="000000"/>
-        </w:rPr>
-        <w:t>________________________________</w:t>
+      <w:proofErr w:type="spellStart"/>
+      <w:r>
+        <w:rPr>
+          <w:rFonts w:ascii="inter" w:eastAsia="inter" w:hAnsi="inter" w:cs="inter"/>
+          <w:color w:val="000000"/>
+        </w:rPr>
+        <w:t>Cách</w:t>
+      </w:r>
+      <w:proofErr w:type="spellEnd"/>
+      <w:r>
+        <w:rPr>
+          <w:rFonts w:ascii="inter" w:eastAsia="inter" w:hAnsi="inter" w:cs="inter"/>
+          <w:color w:val="000000"/>
+          <w:lang w:val="vi-VN"/>
+        </w:rPr>
+        <w:t xml:space="preserve"> dùng của position</w:t>
       </w:r>
     </w:p>
     <w:p>
@@ -26890,12 +26489,22 @@
         </w:numPr>
         <w:spacing w:before="105" w:after="105" w:line="360" w:lineRule="auto"/>
       </w:pPr>
-      <w:r>
-        <w:rPr>
-          <w:rFonts w:ascii="inter" w:eastAsia="inter" w:hAnsi="inter" w:cs="inter"/>
-          <w:color w:val="000000"/>
-        </w:rPr>
-        <w:t>________________________________</w:t>
+      <w:proofErr w:type="spellStart"/>
+      <w:r>
+        <w:rPr>
+          <w:rFonts w:ascii="inter" w:eastAsia="inter" w:hAnsi="inter" w:cs="inter"/>
+          <w:color w:val="000000"/>
+        </w:rPr>
+        <w:t>Hiểu</w:t>
+      </w:r>
+      <w:proofErr w:type="spellEnd"/>
+      <w:r>
+        <w:rPr>
+          <w:rFonts w:ascii="inter" w:eastAsia="inter" w:hAnsi="inter" w:cs="inter"/>
+          <w:color w:val="000000"/>
+          <w:lang w:val="vi-VN"/>
+        </w:rPr>
+        <w:t xml:space="preserve"> cách căn vị trí</w:t>
       </w:r>
     </w:p>
     <w:p>
@@ -27138,13 +26747,32 @@
     <w:p>
       <w:pPr>
         <w:spacing w:after="210" w:line="360" w:lineRule="auto"/>
+        <w:rPr>
+          <w:lang w:val="vi-VN"/>
+        </w:rPr>
       </w:pPr>
       <w:r>
         <w:rPr>
           <w:rFonts w:ascii="inter" w:eastAsia="inter" w:hAnsi="inter" w:cs="inter"/>
           <w:color w:val="000000"/>
         </w:rPr>
-        <w:t>________________________________</w:t>
+        <w:t>Học</w:t>
+      </w:r>
+      <w:r>
+        <w:rPr>
+          <w:rFonts w:ascii="inter" w:eastAsia="inter" w:hAnsi="inter" w:cs="inter"/>
+          <w:color w:val="000000"/>
+          <w:lang w:val="vi-VN"/>
+        </w:rPr>
+        <w:t xml:space="preserve"> </w:t>
+      </w:r>
+      <w:r>
+        <w:rPr>
+          <w:rFonts w:ascii="inter" w:eastAsia="inter" w:hAnsi="inter" w:cs="inter"/>
+          <w:color w:val="000000"/>
+          <w:lang w:val="vi-VN"/>
+        </w:rPr>
+        <w:t>Data Science</w:t>
       </w:r>
     </w:p>
     <w:p>
@@ -27265,6 +26893,9 @@
     <w:p>
       <w:pPr>
         <w:spacing w:after="210" w:line="360" w:lineRule="auto"/>
+        <w:rPr>
+          <w:lang w:val="vi-VN"/>
+        </w:rPr>
       </w:pPr>
       <w:proofErr w:type="spellStart"/>
       <w:r>
@@ -27323,9 +26954,26 @@
       <w:r>
         <w:rPr>
           <w:rFonts w:ascii="inter" w:eastAsia="inter" w:hAnsi="inter" w:cs="inter"/>
-          <w:color w:val="000000"/>
-        </w:rPr>
-        <w:t xml:space="preserve"> __________________________________</w:t>
+          <w:b/>
+          <w:color w:val="000000"/>
+          <w:lang w:val="vi-VN"/>
+        </w:rPr>
+        <w:t xml:space="preserve"> </w:t>
+      </w:r>
+      <w:r>
+        <w:rPr>
+          <w:rFonts w:ascii="inter" w:eastAsia="inter" w:hAnsi="inter" w:cs="inter"/>
+          <w:color w:val="000000"/>
+        </w:rPr>
+        <w:t>4</w:t>
+      </w:r>
+      <w:r>
+        <w:rPr>
+          <w:rFonts w:ascii="inter" w:eastAsia="inter" w:hAnsi="inter" w:cs="inter"/>
+          <w:color w:val="000000"/>
+          <w:lang w:val="vi-VN"/>
+        </w:rPr>
+        <w:t>/3/2026</w:t>
       </w:r>
     </w:p>
     <w:p>
@@ -27409,7 +27057,14 @@
           <w:rFonts w:ascii="inter" w:eastAsia="inter" w:hAnsi="inter" w:cs="inter"/>
           <w:color w:val="000000"/>
         </w:rPr>
-        <w:t xml:space="preserve"> __________________________________</w:t>
+        <w:t xml:space="preserve"> </w:t>
+      </w:r>
+      <w:r>
+        <w:rPr>
+          <w:rFonts w:ascii="inter" w:eastAsia="inter" w:hAnsi="inter" w:cs="inter"/>
+          <w:color w:val="000000"/>
+        </w:rPr>
+        <w:t>Tài</w:t>
       </w:r>
     </w:p>
     <w:p>
